--- a/Структура (РПД).docx
+++ b/Структура (РПД).docx
@@ -1,6 +1,6 @@
 
 <file path=word/document.xml><?xml version="1.0" encoding="utf-8"?>
-<w:document xmlns:wpc="http://schemas.microsoft.com/office/word/2010/wordprocessingCanvas" xmlns:cx="http://schemas.microsoft.com/office/drawing/2014/chartex" xmlns:cx1="http://schemas.microsoft.com/office/drawing/2015/9/8/chartex" xmlns:cx2="http://schemas.microsoft.com/office/drawing/2015/10/21/chartex" xmlns:cx3="http://schemas.microsoft.com/office/drawing/2016/5/9/chartex" xmlns:cx4="http://schemas.microsoft.com/office/drawing/2016/5/10/chartex" xmlns:cx5="http://schemas.microsoft.com/office/drawing/2016/5/11/chartex" xmlns:cx6="http://schemas.microsoft.com/office/drawing/2016/5/12/chartex" xmlns:cx7="http://schemas.microsoft.com/office/drawing/2016/5/13/chartex" xmlns:cx8="http://schemas.microsoft.com/office/drawing/2016/5/14/chartex" xmlns:mc="http://schemas.openxmlformats.org/markup-compatibility/2006" xmlns:aink="http://schemas.microsoft.com/office/drawing/2016/ink" xmlns:am3d="http://schemas.microsoft.com/office/drawing/2017/model3d" xmlns:o="urn:schemas-microsoft-com:office:office" xmlns:r="http://schemas.openxmlformats.org/officeDocument/2006/relationships" xmlns:m="http://schemas.openxmlformats.org/officeDocument/2006/math" xmlns:v="urn:schemas-microsoft-com:vml" xmlns:wp14="http://schemas.microsoft.com/office/word/2010/wordprocessingDrawing" xmlns:wp="http://schemas.openxmlformats.org/drawingml/2006/wordprocessingDrawing" xmlns:w10="urn:schemas-microsoft-com:office:word" xmlns:w="http://schemas.openxmlformats.org/wordprocessingml/2006/main" xmlns:w14="http://schemas.microsoft.com/office/word/2010/wordml" xmlns:w15="http://schemas.microsoft.com/office/word/2012/wordml" xmlns:w16cex="http://schemas.microsoft.com/office/word/2018/wordml/cex" xmlns:w16cid="http://schemas.microsoft.com/office/word/2016/wordml/cid" xmlns:w16="http://schemas.microsoft.com/office/word/2018/wordml" xmlns:w16sdtdh="http://schemas.microsoft.com/office/word/2020/wordml/sdtdatahash" xmlns:w16se="http://schemas.microsoft.com/office/word/2015/wordml/symex" xmlns:wpg="http://schemas.microsoft.com/office/word/2010/wordprocessingGroup" xmlns:wpi="http://schemas.microsoft.com/office/word/2010/wordprocessingInk" xmlns:wne="http://schemas.microsoft.com/office/word/2006/wordml" xmlns:wps="http://schemas.microsoft.com/office/word/2010/wordprocessingShape" mc:Ignorable="w14 w15 w16se w16cid w16 w16cex w16sdtdh wp14">
+<w:document xmlns:wpc="http://schemas.microsoft.com/office/word/2010/wordprocessingCanvas" xmlns:cx="http://schemas.microsoft.com/office/drawing/2014/chartex" xmlns:cx1="http://schemas.microsoft.com/office/drawing/2015/9/8/chartex" xmlns:cx2="http://schemas.microsoft.com/office/drawing/2015/10/21/chartex" xmlns:cx3="http://schemas.microsoft.com/office/drawing/2016/5/9/chartex" xmlns:cx4="http://schemas.microsoft.com/office/drawing/2016/5/10/chartex" xmlns:cx5="http://schemas.microsoft.com/office/drawing/2016/5/11/chartex" xmlns:cx6="http://schemas.microsoft.com/office/drawing/2016/5/12/chartex" xmlns:cx7="http://schemas.microsoft.com/office/drawing/2016/5/13/chartex" xmlns:cx8="http://schemas.microsoft.com/office/drawing/2016/5/14/chartex" xmlns:mc="http://schemas.openxmlformats.org/markup-compatibility/2006" xmlns:aink="http://schemas.microsoft.com/office/drawing/2016/ink" xmlns:am3d="http://schemas.microsoft.com/office/drawing/2017/model3d" xmlns:o="urn:schemas-microsoft-com:office:office" xmlns:oel="http://schemas.microsoft.com/office/2019/extlst" xmlns:r="http://schemas.openxmlformats.org/officeDocument/2006/relationships" xmlns:m="http://schemas.openxmlformats.org/officeDocument/2006/math" xmlns:v="urn:schemas-microsoft-com:vml" xmlns:wp14="http://schemas.microsoft.com/office/word/2010/wordprocessingDrawing" xmlns:wp="http://schemas.openxmlformats.org/drawingml/2006/wordprocessingDrawing" xmlns:w10="urn:schemas-microsoft-com:office:word" xmlns:w="http://schemas.openxmlformats.org/wordprocessingml/2006/main" xmlns:w14="http://schemas.microsoft.com/office/word/2010/wordml" xmlns:w15="http://schemas.microsoft.com/office/word/2012/wordml" xmlns:w16cex="http://schemas.microsoft.com/office/word/2018/wordml/cex" xmlns:w16cid="http://schemas.microsoft.com/office/word/2016/wordml/cid" xmlns:w16="http://schemas.microsoft.com/office/word/2018/wordml" xmlns:w16du="http://schemas.microsoft.com/office/word/2023/wordml/word16du" xmlns:w16sdtdh="http://schemas.microsoft.com/office/word/2020/wordml/sdtdatahash" xmlns:w16sdtfl="http://schemas.microsoft.com/office/word/2024/wordml/sdtformatlock" xmlns:w16se="http://schemas.microsoft.com/office/word/2015/wordml/symex" xmlns:wpg="http://schemas.microsoft.com/office/word/2010/wordprocessingGroup" xmlns:wpi="http://schemas.microsoft.com/office/word/2010/wordprocessingInk" xmlns:wne="http://schemas.microsoft.com/office/word/2006/wordml" xmlns:wps="http://schemas.microsoft.com/office/word/2010/wordprocessingShape" mc:Ignorable="w14 w15 w16se w16cid w16 w16cex w16sdtdh w16sdtfl w16du wp14">
   <w:body>
     <w:p>
       <w:pPr>
@@ -1216,6 +1216,7 @@
         <w:tblStyle w:val="a3"/>
         <w:tblW w:w="14853" w:type="dxa"/>
         <w:jc w:val="center"/>
+        <w:tblLayout w:type="fixed"/>
         <w:tblLook w:val="04A0" w:firstRow="1" w:lastRow="0" w:firstColumn="1" w:lastColumn="0" w:noHBand="0" w:noVBand="1"/>
       </w:tblPr>
       <w:tblGrid>
@@ -1235,6 +1236,12 @@
         <w:tc>
           <w:tcPr>
             <w:tcW w:w="2123" w:type="dxa"/>
+            <w:tcMar>
+              <w:top w:w="70" w:type="dxa"/>
+              <w:left w:w="80" w:type="dxa"/>
+              <w:bottom w:w="70" w:type="dxa"/>
+              <w:right w:w="80" w:type="dxa"/>
+            </w:tcMar>
             <w:vAlign w:val="center"/>
           </w:tcPr>
           <w:p>
@@ -1263,6 +1270,12 @@
         <w:tc>
           <w:tcPr>
             <w:tcW w:w="7099" w:type="dxa"/>
+            <w:tcMar>
+              <w:top w:w="70" w:type="dxa"/>
+              <w:left w:w="80" w:type="dxa"/>
+              <w:bottom w:w="70" w:type="dxa"/>
+              <w:right w:w="80" w:type="dxa"/>
+            </w:tcMar>
             <w:vAlign w:val="center"/>
           </w:tcPr>
           <w:p>
@@ -1291,6 +1304,12 @@
         <w:tc>
           <w:tcPr>
             <w:tcW w:w="1104" w:type="dxa"/>
+            <w:tcMar>
+              <w:top w:w="70" w:type="dxa"/>
+              <w:left w:w="80" w:type="dxa"/>
+              <w:bottom w:w="70" w:type="dxa"/>
+              <w:right w:w="80" w:type="dxa"/>
+            </w:tcMar>
             <w:vAlign w:val="center"/>
           </w:tcPr>
           <w:p>
@@ -1319,6 +1338,12 @@
         <w:tc>
           <w:tcPr>
             <w:tcW w:w="864" w:type="dxa"/>
+            <w:tcMar>
+              <w:top w:w="70" w:type="dxa"/>
+              <w:left w:w="80" w:type="dxa"/>
+              <w:bottom w:w="70" w:type="dxa"/>
+              <w:right w:w="80" w:type="dxa"/>
+            </w:tcMar>
             <w:vAlign w:val="center"/>
           </w:tcPr>
           <w:p>
@@ -1369,6 +1394,12 @@
         <w:tc>
           <w:tcPr>
             <w:tcW w:w="1443" w:type="dxa"/>
+            <w:tcMar>
+              <w:top w:w="70" w:type="dxa"/>
+              <w:left w:w="80" w:type="dxa"/>
+              <w:bottom w:w="70" w:type="dxa"/>
+              <w:right w:w="80" w:type="dxa"/>
+            </w:tcMar>
             <w:vAlign w:val="center"/>
           </w:tcPr>
           <w:p>
@@ -1397,6 +1428,12 @@
         <w:tc>
           <w:tcPr>
             <w:tcW w:w="1228" w:type="dxa"/>
+            <w:tcMar>
+              <w:top w:w="70" w:type="dxa"/>
+              <w:left w:w="80" w:type="dxa"/>
+              <w:bottom w:w="70" w:type="dxa"/>
+              <w:right w:w="80" w:type="dxa"/>
+            </w:tcMar>
             <w:vAlign w:val="center"/>
           </w:tcPr>
           <w:p>
@@ -1425,6 +1462,12 @@
         <w:tc>
           <w:tcPr>
             <w:tcW w:w="992" w:type="dxa"/>
+            <w:tcMar>
+              <w:top w:w="70" w:type="dxa"/>
+              <w:left w:w="80" w:type="dxa"/>
+              <w:bottom w:w="70" w:type="dxa"/>
+              <w:right w:w="80" w:type="dxa"/>
+            </w:tcMar>
             <w:vAlign w:val="center"/>
           </w:tcPr>
           <w:p>
@@ -1457,9 +1500,15 @@
         </w:trPr>
         <w:tc>
           <w:tcPr>
-            <w:tcW w:w="9222" w:type="dxa"/>
+            <w:tcW w:w="7099" w:type="dxa"/>
             <w:gridSpan w:val="2"/>
             <w:shd w:val="clear" w:color="auto" w:fill="D9D9D9" w:themeFill="background1" w:themeFillShade="D9"/>
+            <w:tcMar>
+              <w:top w:w="70" w:type="dxa"/>
+              <w:left w:w="80" w:type="dxa"/>
+              <w:bottom w:w="70" w:type="dxa"/>
+              <w:right w:w="80" w:type="dxa"/>
+            </w:tcMar>
             <w:vAlign w:val="center"/>
           </w:tcPr>
           <w:p>
@@ -1484,6 +1533,12 @@
           <w:tcPr>
             <w:tcW w:w="1104" w:type="dxa"/>
             <w:shd w:val="clear" w:color="auto" w:fill="D9D9D9" w:themeFill="background1" w:themeFillShade="D9"/>
+            <w:tcMar>
+              <w:top w:w="70" w:type="dxa"/>
+              <w:left w:w="80" w:type="dxa"/>
+              <w:bottom w:w="70" w:type="dxa"/>
+              <w:right w:w="80" w:type="dxa"/>
+            </w:tcMar>
           </w:tcPr>
           <w:p>
             <w:pPr>
@@ -1500,6 +1555,12 @@
           <w:tcPr>
             <w:tcW w:w="864" w:type="dxa"/>
             <w:shd w:val="clear" w:color="auto" w:fill="D9D9D9" w:themeFill="background1" w:themeFillShade="D9"/>
+            <w:tcMar>
+              <w:top w:w="70" w:type="dxa"/>
+              <w:left w:w="80" w:type="dxa"/>
+              <w:bottom w:w="70" w:type="dxa"/>
+              <w:right w:w="80" w:type="dxa"/>
+            </w:tcMar>
           </w:tcPr>
           <w:p>
             <w:pPr>
@@ -1524,23 +1585,38 @@
           <w:tcPr>
             <w:tcW w:w="1443" w:type="dxa"/>
             <w:shd w:val="clear" w:color="auto" w:fill="D9D9D9" w:themeFill="background1" w:themeFillShade="D9"/>
-          </w:tcPr>
-          <w:p>
-            <w:pPr>
-              <w:jc w:val="center"/>
-              <w:rPr>
-                <w:rFonts w:ascii="Times New Roman" w:hAnsi="Times New Roman" w:cs="Times New Roman"/>
-                <w:sz w:val="18"/>
-                <w:szCs w:val="18"/>
-              </w:rPr>
-            </w:pPr>
-            <w:r>
-              <w:rPr>
-                <w:rFonts w:ascii="Times New Roman" w:hAnsi="Times New Roman" w:cs="Times New Roman"/>
-                <w:sz w:val="18"/>
-                <w:szCs w:val="18"/>
+            <w:tcMar>
+              <w:top w:w="70" w:type="dxa"/>
+              <w:left w:w="80" w:type="dxa"/>
+              <w:bottom w:w="70" w:type="dxa"/>
+              <w:right w:w="80" w:type="dxa"/>
+            </w:tcMar>
+            <w:vAlign w:val="center"/>
+          </w:tcPr>
+          <w:p>
+            <w:pPr>
+              <w:jc w:val="center"/>
+            </w:pPr>
+            <w:r>
+              <w:rPr>
+                <w:rFonts w:ascii="Times New Roman" w:eastAsia="Times New Roman" w:hAnsi="Times New Roman"/>
+                <w:color w:val="1F2937"/>
+                <w:sz w:val="18"/>
               </w:rPr>
               <w:t>PL-2</w:t>
+            </w:r>
+          </w:p>
+          <w:p>
+            <w:pPr>
+              <w:jc w:val="center"/>
+            </w:pPr>
+            <w:r>
+              <w:rPr>
+                <w:rFonts w:ascii="Times New Roman" w:eastAsia="Times New Roman" w:hAnsi="Times New Roman"/>
+                <w:color w:val="1F2937"/>
+                <w:sz w:val="18"/>
+              </w:rPr>
+              <w:t>LLM-5</w:t>
             </w:r>
           </w:p>
         </w:tc>
@@ -1548,23 +1624,38 @@
           <w:tcPr>
             <w:tcW w:w="1228" w:type="dxa"/>
             <w:shd w:val="clear" w:color="auto" w:fill="D9D9D9" w:themeFill="background1" w:themeFillShade="D9"/>
-          </w:tcPr>
-          <w:p>
-            <w:pPr>
-              <w:jc w:val="center"/>
-              <w:rPr>
-                <w:rFonts w:ascii="Times New Roman" w:hAnsi="Times New Roman" w:cs="Times New Roman"/>
-                <w:sz w:val="18"/>
-                <w:szCs w:val="18"/>
-              </w:rPr>
-            </w:pPr>
-            <w:r>
-              <w:rPr>
-                <w:rFonts w:ascii="Times New Roman" w:hAnsi="Times New Roman" w:cs="Times New Roman"/>
-                <w:sz w:val="18"/>
-                <w:szCs w:val="18"/>
+            <w:tcMar>
+              <w:top w:w="70" w:type="dxa"/>
+              <w:left w:w="80" w:type="dxa"/>
+              <w:bottom w:w="70" w:type="dxa"/>
+              <w:right w:w="80" w:type="dxa"/>
+            </w:tcMar>
+            <w:vAlign w:val="center"/>
+          </w:tcPr>
+          <w:p>
+            <w:pPr>
+              <w:jc w:val="center"/>
+            </w:pPr>
+            <w:r>
+              <w:rPr>
+                <w:rFonts w:ascii="Times New Roman" w:eastAsia="Times New Roman" w:hAnsi="Times New Roman"/>
+                <w:color w:val="1F2937"/>
+                <w:sz w:val="18"/>
               </w:rPr>
               <w:t>PL-2.1.</w:t>
+            </w:r>
+          </w:p>
+          <w:p>
+            <w:pPr>
+              <w:jc w:val="center"/>
+            </w:pPr>
+            <w:r>
+              <w:rPr>
+                <w:rFonts w:ascii="Times New Roman" w:eastAsia="Times New Roman" w:hAnsi="Times New Roman"/>
+                <w:color w:val="1F2937"/>
+                <w:sz w:val="18"/>
+              </w:rPr>
+              <w:t>LLM-5.1</w:t>
             </w:r>
           </w:p>
         </w:tc>
@@ -1572,21 +1663,36 @@
           <w:tcPr>
             <w:tcW w:w="992" w:type="dxa"/>
             <w:shd w:val="clear" w:color="auto" w:fill="D9D9D9" w:themeFill="background1" w:themeFillShade="D9"/>
-          </w:tcPr>
-          <w:p>
-            <w:pPr>
-              <w:jc w:val="center"/>
-              <w:rPr>
-                <w:rFonts w:ascii="Times New Roman" w:hAnsi="Times New Roman" w:cs="Times New Roman"/>
-                <w:sz w:val="18"/>
-                <w:szCs w:val="18"/>
-              </w:rPr>
-            </w:pPr>
-            <w:r>
-              <w:rPr>
-                <w:rFonts w:ascii="Times New Roman" w:hAnsi="Times New Roman" w:cs="Times New Roman"/>
-                <w:sz w:val="18"/>
-                <w:szCs w:val="18"/>
+            <w:tcMar>
+              <w:top w:w="70" w:type="dxa"/>
+              <w:left w:w="80" w:type="dxa"/>
+              <w:bottom w:w="70" w:type="dxa"/>
+              <w:right w:w="80" w:type="dxa"/>
+            </w:tcMar>
+            <w:vAlign w:val="center"/>
+          </w:tcPr>
+          <w:p>
+            <w:pPr>
+              <w:jc w:val="center"/>
+            </w:pPr>
+            <w:r>
+              <w:rPr>
+                <w:rFonts w:ascii="Times New Roman" w:eastAsia="Times New Roman" w:hAnsi="Times New Roman"/>
+                <w:color w:val="1F2937"/>
+                <w:sz w:val="18"/>
+              </w:rPr>
+              <w:t>Б</w:t>
+            </w:r>
+          </w:p>
+          <w:p>
+            <w:pPr>
+              <w:jc w:val="center"/>
+            </w:pPr>
+            <w:r>
+              <w:rPr>
+                <w:rFonts w:ascii="Times New Roman" w:eastAsia="Times New Roman" w:hAnsi="Times New Roman"/>
+                <w:color w:val="1F2937"/>
+                <w:sz w:val="18"/>
               </w:rPr>
               <w:t>Б</w:t>
             </w:r>
@@ -1600,6 +1706,12 @@
         <w:tc>
           <w:tcPr>
             <w:tcW w:w="2123" w:type="dxa"/>
+            <w:tcMar>
+              <w:top w:w="70" w:type="dxa"/>
+              <w:left w:w="80" w:type="dxa"/>
+              <w:bottom w:w="70" w:type="dxa"/>
+              <w:right w:w="80" w:type="dxa"/>
+            </w:tcMar>
           </w:tcPr>
           <w:p>
             <w:pPr>
@@ -1631,6 +1743,12 @@
         <w:tc>
           <w:tcPr>
             <w:tcW w:w="7099" w:type="dxa"/>
+            <w:tcMar>
+              <w:top w:w="70" w:type="dxa"/>
+              <w:left w:w="80" w:type="dxa"/>
+              <w:bottom w:w="70" w:type="dxa"/>
+              <w:right w:w="80" w:type="dxa"/>
+            </w:tcMar>
           </w:tcPr>
           <w:p>
             <w:pPr>
@@ -1804,6 +1922,7 @@
                 <w:szCs w:val="18"/>
                 <w:lang w:val="en-US"/>
               </w:rPr>
+              <w:lastRenderedPageBreak/>
               <w:t xml:space="preserve">- </w:t>
             </w:r>
             <w:r>
@@ -1976,6 +2095,12 @@
         <w:tc>
           <w:tcPr>
             <w:tcW w:w="1104" w:type="dxa"/>
+            <w:tcMar>
+              <w:top w:w="70" w:type="dxa"/>
+              <w:left w:w="80" w:type="dxa"/>
+              <w:bottom w:w="70" w:type="dxa"/>
+              <w:right w:w="80" w:type="dxa"/>
+            </w:tcMar>
           </w:tcPr>
           <w:p>
             <w:pPr>
@@ -2000,6 +2125,12 @@
         <w:tc>
           <w:tcPr>
             <w:tcW w:w="864" w:type="dxa"/>
+            <w:tcMar>
+              <w:top w:w="70" w:type="dxa"/>
+              <w:left w:w="80" w:type="dxa"/>
+              <w:bottom w:w="70" w:type="dxa"/>
+              <w:right w:w="80" w:type="dxa"/>
+            </w:tcMar>
           </w:tcPr>
           <w:p>
             <w:pPr>
@@ -2023,6 +2154,12 @@
         <w:tc>
           <w:tcPr>
             <w:tcW w:w="1443" w:type="dxa"/>
+            <w:tcMar>
+              <w:top w:w="70" w:type="dxa"/>
+              <w:left w:w="80" w:type="dxa"/>
+              <w:bottom w:w="70" w:type="dxa"/>
+              <w:right w:w="80" w:type="dxa"/>
+            </w:tcMar>
           </w:tcPr>
           <w:p>
             <w:pPr>
@@ -2054,6 +2191,12 @@
         <w:tc>
           <w:tcPr>
             <w:tcW w:w="1228" w:type="dxa"/>
+            <w:tcMar>
+              <w:top w:w="70" w:type="dxa"/>
+              <w:left w:w="80" w:type="dxa"/>
+              <w:bottom w:w="70" w:type="dxa"/>
+              <w:right w:w="80" w:type="dxa"/>
+            </w:tcMar>
           </w:tcPr>
           <w:p>
             <w:pPr>
@@ -2079,6 +2222,12 @@
         <w:tc>
           <w:tcPr>
             <w:tcW w:w="992" w:type="dxa"/>
+            <w:tcMar>
+              <w:top w:w="70" w:type="dxa"/>
+              <w:left w:w="80" w:type="dxa"/>
+              <w:bottom w:w="70" w:type="dxa"/>
+              <w:right w:w="80" w:type="dxa"/>
+            </w:tcMar>
           </w:tcPr>
           <w:p>
             <w:pPr>
@@ -2108,6 +2257,12 @@
         <w:tc>
           <w:tcPr>
             <w:tcW w:w="2123" w:type="dxa"/>
+            <w:tcMar>
+              <w:top w:w="70" w:type="dxa"/>
+              <w:left w:w="80" w:type="dxa"/>
+              <w:bottom w:w="70" w:type="dxa"/>
+              <w:right w:w="80" w:type="dxa"/>
+            </w:tcMar>
           </w:tcPr>
           <w:p>
             <w:pPr>
@@ -2130,6 +2285,12 @@
         <w:tc>
           <w:tcPr>
             <w:tcW w:w="7099" w:type="dxa"/>
+            <w:tcMar>
+              <w:top w:w="70" w:type="dxa"/>
+              <w:left w:w="80" w:type="dxa"/>
+              <w:bottom w:w="70" w:type="dxa"/>
+              <w:right w:w="80" w:type="dxa"/>
+            </w:tcMar>
           </w:tcPr>
           <w:p>
             <w:pPr>
@@ -2401,7 +2562,25 @@
                 <w:sz w:val="18"/>
                 <w:szCs w:val="18"/>
               </w:rPr>
-              <w:t>), возвращающий строку вида «"Война и мир" — Толстой Л.Н. (1869)».</w:t>
+              <w:t xml:space="preserve">), возвращающий строку вида «"Война и мир" — Толстой </w:t>
+            </w:r>
+            <w:proofErr w:type="gramStart"/>
+            <w:r>
+              <w:rPr>
+                <w:rFonts w:ascii="Times New Roman" w:hAnsi="Times New Roman" w:cs="Times New Roman"/>
+                <w:sz w:val="18"/>
+                <w:szCs w:val="18"/>
+              </w:rPr>
+              <w:t>Л.Н.</w:t>
+            </w:r>
+            <w:proofErr w:type="gramEnd"/>
+            <w:r>
+              <w:rPr>
+                <w:rFonts w:ascii="Times New Roman" w:hAnsi="Times New Roman" w:cs="Times New Roman"/>
+                <w:sz w:val="18"/>
+                <w:szCs w:val="18"/>
+              </w:rPr>
+              <w:t xml:space="preserve"> (1869)».</w:t>
             </w:r>
           </w:p>
           <w:p>
@@ -2458,10 +2637,29 @@
               </w:rPr>
             </w:pPr>
           </w:p>
+          <w:p>
+            <w:pPr>
+              <w:spacing w:before="40"/>
+            </w:pPr>
+            <w:r>
+              <w:rPr>
+                <w:rFonts w:ascii="Times New Roman" w:eastAsia="Times New Roman" w:hAnsi="Times New Roman"/>
+                <w:color w:val="000000"/>
+                <w:sz w:val="18"/>
+              </w:rPr>
+              <w:t>5. Работа с ИИ: после самостоятельной реализации класса Book с помощью ИИ-ассистента подготовить черновик README.md с кратким описанием проекта, используемой версией Java и инструкцией по запуску. Проверить и при необходимости исправить инструкцию. Код класса Book выполнить самостоятельно.</w:t>
+            </w:r>
+          </w:p>
         </w:tc>
         <w:tc>
           <w:tcPr>
             <w:tcW w:w="1104" w:type="dxa"/>
+            <w:tcMar>
+              <w:top w:w="70" w:type="dxa"/>
+              <w:left w:w="80" w:type="dxa"/>
+              <w:bottom w:w="70" w:type="dxa"/>
+              <w:right w:w="80" w:type="dxa"/>
+            </w:tcMar>
           </w:tcPr>
           <w:p>
             <w:pPr>
@@ -2485,6 +2683,12 @@
         <w:tc>
           <w:tcPr>
             <w:tcW w:w="864" w:type="dxa"/>
+            <w:tcMar>
+              <w:top w:w="70" w:type="dxa"/>
+              <w:left w:w="80" w:type="dxa"/>
+              <w:bottom w:w="70" w:type="dxa"/>
+              <w:right w:w="80" w:type="dxa"/>
+            </w:tcMar>
           </w:tcPr>
           <w:p>
             <w:pPr>
@@ -2508,79 +2712,112 @@
         <w:tc>
           <w:tcPr>
             <w:tcW w:w="1443" w:type="dxa"/>
-          </w:tcPr>
-          <w:p>
-            <w:pPr>
-              <w:jc w:val="center"/>
-              <w:rPr>
-                <w:rFonts w:ascii="Times New Roman" w:hAnsi="Times New Roman" w:cs="Times New Roman"/>
-                <w:sz w:val="18"/>
-                <w:szCs w:val="18"/>
-              </w:rPr>
-            </w:pPr>
-            <w:r>
-              <w:rPr>
-                <w:rFonts w:ascii="Times New Roman" w:hAnsi="Times New Roman" w:cs="Times New Roman"/>
-                <w:sz w:val="18"/>
-                <w:szCs w:val="18"/>
-              </w:rPr>
-              <w:t>PL-</w:t>
-            </w:r>
-            <w:r>
-              <w:rPr>
-                <w:rFonts w:ascii="Times New Roman" w:hAnsi="Times New Roman" w:cs="Times New Roman"/>
-                <w:sz w:val="18"/>
-                <w:szCs w:val="18"/>
-              </w:rPr>
-              <w:t>2</w:t>
+            <w:tcMar>
+              <w:top w:w="70" w:type="dxa"/>
+              <w:left w:w="80" w:type="dxa"/>
+              <w:bottom w:w="70" w:type="dxa"/>
+              <w:right w:w="80" w:type="dxa"/>
+            </w:tcMar>
+            <w:vAlign w:val="center"/>
+          </w:tcPr>
+          <w:p>
+            <w:pPr>
+              <w:jc w:val="center"/>
+            </w:pPr>
+            <w:r>
+              <w:rPr>
+                <w:rFonts w:ascii="Times New Roman" w:eastAsia="Times New Roman" w:hAnsi="Times New Roman"/>
+                <w:color w:val="1F2937"/>
+                <w:sz w:val="18"/>
+              </w:rPr>
+              <w:t>PL-2</w:t>
+            </w:r>
+          </w:p>
+          <w:p>
+            <w:pPr>
+              <w:jc w:val="center"/>
+            </w:pPr>
+            <w:r>
+              <w:rPr>
+                <w:rFonts w:ascii="Times New Roman" w:eastAsia="Times New Roman" w:hAnsi="Times New Roman"/>
+                <w:color w:val="1F2937"/>
+                <w:sz w:val="18"/>
+              </w:rPr>
+              <w:t>LLM-5</w:t>
             </w:r>
           </w:p>
         </w:tc>
         <w:tc>
           <w:tcPr>
             <w:tcW w:w="1228" w:type="dxa"/>
-          </w:tcPr>
-          <w:p>
-            <w:pPr>
-              <w:jc w:val="center"/>
-              <w:rPr>
-                <w:rFonts w:ascii="Times New Roman" w:eastAsia="Times New Roman" w:hAnsi="Times New Roman" w:cs="Times New Roman"/>
-                <w:color w:val="000000"/>
-                <w:sz w:val="18"/>
-                <w:szCs w:val="18"/>
-                <w:lang w:eastAsia="ru-RU"/>
-              </w:rPr>
-            </w:pPr>
-            <w:r>
-              <w:rPr>
-                <w:rFonts w:ascii="Times New Roman" w:eastAsia="Times New Roman" w:hAnsi="Times New Roman" w:cs="Times New Roman"/>
-                <w:color w:val="000000"/>
-                <w:sz w:val="18"/>
-                <w:szCs w:val="18"/>
-                <w:lang w:eastAsia="ru-RU"/>
+            <w:tcMar>
+              <w:top w:w="70" w:type="dxa"/>
+              <w:left w:w="80" w:type="dxa"/>
+              <w:bottom w:w="70" w:type="dxa"/>
+              <w:right w:w="80" w:type="dxa"/>
+            </w:tcMar>
+            <w:vAlign w:val="center"/>
+          </w:tcPr>
+          <w:p>
+            <w:pPr>
+              <w:jc w:val="center"/>
+            </w:pPr>
+            <w:r>
+              <w:rPr>
+                <w:rFonts w:ascii="Times New Roman" w:eastAsia="Times New Roman" w:hAnsi="Times New Roman"/>
+                <w:color w:val="1F2937"/>
+                <w:sz w:val="18"/>
               </w:rPr>
               <w:t>PL-2.1.</w:t>
             </w:r>
           </w:p>
+          <w:p>
+            <w:pPr>
+              <w:jc w:val="center"/>
+            </w:pPr>
+            <w:r>
+              <w:rPr>
+                <w:rFonts w:ascii="Times New Roman" w:eastAsia="Times New Roman" w:hAnsi="Times New Roman"/>
+                <w:color w:val="1F2937"/>
+                <w:sz w:val="18"/>
+              </w:rPr>
+              <w:t>LLM-5.1</w:t>
+            </w:r>
+          </w:p>
         </w:tc>
         <w:tc>
           <w:tcPr>
             <w:tcW w:w="992" w:type="dxa"/>
-          </w:tcPr>
-          <w:p>
-            <w:pPr>
-              <w:jc w:val="center"/>
-              <w:rPr>
-                <w:rFonts w:ascii="Times New Roman" w:hAnsi="Times New Roman" w:cs="Times New Roman"/>
-                <w:sz w:val="18"/>
-                <w:szCs w:val="18"/>
-              </w:rPr>
-            </w:pPr>
-            <w:r>
-              <w:rPr>
-                <w:rFonts w:ascii="Times New Roman" w:hAnsi="Times New Roman" w:cs="Times New Roman"/>
-                <w:sz w:val="18"/>
-                <w:szCs w:val="18"/>
+            <w:tcMar>
+              <w:top w:w="70" w:type="dxa"/>
+              <w:left w:w="80" w:type="dxa"/>
+              <w:bottom w:w="70" w:type="dxa"/>
+              <w:right w:w="80" w:type="dxa"/>
+            </w:tcMar>
+            <w:vAlign w:val="center"/>
+          </w:tcPr>
+          <w:p>
+            <w:pPr>
+              <w:jc w:val="center"/>
+            </w:pPr>
+            <w:r>
+              <w:rPr>
+                <w:rFonts w:ascii="Times New Roman" w:eastAsia="Times New Roman" w:hAnsi="Times New Roman"/>
+                <w:color w:val="1F2937"/>
+                <w:sz w:val="18"/>
+              </w:rPr>
+              <w:t>Б</w:t>
+            </w:r>
+          </w:p>
+          <w:p>
+            <w:pPr>
+              <w:jc w:val="center"/>
+            </w:pPr>
+            <w:r>
+              <w:rPr>
+                <w:rFonts w:ascii="Times New Roman" w:eastAsia="Times New Roman" w:hAnsi="Times New Roman"/>
+                <w:color w:val="1F2937"/>
+                <w:sz w:val="18"/>
               </w:rPr>
               <w:t>Б</w:t>
             </w:r>
@@ -2594,6 +2831,12 @@
         <w:tc>
           <w:tcPr>
             <w:tcW w:w="2123" w:type="dxa"/>
+            <w:tcMar>
+              <w:top w:w="70" w:type="dxa"/>
+              <w:left w:w="80" w:type="dxa"/>
+              <w:bottom w:w="70" w:type="dxa"/>
+              <w:right w:w="80" w:type="dxa"/>
+            </w:tcMar>
           </w:tcPr>
           <w:p>
             <w:pPr>
@@ -2626,6 +2869,12 @@
         <w:tc>
           <w:tcPr>
             <w:tcW w:w="7099" w:type="dxa"/>
+            <w:tcMar>
+              <w:top w:w="70" w:type="dxa"/>
+              <w:left w:w="80" w:type="dxa"/>
+              <w:bottom w:w="70" w:type="dxa"/>
+              <w:right w:w="80" w:type="dxa"/>
+            </w:tcMar>
           </w:tcPr>
           <w:p>
             <w:pPr>
@@ -3086,10 +3335,29 @@
               <w:t>).</w:t>
             </w:r>
           </w:p>
+          <w:p>
+            <w:pPr>
+              <w:spacing w:before="40"/>
+            </w:pPr>
+            <w:r>
+              <w:rPr>
+                <w:rFonts w:ascii="Times New Roman" w:eastAsia="Times New Roman" w:hAnsi="Times New Roman"/>
+                <w:color w:val="000000"/>
+                <w:sz w:val="18"/>
+              </w:rPr>
+              <w:t>6. Работа с ИИ: после самостоятельной реализации конструкторов и методов с помощью ИИ-ассистента подготовить Javadoc и примеры использования перегруженных конструкторов. Проверить соответствие документации фактическому поведению кода.</w:t>
+            </w:r>
+          </w:p>
         </w:tc>
         <w:tc>
           <w:tcPr>
             <w:tcW w:w="1104" w:type="dxa"/>
+            <w:tcMar>
+              <w:top w:w="70" w:type="dxa"/>
+              <w:left w:w="80" w:type="dxa"/>
+              <w:bottom w:w="70" w:type="dxa"/>
+              <w:right w:w="80" w:type="dxa"/>
+            </w:tcMar>
           </w:tcPr>
           <w:p>
             <w:pPr>
@@ -3113,6 +3381,12 @@
         <w:tc>
           <w:tcPr>
             <w:tcW w:w="864" w:type="dxa"/>
+            <w:tcMar>
+              <w:top w:w="70" w:type="dxa"/>
+              <w:left w:w="80" w:type="dxa"/>
+              <w:bottom w:w="70" w:type="dxa"/>
+              <w:right w:w="80" w:type="dxa"/>
+            </w:tcMar>
           </w:tcPr>
           <w:p>
             <w:pPr>
@@ -3136,79 +3410,112 @@
         <w:tc>
           <w:tcPr>
             <w:tcW w:w="1443" w:type="dxa"/>
-          </w:tcPr>
-          <w:p>
-            <w:pPr>
-              <w:jc w:val="center"/>
-              <w:rPr>
-                <w:rFonts w:ascii="Times New Roman" w:hAnsi="Times New Roman" w:cs="Times New Roman"/>
-                <w:sz w:val="18"/>
-                <w:szCs w:val="18"/>
-              </w:rPr>
-            </w:pPr>
-            <w:r>
-              <w:rPr>
-                <w:rFonts w:ascii="Times New Roman" w:hAnsi="Times New Roman" w:cs="Times New Roman"/>
-                <w:sz w:val="18"/>
-                <w:szCs w:val="18"/>
-              </w:rPr>
-              <w:t>PL-</w:t>
-            </w:r>
-            <w:r>
-              <w:rPr>
-                <w:rFonts w:ascii="Times New Roman" w:hAnsi="Times New Roman" w:cs="Times New Roman"/>
-                <w:sz w:val="18"/>
-                <w:szCs w:val="18"/>
-              </w:rPr>
-              <w:t>2</w:t>
+            <w:tcMar>
+              <w:top w:w="70" w:type="dxa"/>
+              <w:left w:w="80" w:type="dxa"/>
+              <w:bottom w:w="70" w:type="dxa"/>
+              <w:right w:w="80" w:type="dxa"/>
+            </w:tcMar>
+            <w:vAlign w:val="center"/>
+          </w:tcPr>
+          <w:p>
+            <w:pPr>
+              <w:jc w:val="center"/>
+            </w:pPr>
+            <w:r>
+              <w:rPr>
+                <w:rFonts w:ascii="Times New Roman" w:eastAsia="Times New Roman" w:hAnsi="Times New Roman"/>
+                <w:color w:val="1F2937"/>
+                <w:sz w:val="18"/>
+              </w:rPr>
+              <w:t>PL-2</w:t>
+            </w:r>
+          </w:p>
+          <w:p>
+            <w:pPr>
+              <w:jc w:val="center"/>
+            </w:pPr>
+            <w:r>
+              <w:rPr>
+                <w:rFonts w:ascii="Times New Roman" w:eastAsia="Times New Roman" w:hAnsi="Times New Roman"/>
+                <w:color w:val="1F2937"/>
+                <w:sz w:val="18"/>
+              </w:rPr>
+              <w:t>LLM-5</w:t>
             </w:r>
           </w:p>
         </w:tc>
         <w:tc>
           <w:tcPr>
             <w:tcW w:w="1228" w:type="dxa"/>
-          </w:tcPr>
-          <w:p>
-            <w:pPr>
-              <w:jc w:val="center"/>
-              <w:rPr>
-                <w:rFonts w:ascii="Times New Roman" w:eastAsia="Times New Roman" w:hAnsi="Times New Roman" w:cs="Times New Roman"/>
-                <w:color w:val="000000"/>
-                <w:sz w:val="18"/>
-                <w:szCs w:val="18"/>
-                <w:lang w:eastAsia="ru-RU"/>
-              </w:rPr>
-            </w:pPr>
-            <w:r>
-              <w:rPr>
-                <w:rFonts w:ascii="Times New Roman" w:eastAsia="Times New Roman" w:hAnsi="Times New Roman" w:cs="Times New Roman"/>
-                <w:color w:val="000000"/>
-                <w:sz w:val="18"/>
-                <w:szCs w:val="18"/>
-                <w:lang w:eastAsia="ru-RU"/>
+            <w:tcMar>
+              <w:top w:w="70" w:type="dxa"/>
+              <w:left w:w="80" w:type="dxa"/>
+              <w:bottom w:w="70" w:type="dxa"/>
+              <w:right w:w="80" w:type="dxa"/>
+            </w:tcMar>
+            <w:vAlign w:val="center"/>
+          </w:tcPr>
+          <w:p>
+            <w:pPr>
+              <w:jc w:val="center"/>
+            </w:pPr>
+            <w:r>
+              <w:rPr>
+                <w:rFonts w:ascii="Times New Roman" w:eastAsia="Times New Roman" w:hAnsi="Times New Roman"/>
+                <w:color w:val="1F2937"/>
+                <w:sz w:val="18"/>
               </w:rPr>
               <w:t>PL-2.1.</w:t>
             </w:r>
           </w:p>
+          <w:p>
+            <w:pPr>
+              <w:jc w:val="center"/>
+            </w:pPr>
+            <w:r>
+              <w:rPr>
+                <w:rFonts w:ascii="Times New Roman" w:eastAsia="Times New Roman" w:hAnsi="Times New Roman"/>
+                <w:color w:val="1F2937"/>
+                <w:sz w:val="18"/>
+              </w:rPr>
+              <w:t>LLM-5.1</w:t>
+            </w:r>
+          </w:p>
         </w:tc>
         <w:tc>
           <w:tcPr>
             <w:tcW w:w="992" w:type="dxa"/>
-          </w:tcPr>
-          <w:p>
-            <w:pPr>
-              <w:jc w:val="center"/>
-              <w:rPr>
-                <w:rFonts w:ascii="Times New Roman" w:hAnsi="Times New Roman" w:cs="Times New Roman"/>
-                <w:sz w:val="18"/>
-                <w:szCs w:val="18"/>
-              </w:rPr>
-            </w:pPr>
-            <w:r>
-              <w:rPr>
-                <w:rFonts w:ascii="Times New Roman" w:hAnsi="Times New Roman" w:cs="Times New Roman"/>
-                <w:sz w:val="18"/>
-                <w:szCs w:val="18"/>
+            <w:tcMar>
+              <w:top w:w="70" w:type="dxa"/>
+              <w:left w:w="80" w:type="dxa"/>
+              <w:bottom w:w="70" w:type="dxa"/>
+              <w:right w:w="80" w:type="dxa"/>
+            </w:tcMar>
+            <w:vAlign w:val="center"/>
+          </w:tcPr>
+          <w:p>
+            <w:pPr>
+              <w:jc w:val="center"/>
+            </w:pPr>
+            <w:r>
+              <w:rPr>
+                <w:rFonts w:ascii="Times New Roman" w:eastAsia="Times New Roman" w:hAnsi="Times New Roman"/>
+                <w:color w:val="1F2937"/>
+                <w:sz w:val="18"/>
+              </w:rPr>
+              <w:t>Б</w:t>
+            </w:r>
+          </w:p>
+          <w:p>
+            <w:pPr>
+              <w:jc w:val="center"/>
+            </w:pPr>
+            <w:r>
+              <w:rPr>
+                <w:rFonts w:ascii="Times New Roman" w:eastAsia="Times New Roman" w:hAnsi="Times New Roman"/>
+                <w:color w:val="1F2937"/>
+                <w:sz w:val="18"/>
               </w:rPr>
               <w:t>Б</w:t>
             </w:r>
@@ -3222,6 +3529,12 @@
         <w:tc>
           <w:tcPr>
             <w:tcW w:w="2123" w:type="dxa"/>
+            <w:tcMar>
+              <w:top w:w="70" w:type="dxa"/>
+              <w:left w:w="80" w:type="dxa"/>
+              <w:bottom w:w="70" w:type="dxa"/>
+              <w:right w:w="80" w:type="dxa"/>
+            </w:tcMar>
           </w:tcPr>
           <w:p>
             <w:pPr>
@@ -3262,6 +3575,12 @@
         <w:tc>
           <w:tcPr>
             <w:tcW w:w="7099" w:type="dxa"/>
+            <w:tcMar>
+              <w:top w:w="70" w:type="dxa"/>
+              <w:left w:w="80" w:type="dxa"/>
+              <w:bottom w:w="70" w:type="dxa"/>
+              <w:right w:w="80" w:type="dxa"/>
+            </w:tcMar>
           </w:tcPr>
           <w:p>
             <w:pPr>
@@ -3512,6 +3831,12 @@
         <w:tc>
           <w:tcPr>
             <w:tcW w:w="1104" w:type="dxa"/>
+            <w:tcMar>
+              <w:top w:w="70" w:type="dxa"/>
+              <w:left w:w="80" w:type="dxa"/>
+              <w:bottom w:w="70" w:type="dxa"/>
+              <w:right w:w="80" w:type="dxa"/>
+            </w:tcMar>
           </w:tcPr>
           <w:p>
             <w:pPr>
@@ -3535,6 +3860,12 @@
         <w:tc>
           <w:tcPr>
             <w:tcW w:w="864" w:type="dxa"/>
+            <w:tcMar>
+              <w:top w:w="70" w:type="dxa"/>
+              <w:left w:w="80" w:type="dxa"/>
+              <w:bottom w:w="70" w:type="dxa"/>
+              <w:right w:w="80" w:type="dxa"/>
+            </w:tcMar>
           </w:tcPr>
           <w:p>
             <w:pPr>
@@ -3558,6 +3889,12 @@
         <w:tc>
           <w:tcPr>
             <w:tcW w:w="1443" w:type="dxa"/>
+            <w:tcMar>
+              <w:top w:w="70" w:type="dxa"/>
+              <w:left w:w="80" w:type="dxa"/>
+              <w:bottom w:w="70" w:type="dxa"/>
+              <w:right w:w="80" w:type="dxa"/>
+            </w:tcMar>
           </w:tcPr>
           <w:p>
             <w:pPr>
@@ -3581,6 +3918,12 @@
         <w:tc>
           <w:tcPr>
             <w:tcW w:w="1228" w:type="dxa"/>
+            <w:tcMar>
+              <w:top w:w="70" w:type="dxa"/>
+              <w:left w:w="80" w:type="dxa"/>
+              <w:bottom w:w="70" w:type="dxa"/>
+              <w:right w:w="80" w:type="dxa"/>
+            </w:tcMar>
           </w:tcPr>
           <w:p>
             <w:pPr>
@@ -3606,6 +3949,12 @@
         <w:tc>
           <w:tcPr>
             <w:tcW w:w="992" w:type="dxa"/>
+            <w:tcMar>
+              <w:top w:w="70" w:type="dxa"/>
+              <w:left w:w="80" w:type="dxa"/>
+              <w:bottom w:w="70" w:type="dxa"/>
+              <w:right w:w="80" w:type="dxa"/>
+            </w:tcMar>
           </w:tcPr>
           <w:p>
             <w:pPr>
@@ -3634,21 +3983,28 @@
         <w:tc>
           <w:tcPr>
             <w:tcW w:w="2123" w:type="dxa"/>
-          </w:tcPr>
-          <w:p>
-            <w:pPr>
-              <w:rPr>
-                <w:rFonts w:ascii="Times New Roman" w:hAnsi="Times New Roman" w:cs="Times New Roman"/>
-                <w:sz w:val="18"/>
-                <w:szCs w:val="18"/>
-              </w:rPr>
-            </w:pPr>
-            <w:r>
-              <w:rPr>
-                <w:rFonts w:ascii="Times New Roman" w:hAnsi="Times New Roman" w:cs="Times New Roman"/>
-                <w:sz w:val="18"/>
-                <w:szCs w:val="18"/>
-              </w:rPr>
+            <w:tcMar>
+              <w:top w:w="70" w:type="dxa"/>
+              <w:left w:w="80" w:type="dxa"/>
+              <w:bottom w:w="70" w:type="dxa"/>
+              <w:right w:w="80" w:type="dxa"/>
+            </w:tcMar>
+          </w:tcPr>
+          <w:p>
+            <w:pPr>
+              <w:rPr>
+                <w:rFonts w:ascii="Times New Roman" w:hAnsi="Times New Roman" w:cs="Times New Roman"/>
+                <w:sz w:val="18"/>
+                <w:szCs w:val="18"/>
+              </w:rPr>
+            </w:pPr>
+            <w:r>
+              <w:rPr>
+                <w:rFonts w:ascii="Times New Roman" w:hAnsi="Times New Roman" w:cs="Times New Roman"/>
+                <w:sz w:val="18"/>
+                <w:szCs w:val="18"/>
+              </w:rPr>
+              <w:lastRenderedPageBreak/>
               <w:t>1.5. Наследование и полиморфизм</w:t>
             </w:r>
           </w:p>
@@ -3656,6 +4012,12 @@
         <w:tc>
           <w:tcPr>
             <w:tcW w:w="7099" w:type="dxa"/>
+            <w:tcMar>
+              <w:top w:w="70" w:type="dxa"/>
+              <w:left w:w="80" w:type="dxa"/>
+              <w:bottom w:w="70" w:type="dxa"/>
+              <w:right w:w="80" w:type="dxa"/>
+            </w:tcMar>
           </w:tcPr>
           <w:p>
             <w:pPr>
@@ -3900,6 +4262,7 @@
               <w:t xml:space="preserve">) создать массив </w:t>
             </w:r>
             <w:proofErr w:type="spellStart"/>
+            <w:proofErr w:type="gramStart"/>
             <w:r>
               <w:rPr>
                 <w:rFonts w:ascii="Times New Roman" w:hAnsi="Times New Roman" w:cs="Times New Roman"/>
@@ -3915,7 +4278,16 @@
                 <w:sz w:val="18"/>
                 <w:szCs w:val="18"/>
               </w:rPr>
-              <w:t xml:space="preserve">[] из 5 объектов разных типов. В цикле вызвать </w:t>
+              <w:t>[</w:t>
+            </w:r>
+            <w:proofErr w:type="gramEnd"/>
+            <w:r>
+              <w:rPr>
+                <w:rFonts w:ascii="Times New Roman" w:hAnsi="Times New Roman" w:cs="Times New Roman"/>
+                <w:sz w:val="18"/>
+                <w:szCs w:val="18"/>
+              </w:rPr>
+              <w:t xml:space="preserve">] из 5 объектов разных типов. В цикле вызвать </w:t>
             </w:r>
             <w:proofErr w:type="spellStart"/>
             <w:proofErr w:type="gramStart"/>
@@ -4019,10 +4391,29 @@
               <w:t xml:space="preserve"> </w:t>
             </w:r>
           </w:p>
+          <w:p>
+            <w:pPr>
+              <w:spacing w:before="40"/>
+            </w:pPr>
+            <w:r>
+              <w:rPr>
+                <w:rFonts w:ascii="Times New Roman" w:eastAsia="Times New Roman" w:hAnsi="Times New Roman"/>
+                <w:color w:val="000000"/>
+                <w:sz w:val="18"/>
+              </w:rPr>
+              <w:t>5. Работа с ИИ: после самостоятельной реализации иерархии с помощью ИИ-ассистента сформировать диаграмму классов в Mermaid или PlantUML. Сопоставить диаграмму с кодом и исправить обнаруженные расхождения.</w:t>
+            </w:r>
+          </w:p>
         </w:tc>
         <w:tc>
           <w:tcPr>
             <w:tcW w:w="1104" w:type="dxa"/>
+            <w:tcMar>
+              <w:top w:w="70" w:type="dxa"/>
+              <w:left w:w="80" w:type="dxa"/>
+              <w:bottom w:w="70" w:type="dxa"/>
+              <w:right w:w="80" w:type="dxa"/>
+            </w:tcMar>
           </w:tcPr>
           <w:p>
             <w:pPr>
@@ -4046,6 +4437,12 @@
         <w:tc>
           <w:tcPr>
             <w:tcW w:w="864" w:type="dxa"/>
+            <w:tcMar>
+              <w:top w:w="70" w:type="dxa"/>
+              <w:left w:w="80" w:type="dxa"/>
+              <w:bottom w:w="70" w:type="dxa"/>
+              <w:right w:w="80" w:type="dxa"/>
+            </w:tcMar>
           </w:tcPr>
           <w:p>
             <w:pPr>
@@ -4069,77 +4466,112 @@
         <w:tc>
           <w:tcPr>
             <w:tcW w:w="1443" w:type="dxa"/>
-          </w:tcPr>
-          <w:p>
-            <w:pPr>
-              <w:jc w:val="center"/>
-              <w:rPr>
-                <w:rFonts w:ascii="Times New Roman" w:hAnsi="Times New Roman" w:cs="Times New Roman"/>
-                <w:sz w:val="18"/>
-                <w:szCs w:val="18"/>
-              </w:rPr>
-            </w:pPr>
-            <w:r>
-              <w:rPr>
-                <w:rFonts w:ascii="Times New Roman" w:hAnsi="Times New Roman" w:cs="Times New Roman"/>
-                <w:sz w:val="18"/>
-                <w:szCs w:val="18"/>
-              </w:rPr>
-              <w:t>PL-</w:t>
-            </w:r>
-            <w:r>
-              <w:rPr>
-                <w:rFonts w:ascii="Times New Roman" w:hAnsi="Times New Roman" w:cs="Times New Roman"/>
-                <w:sz w:val="18"/>
-                <w:szCs w:val="18"/>
-              </w:rPr>
-              <w:t>2</w:t>
+            <w:tcMar>
+              <w:top w:w="70" w:type="dxa"/>
+              <w:left w:w="80" w:type="dxa"/>
+              <w:bottom w:w="70" w:type="dxa"/>
+              <w:right w:w="80" w:type="dxa"/>
+            </w:tcMar>
+            <w:vAlign w:val="center"/>
+          </w:tcPr>
+          <w:p>
+            <w:pPr>
+              <w:jc w:val="center"/>
+            </w:pPr>
+            <w:r>
+              <w:rPr>
+                <w:rFonts w:ascii="Times New Roman" w:eastAsia="Times New Roman" w:hAnsi="Times New Roman"/>
+                <w:color w:val="1F2937"/>
+                <w:sz w:val="18"/>
+              </w:rPr>
+              <w:t>PL-2</w:t>
+            </w:r>
+          </w:p>
+          <w:p>
+            <w:pPr>
+              <w:jc w:val="center"/>
+            </w:pPr>
+            <w:r>
+              <w:rPr>
+                <w:rFonts w:ascii="Times New Roman" w:eastAsia="Times New Roman" w:hAnsi="Times New Roman"/>
+                <w:color w:val="1F2937"/>
+                <w:sz w:val="18"/>
+              </w:rPr>
+              <w:t>LLM-5</w:t>
             </w:r>
           </w:p>
         </w:tc>
         <w:tc>
           <w:tcPr>
             <w:tcW w:w="1228" w:type="dxa"/>
-          </w:tcPr>
-          <w:p>
-            <w:pPr>
-              <w:jc w:val="center"/>
-              <w:rPr>
-                <w:rFonts w:ascii="Times New Roman" w:hAnsi="Times New Roman" w:cs="Times New Roman"/>
-                <w:sz w:val="18"/>
-                <w:szCs w:val="18"/>
-              </w:rPr>
-            </w:pPr>
-            <w:r>
-              <w:rPr>
-                <w:rFonts w:ascii="Times New Roman" w:eastAsia="Times New Roman" w:hAnsi="Times New Roman" w:cs="Times New Roman"/>
-                <w:color w:val="000000"/>
-                <w:sz w:val="18"/>
-                <w:szCs w:val="18"/>
-                <w:lang w:eastAsia="ru-RU"/>
+            <w:tcMar>
+              <w:top w:w="70" w:type="dxa"/>
+              <w:left w:w="80" w:type="dxa"/>
+              <w:bottom w:w="70" w:type="dxa"/>
+              <w:right w:w="80" w:type="dxa"/>
+            </w:tcMar>
+            <w:vAlign w:val="center"/>
+          </w:tcPr>
+          <w:p>
+            <w:pPr>
+              <w:jc w:val="center"/>
+            </w:pPr>
+            <w:r>
+              <w:rPr>
+                <w:rFonts w:ascii="Times New Roman" w:eastAsia="Times New Roman" w:hAnsi="Times New Roman"/>
+                <w:color w:val="1F2937"/>
+                <w:sz w:val="18"/>
               </w:rPr>
               <w:t>PL-2.1.</w:t>
             </w:r>
           </w:p>
+          <w:p>
+            <w:pPr>
+              <w:jc w:val="center"/>
+            </w:pPr>
+            <w:r>
+              <w:rPr>
+                <w:rFonts w:ascii="Times New Roman" w:eastAsia="Times New Roman" w:hAnsi="Times New Roman"/>
+                <w:color w:val="1F2937"/>
+                <w:sz w:val="18"/>
+              </w:rPr>
+              <w:t>LLM-5.1</w:t>
+            </w:r>
+          </w:p>
         </w:tc>
         <w:tc>
           <w:tcPr>
             <w:tcW w:w="992" w:type="dxa"/>
-          </w:tcPr>
-          <w:p>
-            <w:pPr>
-              <w:jc w:val="center"/>
-              <w:rPr>
-                <w:rFonts w:ascii="Times New Roman" w:hAnsi="Times New Roman" w:cs="Times New Roman"/>
-                <w:sz w:val="18"/>
-                <w:szCs w:val="18"/>
-              </w:rPr>
-            </w:pPr>
-            <w:r>
-              <w:rPr>
-                <w:rFonts w:ascii="Times New Roman" w:hAnsi="Times New Roman" w:cs="Times New Roman"/>
-                <w:sz w:val="18"/>
-                <w:szCs w:val="18"/>
+            <w:tcMar>
+              <w:top w:w="70" w:type="dxa"/>
+              <w:left w:w="80" w:type="dxa"/>
+              <w:bottom w:w="70" w:type="dxa"/>
+              <w:right w:w="80" w:type="dxa"/>
+            </w:tcMar>
+            <w:vAlign w:val="center"/>
+          </w:tcPr>
+          <w:p>
+            <w:pPr>
+              <w:jc w:val="center"/>
+            </w:pPr>
+            <w:r>
+              <w:rPr>
+                <w:rFonts w:ascii="Times New Roman" w:eastAsia="Times New Roman" w:hAnsi="Times New Roman"/>
+                <w:color w:val="1F2937"/>
+                <w:sz w:val="18"/>
+              </w:rPr>
+              <w:t>Б</w:t>
+            </w:r>
+          </w:p>
+          <w:p>
+            <w:pPr>
+              <w:jc w:val="center"/>
+            </w:pPr>
+            <w:r>
+              <w:rPr>
+                <w:rFonts w:ascii="Times New Roman" w:eastAsia="Times New Roman" w:hAnsi="Times New Roman"/>
+                <w:color w:val="1F2937"/>
+                <w:sz w:val="18"/>
               </w:rPr>
               <w:t>Б</w:t>
             </w:r>
@@ -4152,9 +4584,15 @@
         </w:trPr>
         <w:tc>
           <w:tcPr>
-            <w:tcW w:w="9222" w:type="dxa"/>
+            <w:tcW w:w="7099" w:type="dxa"/>
             <w:gridSpan w:val="2"/>
             <w:shd w:val="clear" w:color="auto" w:fill="D9D9D9" w:themeFill="background1" w:themeFillShade="D9"/>
+            <w:tcMar>
+              <w:top w:w="70" w:type="dxa"/>
+              <w:left w:w="80" w:type="dxa"/>
+              <w:bottom w:w="70" w:type="dxa"/>
+              <w:right w:w="80" w:type="dxa"/>
+            </w:tcMar>
             <w:vAlign w:val="center"/>
           </w:tcPr>
           <w:p>
@@ -4195,6 +4633,12 @@
           <w:tcPr>
             <w:tcW w:w="1104" w:type="dxa"/>
             <w:shd w:val="clear" w:color="auto" w:fill="D9D9D9" w:themeFill="background1" w:themeFillShade="D9"/>
+            <w:tcMar>
+              <w:top w:w="70" w:type="dxa"/>
+              <w:left w:w="80" w:type="dxa"/>
+              <w:bottom w:w="70" w:type="dxa"/>
+              <w:right w:w="80" w:type="dxa"/>
+            </w:tcMar>
           </w:tcPr>
           <w:p>
             <w:pPr>
@@ -4211,6 +4655,12 @@
           <w:tcPr>
             <w:tcW w:w="864" w:type="dxa"/>
             <w:shd w:val="clear" w:color="auto" w:fill="D9D9D9" w:themeFill="background1" w:themeFillShade="D9"/>
+            <w:tcMar>
+              <w:top w:w="70" w:type="dxa"/>
+              <w:left w:w="80" w:type="dxa"/>
+              <w:bottom w:w="70" w:type="dxa"/>
+              <w:right w:w="80" w:type="dxa"/>
+            </w:tcMar>
           </w:tcPr>
           <w:p>
             <w:pPr>
@@ -4235,31 +4685,38 @@
           <w:tcPr>
             <w:tcW w:w="1443" w:type="dxa"/>
             <w:shd w:val="clear" w:color="auto" w:fill="D9D9D9" w:themeFill="background1" w:themeFillShade="D9"/>
-          </w:tcPr>
-          <w:p>
-            <w:pPr>
-              <w:jc w:val="center"/>
-              <w:rPr>
-                <w:rFonts w:ascii="Times New Roman" w:hAnsi="Times New Roman" w:cs="Times New Roman"/>
-                <w:sz w:val="18"/>
-                <w:szCs w:val="18"/>
-              </w:rPr>
-            </w:pPr>
-            <w:r>
-              <w:rPr>
-                <w:rFonts w:ascii="Times New Roman" w:hAnsi="Times New Roman" w:cs="Times New Roman"/>
-                <w:sz w:val="18"/>
-                <w:szCs w:val="18"/>
-              </w:rPr>
-              <w:t>PL-</w:t>
-            </w:r>
-            <w:r>
-              <w:rPr>
-                <w:rFonts w:ascii="Times New Roman" w:hAnsi="Times New Roman" w:cs="Times New Roman"/>
-                <w:sz w:val="18"/>
-                <w:szCs w:val="18"/>
-              </w:rPr>
-              <w:t>2</w:t>
+            <w:tcMar>
+              <w:top w:w="70" w:type="dxa"/>
+              <w:left w:w="80" w:type="dxa"/>
+              <w:bottom w:w="70" w:type="dxa"/>
+              <w:right w:w="80" w:type="dxa"/>
+            </w:tcMar>
+            <w:vAlign w:val="center"/>
+          </w:tcPr>
+          <w:p>
+            <w:pPr>
+              <w:jc w:val="center"/>
+            </w:pPr>
+            <w:r>
+              <w:rPr>
+                <w:rFonts w:ascii="Times New Roman" w:eastAsia="Times New Roman" w:hAnsi="Times New Roman"/>
+                <w:color w:val="1F2937"/>
+                <w:sz w:val="18"/>
+              </w:rPr>
+              <w:t>PL-2</w:t>
+            </w:r>
+          </w:p>
+          <w:p>
+            <w:pPr>
+              <w:jc w:val="center"/>
+            </w:pPr>
+            <w:r>
+              <w:rPr>
+                <w:rFonts w:ascii="Times New Roman" w:eastAsia="Times New Roman" w:hAnsi="Times New Roman"/>
+                <w:color w:val="1F2937"/>
+                <w:sz w:val="18"/>
+              </w:rPr>
+              <w:t>LLM-5</w:t>
             </w:r>
           </w:p>
         </w:tc>
@@ -4267,25 +4724,51 @@
           <w:tcPr>
             <w:tcW w:w="1228" w:type="dxa"/>
             <w:shd w:val="clear" w:color="auto" w:fill="D9D9D9" w:themeFill="background1" w:themeFillShade="D9"/>
-          </w:tcPr>
-          <w:p>
-            <w:pPr>
-              <w:jc w:val="center"/>
-              <w:rPr>
-                <w:rFonts w:ascii="Times New Roman" w:hAnsi="Times New Roman" w:cs="Times New Roman"/>
-                <w:sz w:val="18"/>
-                <w:szCs w:val="18"/>
-              </w:rPr>
-            </w:pPr>
-            <w:r>
-              <w:rPr>
-                <w:rFonts w:ascii="Times New Roman" w:eastAsia="Times New Roman" w:hAnsi="Times New Roman" w:cs="Times New Roman"/>
-                <w:color w:val="000000"/>
-                <w:sz w:val="18"/>
-                <w:szCs w:val="18"/>
-                <w:lang w:eastAsia="ru-RU"/>
+            <w:tcMar>
+              <w:top w:w="70" w:type="dxa"/>
+              <w:left w:w="80" w:type="dxa"/>
+              <w:bottom w:w="70" w:type="dxa"/>
+              <w:right w:w="80" w:type="dxa"/>
+            </w:tcMar>
+            <w:vAlign w:val="center"/>
+          </w:tcPr>
+          <w:p>
+            <w:pPr>
+              <w:jc w:val="center"/>
+            </w:pPr>
+            <w:r>
+              <w:rPr>
+                <w:rFonts w:ascii="Times New Roman" w:eastAsia="Times New Roman" w:hAnsi="Times New Roman"/>
+                <w:color w:val="1F2937"/>
+                <w:sz w:val="18"/>
               </w:rPr>
               <w:t>PL-2.1.</w:t>
+            </w:r>
+          </w:p>
+          <w:p>
+            <w:pPr>
+              <w:jc w:val="center"/>
+            </w:pPr>
+            <w:r>
+              <w:rPr>
+                <w:rFonts w:ascii="Times New Roman" w:eastAsia="Times New Roman" w:hAnsi="Times New Roman"/>
+                <w:color w:val="1F2937"/>
+                <w:sz w:val="18"/>
+              </w:rPr>
+              <w:t>LLM-5.1</w:t>
+            </w:r>
+          </w:p>
+          <w:p>
+            <w:pPr>
+              <w:jc w:val="center"/>
+            </w:pPr>
+            <w:r>
+              <w:rPr>
+                <w:rFonts w:ascii="Times New Roman" w:eastAsia="Times New Roman" w:hAnsi="Times New Roman"/>
+                <w:color w:val="1F2937"/>
+                <w:sz w:val="18"/>
+              </w:rPr>
+              <w:t>LLM-5.2</w:t>
             </w:r>
           </w:p>
         </w:tc>
@@ -4293,21 +4776,49 @@
           <w:tcPr>
             <w:tcW w:w="992" w:type="dxa"/>
             <w:shd w:val="clear" w:color="auto" w:fill="D9D9D9" w:themeFill="background1" w:themeFillShade="D9"/>
-          </w:tcPr>
-          <w:p>
-            <w:pPr>
-              <w:jc w:val="center"/>
-              <w:rPr>
-                <w:rFonts w:ascii="Times New Roman" w:hAnsi="Times New Roman" w:cs="Times New Roman"/>
-                <w:sz w:val="18"/>
-                <w:szCs w:val="18"/>
-              </w:rPr>
-            </w:pPr>
-            <w:r>
-              <w:rPr>
-                <w:rFonts w:ascii="Times New Roman" w:hAnsi="Times New Roman" w:cs="Times New Roman"/>
-                <w:sz w:val="18"/>
-                <w:szCs w:val="18"/>
+            <w:tcMar>
+              <w:top w:w="70" w:type="dxa"/>
+              <w:left w:w="80" w:type="dxa"/>
+              <w:bottom w:w="70" w:type="dxa"/>
+              <w:right w:w="80" w:type="dxa"/>
+            </w:tcMar>
+            <w:vAlign w:val="center"/>
+          </w:tcPr>
+          <w:p>
+            <w:pPr>
+              <w:jc w:val="center"/>
+            </w:pPr>
+            <w:r>
+              <w:rPr>
+                <w:rFonts w:ascii="Times New Roman" w:eastAsia="Times New Roman" w:hAnsi="Times New Roman"/>
+                <w:color w:val="1F2937"/>
+                <w:sz w:val="18"/>
+              </w:rPr>
+              <w:t>Б</w:t>
+            </w:r>
+          </w:p>
+          <w:p>
+            <w:pPr>
+              <w:jc w:val="center"/>
+            </w:pPr>
+            <w:r>
+              <w:rPr>
+                <w:rFonts w:ascii="Times New Roman" w:eastAsia="Times New Roman" w:hAnsi="Times New Roman"/>
+                <w:color w:val="1F2937"/>
+                <w:sz w:val="18"/>
+              </w:rPr>
+              <w:t>Б</w:t>
+            </w:r>
+          </w:p>
+          <w:p>
+            <w:pPr>
+              <w:jc w:val="center"/>
+            </w:pPr>
+            <w:r>
+              <w:rPr>
+                <w:rFonts w:ascii="Times New Roman" w:eastAsia="Times New Roman" w:hAnsi="Times New Roman"/>
+                <w:color w:val="1F2937"/>
+                <w:sz w:val="18"/>
               </w:rPr>
               <w:t>Б</w:t>
             </w:r>
@@ -4321,6 +4832,12 @@
         <w:tc>
           <w:tcPr>
             <w:tcW w:w="2123" w:type="dxa"/>
+            <w:tcMar>
+              <w:top w:w="70" w:type="dxa"/>
+              <w:left w:w="80" w:type="dxa"/>
+              <w:bottom w:w="70" w:type="dxa"/>
+              <w:right w:w="80" w:type="dxa"/>
+            </w:tcMar>
           </w:tcPr>
           <w:p>
             <w:pPr>
@@ -4361,6 +4878,12 @@
         <w:tc>
           <w:tcPr>
             <w:tcW w:w="7099" w:type="dxa"/>
+            <w:tcMar>
+              <w:top w:w="70" w:type="dxa"/>
+              <w:left w:w="80" w:type="dxa"/>
+              <w:bottom w:w="70" w:type="dxa"/>
+              <w:right w:w="80" w:type="dxa"/>
+            </w:tcMar>
           </w:tcPr>
           <w:p>
             <w:pPr>
@@ -4578,7 +5101,6 @@
                 <w:sz w:val="18"/>
                 <w:szCs w:val="18"/>
               </w:rPr>
-              <w:lastRenderedPageBreak/>
               <w:t xml:space="preserve">- </w:t>
             </w:r>
             <w:proofErr w:type="spellStart"/>
@@ -4836,23 +5358,28 @@
         <w:tc>
           <w:tcPr>
             <w:tcW w:w="1104" w:type="dxa"/>
-          </w:tcPr>
-          <w:p>
-            <w:pPr>
-              <w:jc w:val="center"/>
-              <w:rPr>
-                <w:rFonts w:ascii="Times New Roman" w:hAnsi="Times New Roman" w:cs="Times New Roman"/>
-                <w:sz w:val="18"/>
-                <w:szCs w:val="18"/>
-              </w:rPr>
-            </w:pPr>
-            <w:r>
-              <w:rPr>
-                <w:rFonts w:ascii="Times New Roman" w:hAnsi="Times New Roman" w:cs="Times New Roman"/>
-                <w:sz w:val="18"/>
-                <w:szCs w:val="18"/>
-              </w:rPr>
-              <w:lastRenderedPageBreak/>
+            <w:tcMar>
+              <w:top w:w="70" w:type="dxa"/>
+              <w:left w:w="80" w:type="dxa"/>
+              <w:bottom w:w="70" w:type="dxa"/>
+              <w:right w:w="80" w:type="dxa"/>
+            </w:tcMar>
+          </w:tcPr>
+          <w:p>
+            <w:pPr>
+              <w:jc w:val="center"/>
+              <w:rPr>
+                <w:rFonts w:ascii="Times New Roman" w:hAnsi="Times New Roman" w:cs="Times New Roman"/>
+                <w:sz w:val="18"/>
+                <w:szCs w:val="18"/>
+              </w:rPr>
+            </w:pPr>
+            <w:r>
+              <w:rPr>
+                <w:rFonts w:ascii="Times New Roman" w:hAnsi="Times New Roman" w:cs="Times New Roman"/>
+                <w:sz w:val="18"/>
+                <w:szCs w:val="18"/>
+              </w:rPr>
               <w:t>Л</w:t>
             </w:r>
           </w:p>
@@ -4860,6 +5387,12 @@
         <w:tc>
           <w:tcPr>
             <w:tcW w:w="864" w:type="dxa"/>
+            <w:tcMar>
+              <w:top w:w="70" w:type="dxa"/>
+              <w:left w:w="80" w:type="dxa"/>
+              <w:bottom w:w="70" w:type="dxa"/>
+              <w:right w:w="80" w:type="dxa"/>
+            </w:tcMar>
           </w:tcPr>
           <w:p>
             <w:pPr>
@@ -4883,6 +5416,12 @@
         <w:tc>
           <w:tcPr>
             <w:tcW w:w="1443" w:type="dxa"/>
+            <w:tcMar>
+              <w:top w:w="70" w:type="dxa"/>
+              <w:left w:w="80" w:type="dxa"/>
+              <w:bottom w:w="70" w:type="dxa"/>
+              <w:right w:w="80" w:type="dxa"/>
+            </w:tcMar>
           </w:tcPr>
           <w:p>
             <w:pPr>
@@ -4914,6 +5453,12 @@
         <w:tc>
           <w:tcPr>
             <w:tcW w:w="1228" w:type="dxa"/>
+            <w:tcMar>
+              <w:top w:w="70" w:type="dxa"/>
+              <w:left w:w="80" w:type="dxa"/>
+              <w:bottom w:w="70" w:type="dxa"/>
+              <w:right w:w="80" w:type="dxa"/>
+            </w:tcMar>
           </w:tcPr>
           <w:p>
             <w:pPr>
@@ -4939,6 +5484,12 @@
         <w:tc>
           <w:tcPr>
             <w:tcW w:w="992" w:type="dxa"/>
+            <w:tcMar>
+              <w:top w:w="70" w:type="dxa"/>
+              <w:left w:w="80" w:type="dxa"/>
+              <w:bottom w:w="70" w:type="dxa"/>
+              <w:right w:w="80" w:type="dxa"/>
+            </w:tcMar>
           </w:tcPr>
           <w:p>
             <w:pPr>
@@ -4967,6 +5518,12 @@
         <w:tc>
           <w:tcPr>
             <w:tcW w:w="2123" w:type="dxa"/>
+            <w:tcMar>
+              <w:top w:w="70" w:type="dxa"/>
+              <w:left w:w="80" w:type="dxa"/>
+              <w:bottom w:w="70" w:type="dxa"/>
+              <w:right w:w="80" w:type="dxa"/>
+            </w:tcMar>
           </w:tcPr>
           <w:p>
             <w:pPr>
@@ -5017,6 +5574,12 @@
         <w:tc>
           <w:tcPr>
             <w:tcW w:w="7099" w:type="dxa"/>
+            <w:tcMar>
+              <w:top w:w="70" w:type="dxa"/>
+              <w:left w:w="80" w:type="dxa"/>
+              <w:bottom w:w="70" w:type="dxa"/>
+              <w:right w:w="80" w:type="dxa"/>
+            </w:tcMar>
           </w:tcPr>
           <w:p>
             <w:pPr>
@@ -5134,6 +5697,7 @@
               <w:t xml:space="preserve">Book&gt; — проверить, что дубликаты не добавляются (потребуется переопределить </w:t>
             </w:r>
             <w:proofErr w:type="spellStart"/>
+            <w:proofErr w:type="gramStart"/>
             <w:r>
               <w:rPr>
                 <w:rFonts w:ascii="Times New Roman" w:hAnsi="Times New Roman" w:cs="Times New Roman"/>
@@ -5149,9 +5713,19 @@
                 <w:sz w:val="18"/>
                 <w:szCs w:val="18"/>
               </w:rPr>
-              <w:t xml:space="preserve">() и </w:t>
-            </w:r>
-            <w:proofErr w:type="spellStart"/>
+              <w:t>(</w:t>
+            </w:r>
+            <w:proofErr w:type="gramEnd"/>
+            <w:r>
+              <w:rPr>
+                <w:rFonts w:ascii="Times New Roman" w:hAnsi="Times New Roman" w:cs="Times New Roman"/>
+                <w:sz w:val="18"/>
+                <w:szCs w:val="18"/>
+              </w:rPr>
+              <w:t xml:space="preserve">) и </w:t>
+            </w:r>
+            <w:proofErr w:type="spellStart"/>
+            <w:proofErr w:type="gramStart"/>
             <w:r>
               <w:rPr>
                 <w:rFonts w:ascii="Times New Roman" w:hAnsi="Times New Roman" w:cs="Times New Roman"/>
@@ -5167,7 +5741,16 @@
                 <w:sz w:val="18"/>
                 <w:szCs w:val="18"/>
               </w:rPr>
-              <w:t>()).</w:t>
+              <w:t>(</w:t>
+            </w:r>
+            <w:proofErr w:type="gramEnd"/>
+            <w:r>
+              <w:rPr>
+                <w:rFonts w:ascii="Times New Roman" w:hAnsi="Times New Roman" w:cs="Times New Roman"/>
+                <w:sz w:val="18"/>
+                <w:szCs w:val="18"/>
+              </w:rPr>
+              <w:t>)).</w:t>
             </w:r>
           </w:p>
           <w:p>
@@ -5222,7 +5805,25 @@
                 <w:sz w:val="18"/>
                 <w:szCs w:val="18"/>
               </w:rPr>
-              <w:t>, List&lt;Book&gt;&gt; — группировка книг по автору. Вывести автора и количество его книг.</w:t>
+              <w:t xml:space="preserve">, </w:t>
+            </w:r>
+            <w:proofErr w:type="gramStart"/>
+            <w:r>
+              <w:rPr>
+                <w:rFonts w:ascii="Times New Roman" w:hAnsi="Times New Roman" w:cs="Times New Roman"/>
+                <w:sz w:val="18"/>
+                <w:szCs w:val="18"/>
+              </w:rPr>
+              <w:t>List&lt;</w:t>
+            </w:r>
+            <w:proofErr w:type="gramEnd"/>
+            <w:r>
+              <w:rPr>
+                <w:rFonts w:ascii="Times New Roman" w:hAnsi="Times New Roman" w:cs="Times New Roman"/>
+                <w:sz w:val="18"/>
+                <w:szCs w:val="18"/>
+              </w:rPr>
+              <w:t>Book&gt;&gt; — группировка книг по автору. Вывести автора и количество его книг.</w:t>
             </w:r>
           </w:p>
           <w:p>
@@ -5325,6 +5926,7 @@
               </w:rPr>
               <w:t xml:space="preserve">), </w:t>
             </w:r>
+            <w:proofErr w:type="gramStart"/>
             <w:r>
               <w:rPr>
                 <w:rFonts w:ascii="Times New Roman" w:hAnsi="Times New Roman" w:cs="Times New Roman"/>
@@ -5341,8 +5943,19 @@
                 <w:szCs w:val="18"/>
                 <w:lang w:val="en-US"/>
               </w:rPr>
-              <w:t xml:space="preserve">(), </w:t>
-            </w:r>
+              <w:t>(</w:t>
+            </w:r>
+            <w:proofErr w:type="gramEnd"/>
+            <w:r>
+              <w:rPr>
+                <w:rFonts w:ascii="Times New Roman" w:hAnsi="Times New Roman" w:cs="Times New Roman"/>
+                <w:sz w:val="18"/>
+                <w:szCs w:val="18"/>
+                <w:lang w:val="en-US"/>
+              </w:rPr>
+              <w:t xml:space="preserve">), </w:t>
+            </w:r>
+            <w:proofErr w:type="gramStart"/>
             <w:r>
               <w:rPr>
                 <w:rFonts w:ascii="Times New Roman" w:hAnsi="Times New Roman" w:cs="Times New Roman"/>
@@ -5362,6 +5975,7 @@
               <w:t>(</w:t>
             </w:r>
             <w:proofErr w:type="spellStart"/>
+            <w:proofErr w:type="gramEnd"/>
             <w:r>
               <w:rPr>
                 <w:rFonts w:ascii="Times New Roman" w:hAnsi="Times New Roman" w:cs="Times New Roman"/>
@@ -5399,6 +6013,7 @@
               </w:rPr>
               <w:t xml:space="preserve">(...)), </w:t>
             </w:r>
+            <w:proofErr w:type="gramStart"/>
             <w:r>
               <w:rPr>
                 <w:rFonts w:ascii="Times New Roman" w:hAnsi="Times New Roman" w:cs="Times New Roman"/>
@@ -5415,7 +6030,17 @@
                 <w:szCs w:val="18"/>
                 <w:lang w:val="en-US"/>
               </w:rPr>
-              <w:t>().</w:t>
+              <w:t>(</w:t>
+            </w:r>
+            <w:proofErr w:type="gramEnd"/>
+            <w:r>
+              <w:rPr>
+                <w:rFonts w:ascii="Times New Roman" w:hAnsi="Times New Roman" w:cs="Times New Roman"/>
+                <w:sz w:val="18"/>
+                <w:szCs w:val="18"/>
+                <w:lang w:val="en-US"/>
+              </w:rPr>
+              <w:t>).</w:t>
             </w:r>
           </w:p>
           <w:p>
@@ -5471,10 +6096,29 @@
               <w:t xml:space="preserve"> для 100 000 элементов.</w:t>
             </w:r>
           </w:p>
+          <w:p>
+            <w:pPr>
+              <w:spacing w:before="40"/>
+            </w:pPr>
+            <w:r>
+              <w:rPr>
+                <w:rFonts w:ascii="Times New Roman" w:eastAsia="Times New Roman" w:hAnsi="Times New Roman"/>
+                <w:color w:val="000000"/>
+                <w:sz w:val="18"/>
+              </w:rPr>
+              <w:t>6. Работа с ИИ: использовать цепочку промптов — составить тест-план для реализованных операций с коллекциями; проверить и уточнить его; следующим промптом сгенерировать JUnit-тесты по утверждённому плану; запустить тесты и проанализировать результаты с помощью ИИ. Реализацию операций с коллекциями выполнить самостоятельно.</w:t>
+            </w:r>
+          </w:p>
         </w:tc>
         <w:tc>
           <w:tcPr>
             <w:tcW w:w="1104" w:type="dxa"/>
+            <w:tcMar>
+              <w:top w:w="70" w:type="dxa"/>
+              <w:left w:w="80" w:type="dxa"/>
+              <w:bottom w:w="70" w:type="dxa"/>
+              <w:right w:w="80" w:type="dxa"/>
+            </w:tcMar>
           </w:tcPr>
           <w:p>
             <w:pPr>
@@ -5498,6 +6142,12 @@
         <w:tc>
           <w:tcPr>
             <w:tcW w:w="864" w:type="dxa"/>
+            <w:tcMar>
+              <w:top w:w="70" w:type="dxa"/>
+              <w:left w:w="80" w:type="dxa"/>
+              <w:bottom w:w="70" w:type="dxa"/>
+              <w:right w:w="80" w:type="dxa"/>
+            </w:tcMar>
           </w:tcPr>
           <w:p>
             <w:pPr>
@@ -5521,77 +6171,138 @@
         <w:tc>
           <w:tcPr>
             <w:tcW w:w="1443" w:type="dxa"/>
-          </w:tcPr>
-          <w:p>
-            <w:pPr>
-              <w:jc w:val="center"/>
-              <w:rPr>
-                <w:rFonts w:ascii="Times New Roman" w:hAnsi="Times New Roman" w:cs="Times New Roman"/>
-                <w:sz w:val="18"/>
-                <w:szCs w:val="18"/>
-              </w:rPr>
-            </w:pPr>
-            <w:r>
-              <w:rPr>
-                <w:rFonts w:ascii="Times New Roman" w:hAnsi="Times New Roman" w:cs="Times New Roman"/>
-                <w:sz w:val="18"/>
-                <w:szCs w:val="18"/>
-              </w:rPr>
-              <w:t>PL-</w:t>
-            </w:r>
-            <w:r>
-              <w:rPr>
-                <w:rFonts w:ascii="Times New Roman" w:hAnsi="Times New Roman" w:cs="Times New Roman"/>
-                <w:sz w:val="18"/>
-                <w:szCs w:val="18"/>
-              </w:rPr>
-              <w:t>2</w:t>
+            <w:tcMar>
+              <w:top w:w="70" w:type="dxa"/>
+              <w:left w:w="80" w:type="dxa"/>
+              <w:bottom w:w="70" w:type="dxa"/>
+              <w:right w:w="80" w:type="dxa"/>
+            </w:tcMar>
+            <w:vAlign w:val="center"/>
+          </w:tcPr>
+          <w:p>
+            <w:pPr>
+              <w:jc w:val="center"/>
+            </w:pPr>
+            <w:r>
+              <w:rPr>
+                <w:rFonts w:ascii="Times New Roman" w:eastAsia="Times New Roman" w:hAnsi="Times New Roman"/>
+                <w:color w:val="1F2937"/>
+                <w:sz w:val="18"/>
+              </w:rPr>
+              <w:t>PL-2</w:t>
+            </w:r>
+          </w:p>
+          <w:p>
+            <w:pPr>
+              <w:jc w:val="center"/>
+            </w:pPr>
+            <w:r>
+              <w:rPr>
+                <w:rFonts w:ascii="Times New Roman" w:eastAsia="Times New Roman" w:hAnsi="Times New Roman"/>
+                <w:color w:val="1F2937"/>
+                <w:sz w:val="18"/>
+              </w:rPr>
+              <w:t>LLM-5</w:t>
             </w:r>
           </w:p>
         </w:tc>
         <w:tc>
           <w:tcPr>
             <w:tcW w:w="1228" w:type="dxa"/>
-          </w:tcPr>
-          <w:p>
-            <w:pPr>
-              <w:jc w:val="center"/>
-              <w:rPr>
-                <w:rFonts w:ascii="Times New Roman" w:hAnsi="Times New Roman" w:cs="Times New Roman"/>
-                <w:sz w:val="18"/>
-                <w:szCs w:val="18"/>
-              </w:rPr>
-            </w:pPr>
-            <w:r>
-              <w:rPr>
-                <w:rFonts w:ascii="Times New Roman" w:eastAsia="Times New Roman" w:hAnsi="Times New Roman" w:cs="Times New Roman"/>
-                <w:color w:val="000000"/>
-                <w:sz w:val="18"/>
-                <w:szCs w:val="18"/>
-                <w:lang w:eastAsia="ru-RU"/>
+            <w:tcMar>
+              <w:top w:w="70" w:type="dxa"/>
+              <w:left w:w="80" w:type="dxa"/>
+              <w:bottom w:w="70" w:type="dxa"/>
+              <w:right w:w="80" w:type="dxa"/>
+            </w:tcMar>
+            <w:vAlign w:val="center"/>
+          </w:tcPr>
+          <w:p>
+            <w:pPr>
+              <w:jc w:val="center"/>
+            </w:pPr>
+            <w:r>
+              <w:rPr>
+                <w:rFonts w:ascii="Times New Roman" w:eastAsia="Times New Roman" w:hAnsi="Times New Roman"/>
+                <w:color w:val="1F2937"/>
+                <w:sz w:val="18"/>
               </w:rPr>
               <w:t>PL-2.1.</w:t>
             </w:r>
           </w:p>
+          <w:p>
+            <w:pPr>
+              <w:jc w:val="center"/>
+            </w:pPr>
+            <w:r>
+              <w:rPr>
+                <w:rFonts w:ascii="Times New Roman" w:eastAsia="Times New Roman" w:hAnsi="Times New Roman"/>
+                <w:color w:val="1F2937"/>
+                <w:sz w:val="18"/>
+              </w:rPr>
+              <w:t>LLM-5.1</w:t>
+            </w:r>
+          </w:p>
+          <w:p>
+            <w:pPr>
+              <w:jc w:val="center"/>
+            </w:pPr>
+            <w:r>
+              <w:rPr>
+                <w:rFonts w:ascii="Times New Roman" w:eastAsia="Times New Roman" w:hAnsi="Times New Roman"/>
+                <w:color w:val="1F2937"/>
+                <w:sz w:val="18"/>
+              </w:rPr>
+              <w:t>LLM-5.2</w:t>
+            </w:r>
+          </w:p>
         </w:tc>
         <w:tc>
           <w:tcPr>
             <w:tcW w:w="992" w:type="dxa"/>
-          </w:tcPr>
-          <w:p>
-            <w:pPr>
-              <w:jc w:val="center"/>
-              <w:rPr>
-                <w:rFonts w:ascii="Times New Roman" w:hAnsi="Times New Roman" w:cs="Times New Roman"/>
-                <w:sz w:val="18"/>
-                <w:szCs w:val="18"/>
-              </w:rPr>
-            </w:pPr>
-            <w:r>
-              <w:rPr>
-                <w:rFonts w:ascii="Times New Roman" w:hAnsi="Times New Roman" w:cs="Times New Roman"/>
-                <w:sz w:val="18"/>
-                <w:szCs w:val="18"/>
+            <w:tcMar>
+              <w:top w:w="70" w:type="dxa"/>
+              <w:left w:w="80" w:type="dxa"/>
+              <w:bottom w:w="70" w:type="dxa"/>
+              <w:right w:w="80" w:type="dxa"/>
+            </w:tcMar>
+            <w:vAlign w:val="center"/>
+          </w:tcPr>
+          <w:p>
+            <w:pPr>
+              <w:jc w:val="center"/>
+            </w:pPr>
+            <w:r>
+              <w:rPr>
+                <w:rFonts w:ascii="Times New Roman" w:eastAsia="Times New Roman" w:hAnsi="Times New Roman"/>
+                <w:color w:val="1F2937"/>
+                <w:sz w:val="18"/>
+              </w:rPr>
+              <w:t>Б</w:t>
+            </w:r>
+          </w:p>
+          <w:p>
+            <w:pPr>
+              <w:jc w:val="center"/>
+            </w:pPr>
+            <w:r>
+              <w:rPr>
+                <w:rFonts w:ascii="Times New Roman" w:eastAsia="Times New Roman" w:hAnsi="Times New Roman"/>
+                <w:color w:val="1F2937"/>
+                <w:sz w:val="18"/>
+              </w:rPr>
+              <w:t>Б</w:t>
+            </w:r>
+          </w:p>
+          <w:p>
+            <w:pPr>
+              <w:jc w:val="center"/>
+            </w:pPr>
+            <w:r>
+              <w:rPr>
+                <w:rFonts w:ascii="Times New Roman" w:eastAsia="Times New Roman" w:hAnsi="Times New Roman"/>
+                <w:color w:val="1F2937"/>
+                <w:sz w:val="18"/>
               </w:rPr>
               <w:t>Б</w:t>
             </w:r>
@@ -5605,21 +6316,28 @@
         <w:tc>
           <w:tcPr>
             <w:tcW w:w="2123" w:type="dxa"/>
-          </w:tcPr>
-          <w:p>
-            <w:pPr>
-              <w:rPr>
-                <w:rFonts w:ascii="Times New Roman" w:hAnsi="Times New Roman" w:cs="Times New Roman"/>
-                <w:sz w:val="18"/>
-                <w:szCs w:val="18"/>
-              </w:rPr>
-            </w:pPr>
-            <w:r>
-              <w:rPr>
-                <w:rFonts w:ascii="Times New Roman" w:hAnsi="Times New Roman" w:cs="Times New Roman"/>
-                <w:sz w:val="18"/>
-                <w:szCs w:val="18"/>
-              </w:rPr>
+            <w:tcMar>
+              <w:top w:w="70" w:type="dxa"/>
+              <w:left w:w="80" w:type="dxa"/>
+              <w:bottom w:w="70" w:type="dxa"/>
+              <w:right w:w="80" w:type="dxa"/>
+            </w:tcMar>
+          </w:tcPr>
+          <w:p>
+            <w:pPr>
+              <w:rPr>
+                <w:rFonts w:ascii="Times New Roman" w:hAnsi="Times New Roman" w:cs="Times New Roman"/>
+                <w:sz w:val="18"/>
+                <w:szCs w:val="18"/>
+              </w:rPr>
+            </w:pPr>
+            <w:r>
+              <w:rPr>
+                <w:rFonts w:ascii="Times New Roman" w:hAnsi="Times New Roman" w:cs="Times New Roman"/>
+                <w:sz w:val="18"/>
+                <w:szCs w:val="18"/>
+              </w:rPr>
+              <w:lastRenderedPageBreak/>
               <w:t xml:space="preserve">2.3. </w:t>
             </w:r>
             <w:proofErr w:type="spellStart"/>
@@ -5645,6 +6363,12 @@
         <w:tc>
           <w:tcPr>
             <w:tcW w:w="7099" w:type="dxa"/>
+            <w:tcMar>
+              <w:top w:w="70" w:type="dxa"/>
+              <w:left w:w="80" w:type="dxa"/>
+              <w:bottom w:w="70" w:type="dxa"/>
+              <w:right w:w="80" w:type="dxa"/>
+            </w:tcMar>
           </w:tcPr>
           <w:p>
             <w:pPr>
@@ -5861,6 +6585,7 @@
               <w:t xml:space="preserve">) и </w:t>
             </w:r>
             <w:proofErr w:type="spellStart"/>
+            <w:proofErr w:type="gramStart"/>
             <w:r>
               <w:rPr>
                 <w:rFonts w:ascii="Times New Roman" w:hAnsi="Times New Roman" w:cs="Times New Roman"/>
@@ -5876,7 +6601,16 @@
                 <w:sz w:val="18"/>
                 <w:szCs w:val="18"/>
               </w:rPr>
-              <w:t>().</w:t>
+              <w:t>(</w:t>
+            </w:r>
+            <w:proofErr w:type="gramEnd"/>
+            <w:r>
+              <w:rPr>
+                <w:rFonts w:ascii="Times New Roman" w:hAnsi="Times New Roman" w:cs="Times New Roman"/>
+                <w:sz w:val="18"/>
+                <w:szCs w:val="18"/>
+              </w:rPr>
+              <w:t>).</w:t>
             </w:r>
           </w:p>
           <w:p>
@@ -6032,10 +6766,29 @@
               <w:t>).</w:t>
             </w:r>
           </w:p>
+          <w:p>
+            <w:pPr>
+              <w:spacing w:before="40"/>
+            </w:pPr>
+            <w:r>
+              <w:rPr>
+                <w:rFonts w:ascii="Times New Roman" w:eastAsia="Times New Roman" w:hAnsi="Times New Roman"/>
+                <w:color w:val="000000"/>
+                <w:sz w:val="18"/>
+              </w:rPr>
+              <w:t>5. Работа с ИИ: после самостоятельной реализации обобщённых классов передать ИИ-ассистенту код для проверки типобезопасности и соблюдения ограничений generics. Аргументированно принять или отклонить предложения; генерацию Repository&lt;T&gt; не поручать ИИ.</w:t>
+            </w:r>
+          </w:p>
         </w:tc>
         <w:tc>
           <w:tcPr>
             <w:tcW w:w="1104" w:type="dxa"/>
+            <w:tcMar>
+              <w:top w:w="70" w:type="dxa"/>
+              <w:left w:w="80" w:type="dxa"/>
+              <w:bottom w:w="70" w:type="dxa"/>
+              <w:right w:w="80" w:type="dxa"/>
+            </w:tcMar>
           </w:tcPr>
           <w:p>
             <w:pPr>
@@ -6059,6 +6812,12 @@
         <w:tc>
           <w:tcPr>
             <w:tcW w:w="864" w:type="dxa"/>
+            <w:tcMar>
+              <w:top w:w="70" w:type="dxa"/>
+              <w:left w:w="80" w:type="dxa"/>
+              <w:bottom w:w="70" w:type="dxa"/>
+              <w:right w:w="80" w:type="dxa"/>
+            </w:tcMar>
           </w:tcPr>
           <w:p>
             <w:pPr>
@@ -6082,77 +6841,112 @@
         <w:tc>
           <w:tcPr>
             <w:tcW w:w="1443" w:type="dxa"/>
-          </w:tcPr>
-          <w:p>
-            <w:pPr>
-              <w:jc w:val="center"/>
-              <w:rPr>
-                <w:rFonts w:ascii="Times New Roman" w:hAnsi="Times New Roman" w:cs="Times New Roman"/>
-                <w:sz w:val="18"/>
-                <w:szCs w:val="18"/>
-              </w:rPr>
-            </w:pPr>
-            <w:r>
-              <w:rPr>
-                <w:rFonts w:ascii="Times New Roman" w:hAnsi="Times New Roman" w:cs="Times New Roman"/>
-                <w:sz w:val="18"/>
-                <w:szCs w:val="18"/>
-              </w:rPr>
-              <w:t>PL-</w:t>
-            </w:r>
-            <w:r>
-              <w:rPr>
-                <w:rFonts w:ascii="Times New Roman" w:hAnsi="Times New Roman" w:cs="Times New Roman"/>
-                <w:sz w:val="18"/>
-                <w:szCs w:val="18"/>
-              </w:rPr>
-              <w:t>2</w:t>
+            <w:tcMar>
+              <w:top w:w="70" w:type="dxa"/>
+              <w:left w:w="80" w:type="dxa"/>
+              <w:bottom w:w="70" w:type="dxa"/>
+              <w:right w:w="80" w:type="dxa"/>
+            </w:tcMar>
+            <w:vAlign w:val="center"/>
+          </w:tcPr>
+          <w:p>
+            <w:pPr>
+              <w:jc w:val="center"/>
+            </w:pPr>
+            <w:r>
+              <w:rPr>
+                <w:rFonts w:ascii="Times New Roman" w:eastAsia="Times New Roman" w:hAnsi="Times New Roman"/>
+                <w:color w:val="1F2937"/>
+                <w:sz w:val="18"/>
+              </w:rPr>
+              <w:t>PL-2</w:t>
+            </w:r>
+          </w:p>
+          <w:p>
+            <w:pPr>
+              <w:jc w:val="center"/>
+            </w:pPr>
+            <w:r>
+              <w:rPr>
+                <w:rFonts w:ascii="Times New Roman" w:eastAsia="Times New Roman" w:hAnsi="Times New Roman"/>
+                <w:color w:val="1F2937"/>
+                <w:sz w:val="18"/>
+              </w:rPr>
+              <w:t>LLM-5</w:t>
             </w:r>
           </w:p>
         </w:tc>
         <w:tc>
           <w:tcPr>
             <w:tcW w:w="1228" w:type="dxa"/>
-          </w:tcPr>
-          <w:p>
-            <w:pPr>
-              <w:jc w:val="center"/>
-              <w:rPr>
-                <w:rFonts w:ascii="Times New Roman" w:hAnsi="Times New Roman" w:cs="Times New Roman"/>
-                <w:sz w:val="18"/>
-                <w:szCs w:val="18"/>
-              </w:rPr>
-            </w:pPr>
-            <w:r>
-              <w:rPr>
-                <w:rFonts w:ascii="Times New Roman" w:eastAsia="Times New Roman" w:hAnsi="Times New Roman" w:cs="Times New Roman"/>
-                <w:color w:val="000000"/>
-                <w:sz w:val="18"/>
-                <w:szCs w:val="18"/>
-                <w:lang w:eastAsia="ru-RU"/>
+            <w:tcMar>
+              <w:top w:w="70" w:type="dxa"/>
+              <w:left w:w="80" w:type="dxa"/>
+              <w:bottom w:w="70" w:type="dxa"/>
+              <w:right w:w="80" w:type="dxa"/>
+            </w:tcMar>
+            <w:vAlign w:val="center"/>
+          </w:tcPr>
+          <w:p>
+            <w:pPr>
+              <w:jc w:val="center"/>
+            </w:pPr>
+            <w:r>
+              <w:rPr>
+                <w:rFonts w:ascii="Times New Roman" w:eastAsia="Times New Roman" w:hAnsi="Times New Roman"/>
+                <w:color w:val="1F2937"/>
+                <w:sz w:val="18"/>
               </w:rPr>
               <w:t>PL-2.1.</w:t>
             </w:r>
           </w:p>
+          <w:p>
+            <w:pPr>
+              <w:jc w:val="center"/>
+            </w:pPr>
+            <w:r>
+              <w:rPr>
+                <w:rFonts w:ascii="Times New Roman" w:eastAsia="Times New Roman" w:hAnsi="Times New Roman"/>
+                <w:color w:val="1F2937"/>
+                <w:sz w:val="18"/>
+              </w:rPr>
+              <w:t>LLM-5.1</w:t>
+            </w:r>
+          </w:p>
         </w:tc>
         <w:tc>
           <w:tcPr>
             <w:tcW w:w="992" w:type="dxa"/>
-          </w:tcPr>
-          <w:p>
-            <w:pPr>
-              <w:jc w:val="center"/>
-              <w:rPr>
-                <w:rFonts w:ascii="Times New Roman" w:hAnsi="Times New Roman" w:cs="Times New Roman"/>
-                <w:sz w:val="18"/>
-                <w:szCs w:val="18"/>
-              </w:rPr>
-            </w:pPr>
-            <w:r>
-              <w:rPr>
-                <w:rFonts w:ascii="Times New Roman" w:hAnsi="Times New Roman" w:cs="Times New Roman"/>
-                <w:sz w:val="18"/>
-                <w:szCs w:val="18"/>
+            <w:tcMar>
+              <w:top w:w="70" w:type="dxa"/>
+              <w:left w:w="80" w:type="dxa"/>
+              <w:bottom w:w="70" w:type="dxa"/>
+              <w:right w:w="80" w:type="dxa"/>
+            </w:tcMar>
+            <w:vAlign w:val="center"/>
+          </w:tcPr>
+          <w:p>
+            <w:pPr>
+              <w:jc w:val="center"/>
+            </w:pPr>
+            <w:r>
+              <w:rPr>
+                <w:rFonts w:ascii="Times New Roman" w:eastAsia="Times New Roman" w:hAnsi="Times New Roman"/>
+                <w:color w:val="1F2937"/>
+                <w:sz w:val="18"/>
+              </w:rPr>
+              <w:t>Б</w:t>
+            </w:r>
+          </w:p>
+          <w:p>
+            <w:pPr>
+              <w:jc w:val="center"/>
+            </w:pPr>
+            <w:r>
+              <w:rPr>
+                <w:rFonts w:ascii="Times New Roman" w:eastAsia="Times New Roman" w:hAnsi="Times New Roman"/>
+                <w:color w:val="1F2937"/>
+                <w:sz w:val="18"/>
               </w:rPr>
               <w:t>Б</w:t>
             </w:r>
@@ -6166,28 +6960,40 @@
         <w:tc>
           <w:tcPr>
             <w:tcW w:w="2123" w:type="dxa"/>
-          </w:tcPr>
-          <w:p>
-            <w:pPr>
-              <w:rPr>
-                <w:rFonts w:ascii="Times New Roman" w:hAnsi="Times New Roman" w:cs="Times New Roman"/>
-                <w:sz w:val="18"/>
-                <w:szCs w:val="18"/>
-              </w:rPr>
-            </w:pPr>
-            <w:r>
-              <w:rPr>
-                <w:rFonts w:ascii="Times New Roman" w:hAnsi="Times New Roman" w:cs="Times New Roman"/>
-                <w:sz w:val="18"/>
-                <w:szCs w:val="18"/>
-              </w:rPr>
-              <w:t>2..4. Исключения и логирование</w:t>
+            <w:tcMar>
+              <w:top w:w="70" w:type="dxa"/>
+              <w:left w:w="80" w:type="dxa"/>
+              <w:bottom w:w="70" w:type="dxa"/>
+              <w:right w:w="80" w:type="dxa"/>
+            </w:tcMar>
+          </w:tcPr>
+          <w:p>
+            <w:pPr>
+              <w:rPr>
+                <w:rFonts w:ascii="Times New Roman" w:hAnsi="Times New Roman" w:cs="Times New Roman"/>
+                <w:sz w:val="18"/>
+                <w:szCs w:val="18"/>
+              </w:rPr>
+            </w:pPr>
+            <w:r>
+              <w:rPr>
+                <w:rFonts w:ascii="Times New Roman" w:hAnsi="Times New Roman" w:cs="Times New Roman"/>
+                <w:sz w:val="18"/>
+                <w:szCs w:val="18"/>
+              </w:rPr>
+              <w:t>2.4. Исключения и логирование</w:t>
             </w:r>
           </w:p>
         </w:tc>
         <w:tc>
           <w:tcPr>
             <w:tcW w:w="7099" w:type="dxa"/>
+            <w:tcMar>
+              <w:top w:w="70" w:type="dxa"/>
+              <w:left w:w="80" w:type="dxa"/>
+              <w:bottom w:w="70" w:type="dxa"/>
+              <w:right w:w="80" w:type="dxa"/>
+            </w:tcMar>
           </w:tcPr>
           <w:p>
             <w:pPr>
@@ -6512,7 +7318,6 @@
               </w:rPr>
               <w:t xml:space="preserve"> Book </w:t>
             </w:r>
-            <w:proofErr w:type="spellStart"/>
             <w:r>
               <w:rPr>
                 <w:rFonts w:ascii="Times New Roman" w:hAnsi="Times New Roman" w:cs="Times New Roman"/>
@@ -6521,7 +7326,6 @@
               </w:rPr>
               <w:t>валидировать</w:t>
             </w:r>
-            <w:proofErr w:type="spellEnd"/>
             <w:r>
               <w:rPr>
                 <w:rFonts w:ascii="Times New Roman" w:hAnsi="Times New Roman" w:cs="Times New Roman"/>
@@ -6844,10 +7648,29 @@
               <w:t xml:space="preserve"> для работы с файлами (запись лога в файл отдельно от консоли).</w:t>
             </w:r>
           </w:p>
+          <w:p>
+            <w:pPr>
+              <w:spacing w:before="40"/>
+            </w:pPr>
+            <w:r>
+              <w:rPr>
+                <w:rFonts w:ascii="Times New Roman" w:eastAsia="Times New Roman" w:hAnsi="Times New Roman"/>
+                <w:color w:val="000000"/>
+                <w:sz w:val="18"/>
+              </w:rPr>
+              <w:t>6. Работа с ИИ: после самостоятельной реализации исключений и валидации с помощью ИИ сгенерировать JUnit-тесты для корректных, граничных и ошибочных входных данных. Запустить тесты, проверить их корректность и исправить ошибочные предположения ИИ.</w:t>
+            </w:r>
+          </w:p>
         </w:tc>
         <w:tc>
           <w:tcPr>
             <w:tcW w:w="1104" w:type="dxa"/>
+            <w:tcMar>
+              <w:top w:w="70" w:type="dxa"/>
+              <w:left w:w="80" w:type="dxa"/>
+              <w:bottom w:w="70" w:type="dxa"/>
+              <w:right w:w="80" w:type="dxa"/>
+            </w:tcMar>
           </w:tcPr>
           <w:p>
             <w:pPr>
@@ -6871,6 +7694,12 @@
         <w:tc>
           <w:tcPr>
             <w:tcW w:w="864" w:type="dxa"/>
+            <w:tcMar>
+              <w:top w:w="70" w:type="dxa"/>
+              <w:left w:w="80" w:type="dxa"/>
+              <w:bottom w:w="70" w:type="dxa"/>
+              <w:right w:w="80" w:type="dxa"/>
+            </w:tcMar>
           </w:tcPr>
           <w:p>
             <w:pPr>
@@ -6894,77 +7723,112 @@
         <w:tc>
           <w:tcPr>
             <w:tcW w:w="1443" w:type="dxa"/>
-          </w:tcPr>
-          <w:p>
-            <w:pPr>
-              <w:jc w:val="center"/>
-              <w:rPr>
-                <w:rFonts w:ascii="Times New Roman" w:hAnsi="Times New Roman" w:cs="Times New Roman"/>
-                <w:sz w:val="18"/>
-                <w:szCs w:val="18"/>
-              </w:rPr>
-            </w:pPr>
-            <w:r>
-              <w:rPr>
-                <w:rFonts w:ascii="Times New Roman" w:hAnsi="Times New Roman" w:cs="Times New Roman"/>
-                <w:sz w:val="18"/>
-                <w:szCs w:val="18"/>
-              </w:rPr>
-              <w:t>PL-</w:t>
-            </w:r>
-            <w:r>
-              <w:rPr>
-                <w:rFonts w:ascii="Times New Roman" w:hAnsi="Times New Roman" w:cs="Times New Roman"/>
-                <w:sz w:val="18"/>
-                <w:szCs w:val="18"/>
-              </w:rPr>
-              <w:t>2</w:t>
+            <w:tcMar>
+              <w:top w:w="70" w:type="dxa"/>
+              <w:left w:w="80" w:type="dxa"/>
+              <w:bottom w:w="70" w:type="dxa"/>
+              <w:right w:w="80" w:type="dxa"/>
+            </w:tcMar>
+            <w:vAlign w:val="center"/>
+          </w:tcPr>
+          <w:p>
+            <w:pPr>
+              <w:jc w:val="center"/>
+            </w:pPr>
+            <w:r>
+              <w:rPr>
+                <w:rFonts w:ascii="Times New Roman" w:eastAsia="Times New Roman" w:hAnsi="Times New Roman"/>
+                <w:color w:val="1F2937"/>
+                <w:sz w:val="18"/>
+              </w:rPr>
+              <w:t>PL-2</w:t>
+            </w:r>
+          </w:p>
+          <w:p>
+            <w:pPr>
+              <w:jc w:val="center"/>
+            </w:pPr>
+            <w:r>
+              <w:rPr>
+                <w:rFonts w:ascii="Times New Roman" w:eastAsia="Times New Roman" w:hAnsi="Times New Roman"/>
+                <w:color w:val="1F2937"/>
+                <w:sz w:val="18"/>
+              </w:rPr>
+              <w:t>LLM-5</w:t>
             </w:r>
           </w:p>
         </w:tc>
         <w:tc>
           <w:tcPr>
             <w:tcW w:w="1228" w:type="dxa"/>
-          </w:tcPr>
-          <w:p>
-            <w:pPr>
-              <w:jc w:val="center"/>
-              <w:rPr>
-                <w:rFonts w:ascii="Times New Roman" w:hAnsi="Times New Roman" w:cs="Times New Roman"/>
-                <w:sz w:val="18"/>
-                <w:szCs w:val="18"/>
-              </w:rPr>
-            </w:pPr>
-            <w:r>
-              <w:rPr>
-                <w:rFonts w:ascii="Times New Roman" w:eastAsia="Times New Roman" w:hAnsi="Times New Roman" w:cs="Times New Roman"/>
-                <w:color w:val="000000"/>
-                <w:sz w:val="18"/>
-                <w:szCs w:val="18"/>
-                <w:lang w:eastAsia="ru-RU"/>
+            <w:tcMar>
+              <w:top w:w="70" w:type="dxa"/>
+              <w:left w:w="80" w:type="dxa"/>
+              <w:bottom w:w="70" w:type="dxa"/>
+              <w:right w:w="80" w:type="dxa"/>
+            </w:tcMar>
+            <w:vAlign w:val="center"/>
+          </w:tcPr>
+          <w:p>
+            <w:pPr>
+              <w:jc w:val="center"/>
+            </w:pPr>
+            <w:r>
+              <w:rPr>
+                <w:rFonts w:ascii="Times New Roman" w:eastAsia="Times New Roman" w:hAnsi="Times New Roman"/>
+                <w:color w:val="1F2937"/>
+                <w:sz w:val="18"/>
               </w:rPr>
               <w:t>PL-2.1.</w:t>
             </w:r>
           </w:p>
+          <w:p>
+            <w:pPr>
+              <w:jc w:val="center"/>
+            </w:pPr>
+            <w:r>
+              <w:rPr>
+                <w:rFonts w:ascii="Times New Roman" w:eastAsia="Times New Roman" w:hAnsi="Times New Roman"/>
+                <w:color w:val="1F2937"/>
+                <w:sz w:val="18"/>
+              </w:rPr>
+              <w:t>LLM-5.1</w:t>
+            </w:r>
+          </w:p>
         </w:tc>
         <w:tc>
           <w:tcPr>
             <w:tcW w:w="992" w:type="dxa"/>
-          </w:tcPr>
-          <w:p>
-            <w:pPr>
-              <w:jc w:val="center"/>
-              <w:rPr>
-                <w:rFonts w:ascii="Times New Roman" w:hAnsi="Times New Roman" w:cs="Times New Roman"/>
-                <w:sz w:val="18"/>
-                <w:szCs w:val="18"/>
-              </w:rPr>
-            </w:pPr>
-            <w:r>
-              <w:rPr>
-                <w:rFonts w:ascii="Times New Roman" w:hAnsi="Times New Roman" w:cs="Times New Roman"/>
-                <w:sz w:val="18"/>
-                <w:szCs w:val="18"/>
+            <w:tcMar>
+              <w:top w:w="70" w:type="dxa"/>
+              <w:left w:w="80" w:type="dxa"/>
+              <w:bottom w:w="70" w:type="dxa"/>
+              <w:right w:w="80" w:type="dxa"/>
+            </w:tcMar>
+            <w:vAlign w:val="center"/>
+          </w:tcPr>
+          <w:p>
+            <w:pPr>
+              <w:jc w:val="center"/>
+            </w:pPr>
+            <w:r>
+              <w:rPr>
+                <w:rFonts w:ascii="Times New Roman" w:eastAsia="Times New Roman" w:hAnsi="Times New Roman"/>
+                <w:color w:val="1F2937"/>
+                <w:sz w:val="18"/>
+              </w:rPr>
+              <w:t>Б</w:t>
+            </w:r>
+          </w:p>
+          <w:p>
+            <w:pPr>
+              <w:jc w:val="center"/>
+            </w:pPr>
+            <w:r>
+              <w:rPr>
+                <w:rFonts w:ascii="Times New Roman" w:eastAsia="Times New Roman" w:hAnsi="Times New Roman"/>
+                <w:color w:val="1F2937"/>
+                <w:sz w:val="18"/>
               </w:rPr>
               <w:t>Б</w:t>
             </w:r>
@@ -6977,9 +7841,15 @@
         </w:trPr>
         <w:tc>
           <w:tcPr>
-            <w:tcW w:w="9222" w:type="dxa"/>
+            <w:tcW w:w="7099" w:type="dxa"/>
             <w:gridSpan w:val="2"/>
             <w:shd w:val="clear" w:color="auto" w:fill="D9D9D9" w:themeFill="background1" w:themeFillShade="D9"/>
+            <w:tcMar>
+              <w:top w:w="70" w:type="dxa"/>
+              <w:left w:w="80" w:type="dxa"/>
+              <w:bottom w:w="70" w:type="dxa"/>
+              <w:right w:w="80" w:type="dxa"/>
+            </w:tcMar>
             <w:vAlign w:val="center"/>
           </w:tcPr>
           <w:p>
@@ -7004,6 +7874,12 @@
           <w:tcPr>
             <w:tcW w:w="1104" w:type="dxa"/>
             <w:shd w:val="clear" w:color="auto" w:fill="D9D9D9" w:themeFill="background1" w:themeFillShade="D9"/>
+            <w:tcMar>
+              <w:top w:w="70" w:type="dxa"/>
+              <w:left w:w="80" w:type="dxa"/>
+              <w:bottom w:w="70" w:type="dxa"/>
+              <w:right w:w="80" w:type="dxa"/>
+            </w:tcMar>
           </w:tcPr>
           <w:p>
             <w:pPr>
@@ -7020,6 +7896,12 @@
           <w:tcPr>
             <w:tcW w:w="864" w:type="dxa"/>
             <w:shd w:val="clear" w:color="auto" w:fill="D9D9D9" w:themeFill="background1" w:themeFillShade="D9"/>
+            <w:tcMar>
+              <w:top w:w="70" w:type="dxa"/>
+              <w:left w:w="80" w:type="dxa"/>
+              <w:bottom w:w="70" w:type="dxa"/>
+              <w:right w:w="80" w:type="dxa"/>
+            </w:tcMar>
           </w:tcPr>
           <w:p>
             <w:pPr>
@@ -7044,31 +7926,38 @@
           <w:tcPr>
             <w:tcW w:w="1443" w:type="dxa"/>
             <w:shd w:val="clear" w:color="auto" w:fill="D9D9D9" w:themeFill="background1" w:themeFillShade="D9"/>
-          </w:tcPr>
-          <w:p>
-            <w:pPr>
-              <w:jc w:val="center"/>
-              <w:rPr>
-                <w:rFonts w:ascii="Times New Roman" w:hAnsi="Times New Roman" w:cs="Times New Roman"/>
-                <w:sz w:val="18"/>
-                <w:szCs w:val="18"/>
-              </w:rPr>
-            </w:pPr>
-            <w:r>
-              <w:rPr>
-                <w:rFonts w:ascii="Times New Roman" w:hAnsi="Times New Roman" w:cs="Times New Roman"/>
-                <w:sz w:val="18"/>
-                <w:szCs w:val="18"/>
-              </w:rPr>
-              <w:t>PL-</w:t>
-            </w:r>
-            <w:r>
-              <w:rPr>
-                <w:rFonts w:ascii="Times New Roman" w:hAnsi="Times New Roman" w:cs="Times New Roman"/>
-                <w:sz w:val="18"/>
-                <w:szCs w:val="18"/>
-              </w:rPr>
-              <w:t>2</w:t>
+            <w:tcMar>
+              <w:top w:w="70" w:type="dxa"/>
+              <w:left w:w="80" w:type="dxa"/>
+              <w:bottom w:w="70" w:type="dxa"/>
+              <w:right w:w="80" w:type="dxa"/>
+            </w:tcMar>
+            <w:vAlign w:val="center"/>
+          </w:tcPr>
+          <w:p>
+            <w:pPr>
+              <w:jc w:val="center"/>
+            </w:pPr>
+            <w:r>
+              <w:rPr>
+                <w:rFonts w:ascii="Times New Roman" w:eastAsia="Times New Roman" w:hAnsi="Times New Roman"/>
+                <w:color w:val="1F2937"/>
+                <w:sz w:val="18"/>
+              </w:rPr>
+              <w:t>PL-2</w:t>
+            </w:r>
+          </w:p>
+          <w:p>
+            <w:pPr>
+              <w:jc w:val="center"/>
+            </w:pPr>
+            <w:r>
+              <w:rPr>
+                <w:rFonts w:ascii="Times New Roman" w:eastAsia="Times New Roman" w:hAnsi="Times New Roman"/>
+                <w:color w:val="1F2937"/>
+                <w:sz w:val="18"/>
+              </w:rPr>
+              <w:t>LLM-5</w:t>
             </w:r>
           </w:p>
         </w:tc>
@@ -7076,25 +7965,38 @@
           <w:tcPr>
             <w:tcW w:w="1228" w:type="dxa"/>
             <w:shd w:val="clear" w:color="auto" w:fill="D9D9D9" w:themeFill="background1" w:themeFillShade="D9"/>
-          </w:tcPr>
-          <w:p>
-            <w:pPr>
-              <w:jc w:val="center"/>
-              <w:rPr>
-                <w:rFonts w:ascii="Times New Roman" w:hAnsi="Times New Roman" w:cs="Times New Roman"/>
-                <w:sz w:val="18"/>
-                <w:szCs w:val="18"/>
-              </w:rPr>
-            </w:pPr>
-            <w:r>
-              <w:rPr>
-                <w:rFonts w:ascii="Times New Roman" w:eastAsia="Times New Roman" w:hAnsi="Times New Roman" w:cs="Times New Roman"/>
-                <w:color w:val="000000"/>
-                <w:sz w:val="18"/>
-                <w:szCs w:val="18"/>
-                <w:lang w:eastAsia="ru-RU"/>
+            <w:tcMar>
+              <w:top w:w="70" w:type="dxa"/>
+              <w:left w:w="80" w:type="dxa"/>
+              <w:bottom w:w="70" w:type="dxa"/>
+              <w:right w:w="80" w:type="dxa"/>
+            </w:tcMar>
+            <w:vAlign w:val="center"/>
+          </w:tcPr>
+          <w:p>
+            <w:pPr>
+              <w:jc w:val="center"/>
+            </w:pPr>
+            <w:r>
+              <w:rPr>
+                <w:rFonts w:ascii="Times New Roman" w:eastAsia="Times New Roman" w:hAnsi="Times New Roman"/>
+                <w:color w:val="1F2937"/>
+                <w:sz w:val="18"/>
               </w:rPr>
               <w:t>PL-2.1.</w:t>
+            </w:r>
+          </w:p>
+          <w:p>
+            <w:pPr>
+              <w:jc w:val="center"/>
+            </w:pPr>
+            <w:r>
+              <w:rPr>
+                <w:rFonts w:ascii="Times New Roman" w:eastAsia="Times New Roman" w:hAnsi="Times New Roman"/>
+                <w:color w:val="1F2937"/>
+                <w:sz w:val="18"/>
+              </w:rPr>
+              <w:t>LLM-5.1</w:t>
             </w:r>
           </w:p>
         </w:tc>
@@ -7102,21 +8004,36 @@
           <w:tcPr>
             <w:tcW w:w="992" w:type="dxa"/>
             <w:shd w:val="clear" w:color="auto" w:fill="D9D9D9" w:themeFill="background1" w:themeFillShade="D9"/>
-          </w:tcPr>
-          <w:p>
-            <w:pPr>
-              <w:jc w:val="center"/>
-              <w:rPr>
-                <w:rFonts w:ascii="Times New Roman" w:hAnsi="Times New Roman" w:cs="Times New Roman"/>
-                <w:sz w:val="18"/>
-                <w:szCs w:val="18"/>
-              </w:rPr>
-            </w:pPr>
-            <w:r>
-              <w:rPr>
-                <w:rFonts w:ascii="Times New Roman" w:hAnsi="Times New Roman" w:cs="Times New Roman"/>
-                <w:sz w:val="18"/>
-                <w:szCs w:val="18"/>
+            <w:tcMar>
+              <w:top w:w="70" w:type="dxa"/>
+              <w:left w:w="80" w:type="dxa"/>
+              <w:bottom w:w="70" w:type="dxa"/>
+              <w:right w:w="80" w:type="dxa"/>
+            </w:tcMar>
+            <w:vAlign w:val="center"/>
+          </w:tcPr>
+          <w:p>
+            <w:pPr>
+              <w:jc w:val="center"/>
+            </w:pPr>
+            <w:r>
+              <w:rPr>
+                <w:rFonts w:ascii="Times New Roman" w:eastAsia="Times New Roman" w:hAnsi="Times New Roman"/>
+                <w:color w:val="1F2937"/>
+                <w:sz w:val="18"/>
+              </w:rPr>
+              <w:t>Б</w:t>
+            </w:r>
+          </w:p>
+          <w:p>
+            <w:pPr>
+              <w:jc w:val="center"/>
+            </w:pPr>
+            <w:r>
+              <w:rPr>
+                <w:rFonts w:ascii="Times New Roman" w:eastAsia="Times New Roman" w:hAnsi="Times New Roman"/>
+                <w:color w:val="1F2937"/>
+                <w:sz w:val="18"/>
               </w:rPr>
               <w:t>Б</w:t>
             </w:r>
@@ -7130,6 +8047,12 @@
         <w:tc>
           <w:tcPr>
             <w:tcW w:w="2123" w:type="dxa"/>
+            <w:tcMar>
+              <w:top w:w="70" w:type="dxa"/>
+              <w:left w:w="80" w:type="dxa"/>
+              <w:bottom w:w="70" w:type="dxa"/>
+              <w:right w:w="80" w:type="dxa"/>
+            </w:tcMar>
           </w:tcPr>
           <w:p>
             <w:pPr>
@@ -7170,6 +8093,12 @@
         <w:tc>
           <w:tcPr>
             <w:tcW w:w="7099" w:type="dxa"/>
+            <w:tcMar>
+              <w:top w:w="70" w:type="dxa"/>
+              <w:left w:w="80" w:type="dxa"/>
+              <w:bottom w:w="70" w:type="dxa"/>
+              <w:right w:w="80" w:type="dxa"/>
+            </w:tcMar>
           </w:tcPr>
           <w:p>
             <w:pPr>
@@ -7581,455 +8510,453 @@
                 <w:szCs w:val="18"/>
                 <w:lang w:val="en-US"/>
               </w:rPr>
+              <w:t xml:space="preserve">- </w:t>
+            </w:r>
+            <w:r>
+              <w:rPr>
+                <w:rFonts w:ascii="Times New Roman" w:hAnsi="Times New Roman" w:cs="Times New Roman"/>
+                <w:sz w:val="18"/>
+                <w:szCs w:val="18"/>
+              </w:rPr>
+              <w:t>Сериализация</w:t>
+            </w:r>
+            <w:r>
+              <w:rPr>
+                <w:rFonts w:ascii="Times New Roman" w:hAnsi="Times New Roman" w:cs="Times New Roman"/>
+                <w:sz w:val="18"/>
+                <w:szCs w:val="18"/>
+                <w:lang w:val="en-US"/>
+              </w:rPr>
+              <w:t xml:space="preserve">: </w:t>
+            </w:r>
+            <w:r>
+              <w:rPr>
+                <w:rFonts w:ascii="Times New Roman" w:hAnsi="Times New Roman" w:cs="Times New Roman"/>
+                <w:sz w:val="18"/>
+                <w:szCs w:val="18"/>
+              </w:rPr>
+              <w:t>интерфейс</w:t>
+            </w:r>
+            <w:r>
+              <w:rPr>
+                <w:rFonts w:ascii="Times New Roman" w:hAnsi="Times New Roman" w:cs="Times New Roman"/>
+                <w:sz w:val="18"/>
+                <w:szCs w:val="18"/>
+                <w:lang w:val="en-US"/>
+              </w:rPr>
+              <w:t xml:space="preserve"> Serializable, </w:t>
+            </w:r>
+            <w:proofErr w:type="spellStart"/>
+            <w:r>
+              <w:rPr>
+                <w:rFonts w:ascii="Times New Roman" w:hAnsi="Times New Roman" w:cs="Times New Roman"/>
+                <w:sz w:val="18"/>
+                <w:szCs w:val="18"/>
+                <w:lang w:val="en-US"/>
+              </w:rPr>
+              <w:t>ObjectOutputStream</w:t>
+            </w:r>
+            <w:proofErr w:type="spellEnd"/>
+            <w:r>
+              <w:rPr>
+                <w:rFonts w:ascii="Times New Roman" w:hAnsi="Times New Roman" w:cs="Times New Roman"/>
+                <w:sz w:val="18"/>
+                <w:szCs w:val="18"/>
+                <w:lang w:val="en-US"/>
+              </w:rPr>
+              <w:t xml:space="preserve"> / </w:t>
+            </w:r>
+            <w:proofErr w:type="spellStart"/>
+            <w:r>
+              <w:rPr>
+                <w:rFonts w:ascii="Times New Roman" w:hAnsi="Times New Roman" w:cs="Times New Roman"/>
+                <w:sz w:val="18"/>
+                <w:szCs w:val="18"/>
+                <w:lang w:val="en-US"/>
+              </w:rPr>
+              <w:t>ObjectInputStream</w:t>
+            </w:r>
+            <w:proofErr w:type="spellEnd"/>
+            <w:r>
+              <w:rPr>
+                <w:rFonts w:ascii="Times New Roman" w:hAnsi="Times New Roman" w:cs="Times New Roman"/>
+                <w:sz w:val="18"/>
+                <w:szCs w:val="18"/>
+                <w:lang w:val="en-US"/>
+              </w:rPr>
+              <w:t xml:space="preserve">. </w:t>
+            </w:r>
+            <w:r>
+              <w:rPr>
+                <w:rFonts w:ascii="Times New Roman" w:hAnsi="Times New Roman" w:cs="Times New Roman"/>
+                <w:sz w:val="18"/>
+                <w:szCs w:val="18"/>
+              </w:rPr>
+              <w:t>Проблемы и ограничения.</w:t>
+            </w:r>
+          </w:p>
+          <w:p>
+            <w:pPr>
+              <w:rPr>
+                <w:rFonts w:ascii="Times New Roman" w:hAnsi="Times New Roman" w:cs="Times New Roman"/>
+                <w:sz w:val="18"/>
+                <w:szCs w:val="18"/>
+                <w:lang w:val="en-US"/>
+              </w:rPr>
+            </w:pPr>
+            <w:r>
+              <w:rPr>
+                <w:rFonts w:ascii="Times New Roman" w:hAnsi="Times New Roman" w:cs="Times New Roman"/>
+                <w:sz w:val="18"/>
+                <w:szCs w:val="18"/>
+                <w:lang w:val="en-US"/>
+              </w:rPr>
+              <w:t xml:space="preserve">- </w:t>
+            </w:r>
+            <w:r>
+              <w:rPr>
+                <w:rFonts w:ascii="Times New Roman" w:hAnsi="Times New Roman" w:cs="Times New Roman"/>
+                <w:sz w:val="18"/>
+                <w:szCs w:val="18"/>
+              </w:rPr>
+              <w:t>Пакет</w:t>
+            </w:r>
+            <w:r>
+              <w:rPr>
+                <w:rFonts w:ascii="Times New Roman" w:hAnsi="Times New Roman" w:cs="Times New Roman"/>
+                <w:sz w:val="18"/>
+                <w:szCs w:val="18"/>
+                <w:lang w:val="en-US"/>
+              </w:rPr>
+              <w:t xml:space="preserve"> </w:t>
+            </w:r>
+            <w:proofErr w:type="spellStart"/>
+            <w:proofErr w:type="gramStart"/>
+            <w:r>
+              <w:rPr>
+                <w:rFonts w:ascii="Times New Roman" w:hAnsi="Times New Roman" w:cs="Times New Roman"/>
+                <w:sz w:val="18"/>
+                <w:szCs w:val="18"/>
+                <w:lang w:val="en-US"/>
+              </w:rPr>
+              <w:t>java</w:t>
+            </w:r>
+            <w:r>
+              <w:rPr>
+                <w:rFonts w:ascii="Times New Roman" w:hAnsi="Times New Roman" w:cs="Times New Roman"/>
+                <w:sz w:val="18"/>
+                <w:szCs w:val="18"/>
+                <w:lang w:val="en-US"/>
+              </w:rPr>
+              <w:t>.</w:t>
+            </w:r>
+            <w:r>
+              <w:rPr>
+                <w:rFonts w:ascii="Times New Roman" w:hAnsi="Times New Roman" w:cs="Times New Roman"/>
+                <w:sz w:val="18"/>
+                <w:szCs w:val="18"/>
+                <w:lang w:val="en-US"/>
+              </w:rPr>
+              <w:t>nio</w:t>
+            </w:r>
+            <w:r>
+              <w:rPr>
+                <w:rFonts w:ascii="Times New Roman" w:hAnsi="Times New Roman" w:cs="Times New Roman"/>
+                <w:sz w:val="18"/>
+                <w:szCs w:val="18"/>
+                <w:lang w:val="en-US"/>
+              </w:rPr>
+              <w:t>.</w:t>
+            </w:r>
+            <w:r>
+              <w:rPr>
+                <w:rFonts w:ascii="Times New Roman" w:hAnsi="Times New Roman" w:cs="Times New Roman"/>
+                <w:sz w:val="18"/>
+                <w:szCs w:val="18"/>
+                <w:lang w:val="en-US"/>
+              </w:rPr>
+              <w:t>file</w:t>
+            </w:r>
+            <w:proofErr w:type="spellEnd"/>
+            <w:proofErr w:type="gramEnd"/>
+            <w:r>
+              <w:rPr>
+                <w:rFonts w:ascii="Times New Roman" w:hAnsi="Times New Roman" w:cs="Times New Roman"/>
+                <w:sz w:val="18"/>
+                <w:szCs w:val="18"/>
+                <w:lang w:val="en-US"/>
+              </w:rPr>
+              <w:t xml:space="preserve">: </w:t>
+            </w:r>
+            <w:r>
+              <w:rPr>
+                <w:rFonts w:ascii="Times New Roman" w:hAnsi="Times New Roman" w:cs="Times New Roman"/>
+                <w:sz w:val="18"/>
+                <w:szCs w:val="18"/>
+                <w:lang w:val="en-US"/>
+              </w:rPr>
+              <w:t>Path</w:t>
+            </w:r>
+            <w:r>
+              <w:rPr>
+                <w:rFonts w:ascii="Times New Roman" w:hAnsi="Times New Roman" w:cs="Times New Roman"/>
+                <w:sz w:val="18"/>
+                <w:szCs w:val="18"/>
+                <w:lang w:val="en-US"/>
+              </w:rPr>
+              <w:t xml:space="preserve">, </w:t>
+            </w:r>
+            <w:r>
+              <w:rPr>
+                <w:rFonts w:ascii="Times New Roman" w:hAnsi="Times New Roman" w:cs="Times New Roman"/>
+                <w:sz w:val="18"/>
+                <w:szCs w:val="18"/>
+                <w:lang w:val="en-US"/>
+              </w:rPr>
+              <w:t>Paths</w:t>
+            </w:r>
+            <w:r>
+              <w:rPr>
+                <w:rFonts w:ascii="Times New Roman" w:hAnsi="Times New Roman" w:cs="Times New Roman"/>
+                <w:sz w:val="18"/>
+                <w:szCs w:val="18"/>
+                <w:lang w:val="en-US"/>
+              </w:rPr>
+              <w:t xml:space="preserve">, </w:t>
+            </w:r>
+            <w:r>
+              <w:rPr>
+                <w:rFonts w:ascii="Times New Roman" w:hAnsi="Times New Roman" w:cs="Times New Roman"/>
+                <w:sz w:val="18"/>
+                <w:szCs w:val="18"/>
+                <w:lang w:val="en-US"/>
+              </w:rPr>
+              <w:t>Files</w:t>
+            </w:r>
+            <w:r>
+              <w:rPr>
+                <w:rFonts w:ascii="Times New Roman" w:hAnsi="Times New Roman" w:cs="Times New Roman"/>
+                <w:sz w:val="18"/>
+                <w:szCs w:val="18"/>
+                <w:lang w:val="en-US"/>
+              </w:rPr>
+              <w:t xml:space="preserve">. </w:t>
+            </w:r>
+            <w:r>
+              <w:rPr>
+                <w:rFonts w:ascii="Times New Roman" w:hAnsi="Times New Roman" w:cs="Times New Roman"/>
+                <w:sz w:val="18"/>
+                <w:szCs w:val="18"/>
+              </w:rPr>
+              <w:t>Современный</w:t>
+            </w:r>
+            <w:r>
+              <w:rPr>
+                <w:rFonts w:ascii="Times New Roman" w:hAnsi="Times New Roman" w:cs="Times New Roman"/>
+                <w:sz w:val="18"/>
+                <w:szCs w:val="18"/>
+                <w:lang w:val="en-US"/>
+              </w:rPr>
+              <w:t xml:space="preserve"> </w:t>
+            </w:r>
+            <w:r>
+              <w:rPr>
+                <w:rFonts w:ascii="Times New Roman" w:hAnsi="Times New Roman" w:cs="Times New Roman"/>
+                <w:sz w:val="18"/>
+                <w:szCs w:val="18"/>
+              </w:rPr>
+              <w:t>подход</w:t>
+            </w:r>
+            <w:r>
+              <w:rPr>
+                <w:rFonts w:ascii="Times New Roman" w:hAnsi="Times New Roman" w:cs="Times New Roman"/>
+                <w:sz w:val="18"/>
+                <w:szCs w:val="18"/>
+                <w:lang w:val="en-US"/>
+              </w:rPr>
+              <w:t xml:space="preserve"> </w:t>
+            </w:r>
+            <w:r>
+              <w:rPr>
+                <w:rFonts w:ascii="Times New Roman" w:hAnsi="Times New Roman" w:cs="Times New Roman"/>
+                <w:sz w:val="18"/>
+                <w:szCs w:val="18"/>
+              </w:rPr>
+              <w:t>к</w:t>
+            </w:r>
+            <w:r>
+              <w:rPr>
+                <w:rFonts w:ascii="Times New Roman" w:hAnsi="Times New Roman" w:cs="Times New Roman"/>
+                <w:sz w:val="18"/>
+                <w:szCs w:val="18"/>
+                <w:lang w:val="en-US"/>
+              </w:rPr>
+              <w:t xml:space="preserve"> </w:t>
+            </w:r>
+            <w:r>
+              <w:rPr>
+                <w:rFonts w:ascii="Times New Roman" w:hAnsi="Times New Roman" w:cs="Times New Roman"/>
+                <w:sz w:val="18"/>
+                <w:szCs w:val="18"/>
+              </w:rPr>
+              <w:t>файловым</w:t>
+            </w:r>
+            <w:r>
+              <w:rPr>
+                <w:rFonts w:ascii="Times New Roman" w:hAnsi="Times New Roman" w:cs="Times New Roman"/>
+                <w:sz w:val="18"/>
+                <w:szCs w:val="18"/>
+                <w:lang w:val="en-US"/>
+              </w:rPr>
+              <w:t xml:space="preserve"> </w:t>
+            </w:r>
+            <w:r>
+              <w:rPr>
+                <w:rFonts w:ascii="Times New Roman" w:hAnsi="Times New Roman" w:cs="Times New Roman"/>
+                <w:sz w:val="18"/>
+                <w:szCs w:val="18"/>
+              </w:rPr>
+              <w:t>операциям</w:t>
+            </w:r>
+            <w:r>
+              <w:rPr>
+                <w:rFonts w:ascii="Times New Roman" w:hAnsi="Times New Roman" w:cs="Times New Roman"/>
+                <w:sz w:val="18"/>
+                <w:szCs w:val="18"/>
+                <w:lang w:val="en-US"/>
+              </w:rPr>
+              <w:t xml:space="preserve">: </w:t>
+            </w:r>
+            <w:proofErr w:type="spellStart"/>
+            <w:r>
+              <w:rPr>
+                <w:rFonts w:ascii="Times New Roman" w:hAnsi="Times New Roman" w:cs="Times New Roman"/>
+                <w:sz w:val="18"/>
+                <w:szCs w:val="18"/>
+                <w:lang w:val="en-US"/>
+              </w:rPr>
+              <w:t>Files</w:t>
+            </w:r>
+            <w:r>
+              <w:rPr>
+                <w:rFonts w:ascii="Times New Roman" w:hAnsi="Times New Roman" w:cs="Times New Roman"/>
+                <w:sz w:val="18"/>
+                <w:szCs w:val="18"/>
+                <w:lang w:val="en-US"/>
+              </w:rPr>
+              <w:t>.</w:t>
+            </w:r>
+            <w:r>
+              <w:rPr>
+                <w:rFonts w:ascii="Times New Roman" w:hAnsi="Times New Roman" w:cs="Times New Roman"/>
+                <w:sz w:val="18"/>
+                <w:szCs w:val="18"/>
+                <w:lang w:val="en-US"/>
+              </w:rPr>
+              <w:t>readAllLines</w:t>
+            </w:r>
+            <w:proofErr w:type="spellEnd"/>
+            <w:r>
+              <w:rPr>
+                <w:rFonts w:ascii="Times New Roman" w:hAnsi="Times New Roman" w:cs="Times New Roman"/>
+                <w:sz w:val="18"/>
+                <w:szCs w:val="18"/>
+                <w:lang w:val="en-US"/>
+              </w:rPr>
+              <w:t xml:space="preserve">(), </w:t>
+            </w:r>
+            <w:proofErr w:type="spellStart"/>
+            <w:r>
+              <w:rPr>
+                <w:rFonts w:ascii="Times New Roman" w:hAnsi="Times New Roman" w:cs="Times New Roman"/>
+                <w:sz w:val="18"/>
+                <w:szCs w:val="18"/>
+                <w:lang w:val="en-US"/>
+              </w:rPr>
+              <w:t>Files</w:t>
+            </w:r>
+            <w:r>
+              <w:rPr>
+                <w:rFonts w:ascii="Times New Roman" w:hAnsi="Times New Roman" w:cs="Times New Roman"/>
+                <w:sz w:val="18"/>
+                <w:szCs w:val="18"/>
+                <w:lang w:val="en-US"/>
+              </w:rPr>
+              <w:t>.</w:t>
+            </w:r>
+            <w:r>
+              <w:rPr>
+                <w:rFonts w:ascii="Times New Roman" w:hAnsi="Times New Roman" w:cs="Times New Roman"/>
+                <w:sz w:val="18"/>
+                <w:szCs w:val="18"/>
+                <w:lang w:val="en-US"/>
+              </w:rPr>
+              <w:t>walk</w:t>
+            </w:r>
+            <w:proofErr w:type="spellEnd"/>
+            <w:r>
+              <w:rPr>
+                <w:rFonts w:ascii="Times New Roman" w:hAnsi="Times New Roman" w:cs="Times New Roman"/>
+                <w:sz w:val="18"/>
+                <w:szCs w:val="18"/>
+                <w:lang w:val="en-US"/>
+              </w:rPr>
+              <w:t xml:space="preserve">(), </w:t>
+            </w:r>
+            <w:proofErr w:type="spellStart"/>
+            <w:r>
+              <w:rPr>
+                <w:rFonts w:ascii="Times New Roman" w:hAnsi="Times New Roman" w:cs="Times New Roman"/>
+                <w:sz w:val="18"/>
+                <w:szCs w:val="18"/>
+                <w:lang w:val="en-US"/>
+              </w:rPr>
+              <w:t>Files</w:t>
+            </w:r>
+            <w:r>
+              <w:rPr>
+                <w:rFonts w:ascii="Times New Roman" w:hAnsi="Times New Roman" w:cs="Times New Roman"/>
+                <w:sz w:val="18"/>
+                <w:szCs w:val="18"/>
+                <w:lang w:val="en-US"/>
+              </w:rPr>
+              <w:t>.</w:t>
+            </w:r>
+            <w:r>
+              <w:rPr>
+                <w:rFonts w:ascii="Times New Roman" w:hAnsi="Times New Roman" w:cs="Times New Roman"/>
+                <w:sz w:val="18"/>
+                <w:szCs w:val="18"/>
+                <w:lang w:val="en-US"/>
+              </w:rPr>
+              <w:t>copy</w:t>
+            </w:r>
+            <w:proofErr w:type="spellEnd"/>
+            <w:r>
+              <w:rPr>
+                <w:rFonts w:ascii="Times New Roman" w:hAnsi="Times New Roman" w:cs="Times New Roman"/>
+                <w:sz w:val="18"/>
+                <w:szCs w:val="18"/>
+                <w:lang w:val="en-US"/>
+              </w:rPr>
+              <w:t>().</w:t>
+            </w:r>
+          </w:p>
+          <w:p>
+            <w:pPr>
+              <w:rPr>
+                <w:rFonts w:ascii="Times New Roman" w:hAnsi="Times New Roman" w:cs="Times New Roman"/>
+                <w:sz w:val="18"/>
+                <w:szCs w:val="18"/>
+              </w:rPr>
+            </w:pPr>
+            <w:r>
+              <w:rPr>
+                <w:rFonts w:ascii="Times New Roman" w:hAnsi="Times New Roman" w:cs="Times New Roman"/>
+                <w:sz w:val="18"/>
+                <w:szCs w:val="18"/>
+              </w:rPr>
               <w:lastRenderedPageBreak/>
-              <w:t xml:space="preserve">- </w:t>
-            </w:r>
-            <w:proofErr w:type="spellStart"/>
-            <w:r>
-              <w:rPr>
-                <w:rFonts w:ascii="Times New Roman" w:hAnsi="Times New Roman" w:cs="Times New Roman"/>
-                <w:sz w:val="18"/>
-                <w:szCs w:val="18"/>
-              </w:rPr>
-              <w:t>Сериализация</w:t>
-            </w:r>
-            <w:proofErr w:type="spellEnd"/>
-            <w:r>
-              <w:rPr>
-                <w:rFonts w:ascii="Times New Roman" w:hAnsi="Times New Roman" w:cs="Times New Roman"/>
-                <w:sz w:val="18"/>
-                <w:szCs w:val="18"/>
-                <w:lang w:val="en-US"/>
-              </w:rPr>
-              <w:t xml:space="preserve">: </w:t>
-            </w:r>
-            <w:r>
-              <w:rPr>
-                <w:rFonts w:ascii="Times New Roman" w:hAnsi="Times New Roman" w:cs="Times New Roman"/>
-                <w:sz w:val="18"/>
-                <w:szCs w:val="18"/>
-              </w:rPr>
-              <w:t>интерфейс</w:t>
-            </w:r>
-            <w:r>
-              <w:rPr>
-                <w:rFonts w:ascii="Times New Roman" w:hAnsi="Times New Roman" w:cs="Times New Roman"/>
-                <w:sz w:val="18"/>
-                <w:szCs w:val="18"/>
-                <w:lang w:val="en-US"/>
-              </w:rPr>
-              <w:t xml:space="preserve"> Serializable, </w:t>
-            </w:r>
-            <w:proofErr w:type="spellStart"/>
-            <w:r>
-              <w:rPr>
-                <w:rFonts w:ascii="Times New Roman" w:hAnsi="Times New Roman" w:cs="Times New Roman"/>
-                <w:sz w:val="18"/>
-                <w:szCs w:val="18"/>
-                <w:lang w:val="en-US"/>
-              </w:rPr>
-              <w:t>ObjectOutputStream</w:t>
-            </w:r>
-            <w:proofErr w:type="spellEnd"/>
-            <w:r>
-              <w:rPr>
-                <w:rFonts w:ascii="Times New Roman" w:hAnsi="Times New Roman" w:cs="Times New Roman"/>
-                <w:sz w:val="18"/>
-                <w:szCs w:val="18"/>
-                <w:lang w:val="en-US"/>
-              </w:rPr>
-              <w:t xml:space="preserve"> / </w:t>
-            </w:r>
-            <w:proofErr w:type="spellStart"/>
-            <w:r>
-              <w:rPr>
-                <w:rFonts w:ascii="Times New Roman" w:hAnsi="Times New Roman" w:cs="Times New Roman"/>
-                <w:sz w:val="18"/>
-                <w:szCs w:val="18"/>
-                <w:lang w:val="en-US"/>
-              </w:rPr>
-              <w:t>ObjectInputStream</w:t>
-            </w:r>
-            <w:proofErr w:type="spellEnd"/>
-            <w:r>
-              <w:rPr>
-                <w:rFonts w:ascii="Times New Roman" w:hAnsi="Times New Roman" w:cs="Times New Roman"/>
-                <w:sz w:val="18"/>
-                <w:szCs w:val="18"/>
-                <w:lang w:val="en-US"/>
-              </w:rPr>
-              <w:t xml:space="preserve">. </w:t>
-            </w:r>
-            <w:r>
-              <w:rPr>
-                <w:rFonts w:ascii="Times New Roman" w:hAnsi="Times New Roman" w:cs="Times New Roman"/>
-                <w:sz w:val="18"/>
-                <w:szCs w:val="18"/>
-              </w:rPr>
-              <w:t>Проблемы и ограничения.</w:t>
-            </w:r>
-          </w:p>
-          <w:p>
-            <w:pPr>
-              <w:rPr>
-                <w:rFonts w:ascii="Times New Roman" w:hAnsi="Times New Roman" w:cs="Times New Roman"/>
-                <w:sz w:val="18"/>
-                <w:szCs w:val="18"/>
-                <w:lang w:val="en-US"/>
-              </w:rPr>
-            </w:pPr>
-            <w:r>
-              <w:rPr>
-                <w:rFonts w:ascii="Times New Roman" w:hAnsi="Times New Roman" w:cs="Times New Roman"/>
-                <w:sz w:val="18"/>
-                <w:szCs w:val="18"/>
-                <w:lang w:val="en-US"/>
-              </w:rPr>
-              <w:t xml:space="preserve">- </w:t>
-            </w:r>
-            <w:r>
-              <w:rPr>
-                <w:rFonts w:ascii="Times New Roman" w:hAnsi="Times New Roman" w:cs="Times New Roman"/>
-                <w:sz w:val="18"/>
-                <w:szCs w:val="18"/>
-              </w:rPr>
-              <w:t>Пакет</w:t>
-            </w:r>
-            <w:r>
-              <w:rPr>
-                <w:rFonts w:ascii="Times New Roman" w:hAnsi="Times New Roman" w:cs="Times New Roman"/>
-                <w:sz w:val="18"/>
-                <w:szCs w:val="18"/>
-                <w:lang w:val="en-US"/>
-              </w:rPr>
-              <w:t xml:space="preserve"> </w:t>
-            </w:r>
-            <w:proofErr w:type="spellStart"/>
-            <w:proofErr w:type="gramStart"/>
-            <w:r>
-              <w:rPr>
-                <w:rFonts w:ascii="Times New Roman" w:hAnsi="Times New Roman" w:cs="Times New Roman"/>
-                <w:sz w:val="18"/>
-                <w:szCs w:val="18"/>
-                <w:lang w:val="en-US"/>
-              </w:rPr>
-              <w:t>java</w:t>
-            </w:r>
-            <w:r>
-              <w:rPr>
-                <w:rFonts w:ascii="Times New Roman" w:hAnsi="Times New Roman" w:cs="Times New Roman"/>
-                <w:sz w:val="18"/>
-                <w:szCs w:val="18"/>
-                <w:lang w:val="en-US"/>
-              </w:rPr>
-              <w:t>.</w:t>
-            </w:r>
-            <w:r>
-              <w:rPr>
-                <w:rFonts w:ascii="Times New Roman" w:hAnsi="Times New Roman" w:cs="Times New Roman"/>
-                <w:sz w:val="18"/>
-                <w:szCs w:val="18"/>
-                <w:lang w:val="en-US"/>
-              </w:rPr>
-              <w:t>nio</w:t>
-            </w:r>
-            <w:r>
-              <w:rPr>
-                <w:rFonts w:ascii="Times New Roman" w:hAnsi="Times New Roman" w:cs="Times New Roman"/>
-                <w:sz w:val="18"/>
-                <w:szCs w:val="18"/>
-                <w:lang w:val="en-US"/>
-              </w:rPr>
-              <w:t>.</w:t>
-            </w:r>
-            <w:r>
-              <w:rPr>
-                <w:rFonts w:ascii="Times New Roman" w:hAnsi="Times New Roman" w:cs="Times New Roman"/>
-                <w:sz w:val="18"/>
-                <w:szCs w:val="18"/>
-                <w:lang w:val="en-US"/>
-              </w:rPr>
-              <w:t>file</w:t>
-            </w:r>
-            <w:proofErr w:type="spellEnd"/>
-            <w:proofErr w:type="gramEnd"/>
-            <w:r>
-              <w:rPr>
-                <w:rFonts w:ascii="Times New Roman" w:hAnsi="Times New Roman" w:cs="Times New Roman"/>
-                <w:sz w:val="18"/>
-                <w:szCs w:val="18"/>
-                <w:lang w:val="en-US"/>
-              </w:rPr>
-              <w:t xml:space="preserve">: </w:t>
-            </w:r>
-            <w:r>
-              <w:rPr>
-                <w:rFonts w:ascii="Times New Roman" w:hAnsi="Times New Roman" w:cs="Times New Roman"/>
-                <w:sz w:val="18"/>
-                <w:szCs w:val="18"/>
-                <w:lang w:val="en-US"/>
-              </w:rPr>
-              <w:t>Path</w:t>
-            </w:r>
-            <w:r>
-              <w:rPr>
-                <w:rFonts w:ascii="Times New Roman" w:hAnsi="Times New Roman" w:cs="Times New Roman"/>
-                <w:sz w:val="18"/>
-                <w:szCs w:val="18"/>
-                <w:lang w:val="en-US"/>
-              </w:rPr>
-              <w:t xml:space="preserve">, </w:t>
-            </w:r>
-            <w:r>
-              <w:rPr>
-                <w:rFonts w:ascii="Times New Roman" w:hAnsi="Times New Roman" w:cs="Times New Roman"/>
-                <w:sz w:val="18"/>
-                <w:szCs w:val="18"/>
-                <w:lang w:val="en-US"/>
-              </w:rPr>
-              <w:t>Paths</w:t>
-            </w:r>
-            <w:r>
-              <w:rPr>
-                <w:rFonts w:ascii="Times New Roman" w:hAnsi="Times New Roman" w:cs="Times New Roman"/>
-                <w:sz w:val="18"/>
-                <w:szCs w:val="18"/>
-                <w:lang w:val="en-US"/>
-              </w:rPr>
-              <w:t xml:space="preserve">, </w:t>
-            </w:r>
-            <w:r>
-              <w:rPr>
-                <w:rFonts w:ascii="Times New Roman" w:hAnsi="Times New Roman" w:cs="Times New Roman"/>
-                <w:sz w:val="18"/>
-                <w:szCs w:val="18"/>
-                <w:lang w:val="en-US"/>
-              </w:rPr>
-              <w:t>Files</w:t>
-            </w:r>
-            <w:r>
-              <w:rPr>
-                <w:rFonts w:ascii="Times New Roman" w:hAnsi="Times New Roman" w:cs="Times New Roman"/>
-                <w:sz w:val="18"/>
-                <w:szCs w:val="18"/>
-                <w:lang w:val="en-US"/>
-              </w:rPr>
-              <w:t xml:space="preserve">. </w:t>
-            </w:r>
-            <w:r>
-              <w:rPr>
-                <w:rFonts w:ascii="Times New Roman" w:hAnsi="Times New Roman" w:cs="Times New Roman"/>
-                <w:sz w:val="18"/>
-                <w:szCs w:val="18"/>
-              </w:rPr>
-              <w:t>Современный</w:t>
-            </w:r>
-            <w:r>
-              <w:rPr>
-                <w:rFonts w:ascii="Times New Roman" w:hAnsi="Times New Roman" w:cs="Times New Roman"/>
-                <w:sz w:val="18"/>
-                <w:szCs w:val="18"/>
-                <w:lang w:val="en-US"/>
-              </w:rPr>
-              <w:t xml:space="preserve"> </w:t>
-            </w:r>
-            <w:r>
-              <w:rPr>
-                <w:rFonts w:ascii="Times New Roman" w:hAnsi="Times New Roman" w:cs="Times New Roman"/>
-                <w:sz w:val="18"/>
-                <w:szCs w:val="18"/>
-              </w:rPr>
-              <w:t>подход</w:t>
-            </w:r>
-            <w:r>
-              <w:rPr>
-                <w:rFonts w:ascii="Times New Roman" w:hAnsi="Times New Roman" w:cs="Times New Roman"/>
-                <w:sz w:val="18"/>
-                <w:szCs w:val="18"/>
-                <w:lang w:val="en-US"/>
-              </w:rPr>
-              <w:t xml:space="preserve"> </w:t>
-            </w:r>
-            <w:r>
-              <w:rPr>
-                <w:rFonts w:ascii="Times New Roman" w:hAnsi="Times New Roman" w:cs="Times New Roman"/>
-                <w:sz w:val="18"/>
-                <w:szCs w:val="18"/>
-              </w:rPr>
-              <w:t>к</w:t>
-            </w:r>
-            <w:r>
-              <w:rPr>
-                <w:rFonts w:ascii="Times New Roman" w:hAnsi="Times New Roman" w:cs="Times New Roman"/>
-                <w:sz w:val="18"/>
-                <w:szCs w:val="18"/>
-                <w:lang w:val="en-US"/>
-              </w:rPr>
-              <w:t xml:space="preserve"> </w:t>
-            </w:r>
-            <w:r>
-              <w:rPr>
-                <w:rFonts w:ascii="Times New Roman" w:hAnsi="Times New Roman" w:cs="Times New Roman"/>
-                <w:sz w:val="18"/>
-                <w:szCs w:val="18"/>
-              </w:rPr>
-              <w:t>файловым</w:t>
-            </w:r>
-            <w:r>
-              <w:rPr>
-                <w:rFonts w:ascii="Times New Roman" w:hAnsi="Times New Roman" w:cs="Times New Roman"/>
-                <w:sz w:val="18"/>
-                <w:szCs w:val="18"/>
-                <w:lang w:val="en-US"/>
-              </w:rPr>
-              <w:t xml:space="preserve"> </w:t>
-            </w:r>
-            <w:r>
-              <w:rPr>
-                <w:rFonts w:ascii="Times New Roman" w:hAnsi="Times New Roman" w:cs="Times New Roman"/>
-                <w:sz w:val="18"/>
-                <w:szCs w:val="18"/>
-              </w:rPr>
-              <w:t>операциям</w:t>
-            </w:r>
-            <w:r>
-              <w:rPr>
-                <w:rFonts w:ascii="Times New Roman" w:hAnsi="Times New Roman" w:cs="Times New Roman"/>
-                <w:sz w:val="18"/>
-                <w:szCs w:val="18"/>
-                <w:lang w:val="en-US"/>
-              </w:rPr>
-              <w:t xml:space="preserve">: </w:t>
-            </w:r>
-            <w:proofErr w:type="spellStart"/>
-            <w:r>
-              <w:rPr>
-                <w:rFonts w:ascii="Times New Roman" w:hAnsi="Times New Roman" w:cs="Times New Roman"/>
-                <w:sz w:val="18"/>
-                <w:szCs w:val="18"/>
-                <w:lang w:val="en-US"/>
-              </w:rPr>
-              <w:t>Files</w:t>
-            </w:r>
-            <w:r>
-              <w:rPr>
-                <w:rFonts w:ascii="Times New Roman" w:hAnsi="Times New Roman" w:cs="Times New Roman"/>
-                <w:sz w:val="18"/>
-                <w:szCs w:val="18"/>
-                <w:lang w:val="en-US"/>
-              </w:rPr>
-              <w:t>.</w:t>
-            </w:r>
-            <w:r>
-              <w:rPr>
-                <w:rFonts w:ascii="Times New Roman" w:hAnsi="Times New Roman" w:cs="Times New Roman"/>
-                <w:sz w:val="18"/>
-                <w:szCs w:val="18"/>
-                <w:lang w:val="en-US"/>
-              </w:rPr>
-              <w:t>readAllLines</w:t>
-            </w:r>
-            <w:proofErr w:type="spellEnd"/>
-            <w:r>
-              <w:rPr>
-                <w:rFonts w:ascii="Times New Roman" w:hAnsi="Times New Roman" w:cs="Times New Roman"/>
-                <w:sz w:val="18"/>
-                <w:szCs w:val="18"/>
-                <w:lang w:val="en-US"/>
-              </w:rPr>
-              <w:t xml:space="preserve">(), </w:t>
-            </w:r>
-            <w:proofErr w:type="spellStart"/>
-            <w:r>
-              <w:rPr>
-                <w:rFonts w:ascii="Times New Roman" w:hAnsi="Times New Roman" w:cs="Times New Roman"/>
-                <w:sz w:val="18"/>
-                <w:szCs w:val="18"/>
-                <w:lang w:val="en-US"/>
-              </w:rPr>
-              <w:t>Files</w:t>
-            </w:r>
-            <w:r>
-              <w:rPr>
-                <w:rFonts w:ascii="Times New Roman" w:hAnsi="Times New Roman" w:cs="Times New Roman"/>
-                <w:sz w:val="18"/>
-                <w:szCs w:val="18"/>
-                <w:lang w:val="en-US"/>
-              </w:rPr>
-              <w:t>.</w:t>
-            </w:r>
-            <w:r>
-              <w:rPr>
-                <w:rFonts w:ascii="Times New Roman" w:hAnsi="Times New Roman" w:cs="Times New Roman"/>
-                <w:sz w:val="18"/>
-                <w:szCs w:val="18"/>
-                <w:lang w:val="en-US"/>
-              </w:rPr>
-              <w:t>walk</w:t>
-            </w:r>
-            <w:proofErr w:type="spellEnd"/>
-            <w:r>
-              <w:rPr>
-                <w:rFonts w:ascii="Times New Roman" w:hAnsi="Times New Roman" w:cs="Times New Roman"/>
-                <w:sz w:val="18"/>
-                <w:szCs w:val="18"/>
-                <w:lang w:val="en-US"/>
-              </w:rPr>
-              <w:t xml:space="preserve">(), </w:t>
-            </w:r>
-            <w:proofErr w:type="spellStart"/>
-            <w:r>
-              <w:rPr>
-                <w:rFonts w:ascii="Times New Roman" w:hAnsi="Times New Roman" w:cs="Times New Roman"/>
-                <w:sz w:val="18"/>
-                <w:szCs w:val="18"/>
-                <w:lang w:val="en-US"/>
-              </w:rPr>
-              <w:t>Files</w:t>
-            </w:r>
-            <w:r>
-              <w:rPr>
-                <w:rFonts w:ascii="Times New Roman" w:hAnsi="Times New Roman" w:cs="Times New Roman"/>
-                <w:sz w:val="18"/>
-                <w:szCs w:val="18"/>
-                <w:lang w:val="en-US"/>
-              </w:rPr>
-              <w:t>.</w:t>
-            </w:r>
-            <w:r>
-              <w:rPr>
-                <w:rFonts w:ascii="Times New Roman" w:hAnsi="Times New Roman" w:cs="Times New Roman"/>
-                <w:sz w:val="18"/>
-                <w:szCs w:val="18"/>
-                <w:lang w:val="en-US"/>
-              </w:rPr>
-              <w:t>copy</w:t>
-            </w:r>
-            <w:proofErr w:type="spellEnd"/>
-            <w:r>
-              <w:rPr>
-                <w:rFonts w:ascii="Times New Roman" w:hAnsi="Times New Roman" w:cs="Times New Roman"/>
-                <w:sz w:val="18"/>
-                <w:szCs w:val="18"/>
-                <w:lang w:val="en-US"/>
-              </w:rPr>
-              <w:t>().</w:t>
-            </w:r>
-          </w:p>
-          <w:p>
-            <w:pPr>
-              <w:rPr>
-                <w:rFonts w:ascii="Times New Roman" w:hAnsi="Times New Roman" w:cs="Times New Roman"/>
-                <w:sz w:val="18"/>
-                <w:szCs w:val="18"/>
-              </w:rPr>
-            </w:pPr>
-            <w:r>
-              <w:rPr>
-                <w:rFonts w:ascii="Times New Roman" w:hAnsi="Times New Roman" w:cs="Times New Roman"/>
-                <w:sz w:val="18"/>
-                <w:szCs w:val="18"/>
-              </w:rPr>
               <w:t>- Кодировки</w:t>
             </w:r>
           </w:p>
@@ -8037,6 +8964,12 @@
         <w:tc>
           <w:tcPr>
             <w:tcW w:w="1104" w:type="dxa"/>
+            <w:tcMar>
+              <w:top w:w="70" w:type="dxa"/>
+              <w:left w:w="80" w:type="dxa"/>
+              <w:bottom w:w="70" w:type="dxa"/>
+              <w:right w:w="80" w:type="dxa"/>
+            </w:tcMar>
           </w:tcPr>
           <w:p>
             <w:pPr>
@@ -8061,6 +8994,12 @@
         <w:tc>
           <w:tcPr>
             <w:tcW w:w="864" w:type="dxa"/>
+            <w:tcMar>
+              <w:top w:w="70" w:type="dxa"/>
+              <w:left w:w="80" w:type="dxa"/>
+              <w:bottom w:w="70" w:type="dxa"/>
+              <w:right w:w="80" w:type="dxa"/>
+            </w:tcMar>
           </w:tcPr>
           <w:p>
             <w:pPr>
@@ -8084,6 +9023,12 @@
         <w:tc>
           <w:tcPr>
             <w:tcW w:w="1443" w:type="dxa"/>
+            <w:tcMar>
+              <w:top w:w="70" w:type="dxa"/>
+              <w:left w:w="80" w:type="dxa"/>
+              <w:bottom w:w="70" w:type="dxa"/>
+              <w:right w:w="80" w:type="dxa"/>
+            </w:tcMar>
           </w:tcPr>
           <w:p>
             <w:pPr>
@@ -8115,6 +9060,12 @@
         <w:tc>
           <w:tcPr>
             <w:tcW w:w="1228" w:type="dxa"/>
+            <w:tcMar>
+              <w:top w:w="70" w:type="dxa"/>
+              <w:left w:w="80" w:type="dxa"/>
+              <w:bottom w:w="70" w:type="dxa"/>
+              <w:right w:w="80" w:type="dxa"/>
+            </w:tcMar>
           </w:tcPr>
           <w:p>
             <w:pPr>
@@ -8140,6 +9091,12 @@
         <w:tc>
           <w:tcPr>
             <w:tcW w:w="992" w:type="dxa"/>
+            <w:tcMar>
+              <w:top w:w="70" w:type="dxa"/>
+              <w:left w:w="80" w:type="dxa"/>
+              <w:bottom w:w="70" w:type="dxa"/>
+              <w:right w:w="80" w:type="dxa"/>
+            </w:tcMar>
           </w:tcPr>
           <w:p>
             <w:pPr>
@@ -8168,6 +9125,12 @@
         <w:tc>
           <w:tcPr>
             <w:tcW w:w="2123" w:type="dxa"/>
+            <w:tcMar>
+              <w:top w:w="70" w:type="dxa"/>
+              <w:left w:w="80" w:type="dxa"/>
+              <w:bottom w:w="70" w:type="dxa"/>
+              <w:right w:w="80" w:type="dxa"/>
+            </w:tcMar>
           </w:tcPr>
           <w:p>
             <w:pPr>
@@ -8190,22 +9153,26 @@
         <w:tc>
           <w:tcPr>
             <w:tcW w:w="7099" w:type="dxa"/>
-          </w:tcPr>
-          <w:p>
-            <w:pPr>
-              <w:rPr>
-                <w:rFonts w:ascii="Times New Roman" w:hAnsi="Times New Roman" w:cs="Times New Roman"/>
-                <w:sz w:val="18"/>
-                <w:szCs w:val="18"/>
-                <w:lang w:val="en-US"/>
-              </w:rPr>
-            </w:pPr>
-            <w:r>
-              <w:rPr>
-                <w:rFonts w:ascii="Times New Roman" w:hAnsi="Times New Roman" w:cs="Times New Roman"/>
-                <w:sz w:val="18"/>
-                <w:szCs w:val="18"/>
-                <w:lang w:val="en-US"/>
+            <w:tcMar>
+              <w:top w:w="70" w:type="dxa"/>
+              <w:left w:w="80" w:type="dxa"/>
+              <w:bottom w:w="70" w:type="dxa"/>
+              <w:right w:w="80" w:type="dxa"/>
+            </w:tcMar>
+          </w:tcPr>
+          <w:p>
+            <w:pPr>
+              <w:rPr>
+                <w:rFonts w:ascii="Times New Roman" w:hAnsi="Times New Roman" w:cs="Times New Roman"/>
+                <w:sz w:val="18"/>
+                <w:szCs w:val="18"/>
+              </w:rPr>
+            </w:pPr>
+            <w:r>
+              <w:rPr>
+                <w:rFonts w:ascii="Times New Roman" w:hAnsi="Times New Roman" w:cs="Times New Roman"/>
+                <w:sz w:val="18"/>
+                <w:szCs w:val="18"/>
               </w:rPr>
               <w:t xml:space="preserve">1. </w:t>
             </w:r>
@@ -8215,16 +9182,32 @@
                 <w:sz w:val="18"/>
                 <w:szCs w:val="18"/>
               </w:rPr>
-              <w:t>Подготовить</w:t>
-            </w:r>
-            <w:r>
-              <w:rPr>
-                <w:rFonts w:ascii="Times New Roman" w:hAnsi="Times New Roman" w:cs="Times New Roman"/>
-                <w:sz w:val="18"/>
-                <w:szCs w:val="18"/>
-                <w:lang w:val="en-US"/>
-              </w:rPr>
-              <w:t xml:space="preserve"> CSV-</w:t>
+              <w:t>С помощью ИИ сгенерировать</w:t>
+            </w:r>
+            <w:r>
+              <w:rPr>
+                <w:rFonts w:ascii="Times New Roman" w:hAnsi="Times New Roman" w:cs="Times New Roman"/>
+                <w:sz w:val="18"/>
+                <w:szCs w:val="18"/>
+              </w:rPr>
+              <w:t xml:space="preserve"> </w:t>
+            </w:r>
+            <w:r>
+              <w:rPr>
+                <w:rFonts w:ascii="Times New Roman" w:hAnsi="Times New Roman" w:cs="Times New Roman"/>
+                <w:sz w:val="18"/>
+                <w:szCs w:val="18"/>
+                <w:lang w:val="en-US"/>
+              </w:rPr>
+              <w:t>CSV</w:t>
+            </w:r>
+            <w:r>
+              <w:rPr>
+                <w:rFonts w:ascii="Times New Roman" w:hAnsi="Times New Roman" w:cs="Times New Roman"/>
+                <w:sz w:val="18"/>
+                <w:szCs w:val="18"/>
+              </w:rPr>
+              <w:t>-</w:t>
             </w:r>
             <w:r>
               <w:rPr>
@@ -8239,9 +9222,42 @@
                 <w:rFonts w:ascii="Times New Roman" w:hAnsi="Times New Roman" w:cs="Times New Roman"/>
                 <w:sz w:val="18"/>
                 <w:szCs w:val="18"/>
-                <w:lang w:val="en-US"/>
-              </w:rPr>
-              <w:t xml:space="preserve"> books.csv (50+ </w:t>
+              </w:rPr>
+              <w:t xml:space="preserve"> </w:t>
+            </w:r>
+            <w:r>
+              <w:rPr>
+                <w:rFonts w:ascii="Times New Roman" w:hAnsi="Times New Roman" w:cs="Times New Roman"/>
+                <w:sz w:val="18"/>
+                <w:szCs w:val="18"/>
+                <w:lang w:val="en-US"/>
+              </w:rPr>
+              <w:t>books</w:t>
+            </w:r>
+            <w:r>
+              <w:rPr>
+                <w:rFonts w:ascii="Times New Roman" w:hAnsi="Times New Roman" w:cs="Times New Roman"/>
+                <w:sz w:val="18"/>
+                <w:szCs w:val="18"/>
+              </w:rPr>
+              <w:t>.</w:t>
+            </w:r>
+            <w:r>
+              <w:rPr>
+                <w:rFonts w:ascii="Times New Roman" w:hAnsi="Times New Roman" w:cs="Times New Roman"/>
+                <w:sz w:val="18"/>
+                <w:szCs w:val="18"/>
+                <w:lang w:val="en-US"/>
+              </w:rPr>
+              <w:t>csv</w:t>
+            </w:r>
+            <w:r>
+              <w:rPr>
+                <w:rFonts w:ascii="Times New Roman" w:hAnsi="Times New Roman" w:cs="Times New Roman"/>
+                <w:sz w:val="18"/>
+                <w:szCs w:val="18"/>
+              </w:rPr>
+              <w:t xml:space="preserve"> (50+ </w:t>
             </w:r>
             <w:r>
               <w:rPr>
@@ -8256,7 +9272,6 @@
                 <w:rFonts w:ascii="Times New Roman" w:hAnsi="Times New Roman" w:cs="Times New Roman"/>
                 <w:sz w:val="18"/>
                 <w:szCs w:val="18"/>
-                <w:lang w:val="en-US"/>
               </w:rPr>
               <w:t xml:space="preserve">) </w:t>
             </w:r>
@@ -8273,7 +9288,6 @@
                 <w:rFonts w:ascii="Times New Roman" w:hAnsi="Times New Roman" w:cs="Times New Roman"/>
                 <w:sz w:val="18"/>
                 <w:szCs w:val="18"/>
-                <w:lang w:val="en-US"/>
               </w:rPr>
               <w:t xml:space="preserve"> </w:t>
             </w:r>
@@ -8290,11 +9304,9 @@
                 <w:rFonts w:ascii="Times New Roman" w:hAnsi="Times New Roman" w:cs="Times New Roman"/>
                 <w:sz w:val="18"/>
                 <w:szCs w:val="18"/>
-                <w:lang w:val="en-US"/>
               </w:rPr>
               <w:t xml:space="preserve">: </w:t>
             </w:r>
-            <w:proofErr w:type="spellStart"/>
             <w:proofErr w:type="gramStart"/>
             <w:r>
               <w:rPr>
@@ -8303,7 +9315,24 @@
                 <w:szCs w:val="18"/>
                 <w:lang w:val="en-US"/>
               </w:rPr>
-              <w:t>id,title</w:t>
+              <w:t>id</w:t>
+            </w:r>
+            <w:r>
+              <w:rPr>
+                <w:rFonts w:ascii="Times New Roman" w:hAnsi="Times New Roman" w:cs="Times New Roman"/>
+                <w:sz w:val="18"/>
+                <w:szCs w:val="18"/>
+              </w:rPr>
+              <w:t>,</w:t>
+            </w:r>
+            <w:r>
+              <w:rPr>
+                <w:rFonts w:ascii="Times New Roman" w:hAnsi="Times New Roman" w:cs="Times New Roman"/>
+                <w:sz w:val="18"/>
+                <w:szCs w:val="18"/>
+                <w:lang w:val="en-US"/>
+              </w:rPr>
+              <w:t>title</w:t>
             </w:r>
             <w:proofErr w:type="gramEnd"/>
             <w:r>
@@ -8311,36 +9340,131 @@
                 <w:rFonts w:ascii="Times New Roman" w:hAnsi="Times New Roman" w:cs="Times New Roman"/>
                 <w:sz w:val="18"/>
                 <w:szCs w:val="18"/>
-                <w:lang w:val="en-US"/>
-              </w:rPr>
-              <w:t>,author,year,isbn,publisher</w:t>
-            </w:r>
-            <w:proofErr w:type="spellEnd"/>
-            <w:r>
-              <w:rPr>
-                <w:rFonts w:ascii="Times New Roman" w:hAnsi="Times New Roman" w:cs="Times New Roman"/>
-                <w:sz w:val="18"/>
-                <w:szCs w:val="18"/>
-                <w:lang w:val="en-US"/>
+              </w:rPr>
+              <w:t>,</w:t>
+            </w:r>
+            <w:proofErr w:type="gramStart"/>
+            <w:r>
+              <w:rPr>
+                <w:rFonts w:ascii="Times New Roman" w:hAnsi="Times New Roman" w:cs="Times New Roman"/>
+                <w:sz w:val="18"/>
+                <w:szCs w:val="18"/>
+                <w:lang w:val="en-US"/>
+              </w:rPr>
+              <w:t>author</w:t>
+            </w:r>
+            <w:r>
+              <w:rPr>
+                <w:rFonts w:ascii="Times New Roman" w:hAnsi="Times New Roman" w:cs="Times New Roman"/>
+                <w:sz w:val="18"/>
+                <w:szCs w:val="18"/>
+              </w:rPr>
+              <w:t>,</w:t>
+            </w:r>
+            <w:r>
+              <w:rPr>
+                <w:rFonts w:ascii="Times New Roman" w:hAnsi="Times New Roman" w:cs="Times New Roman"/>
+                <w:sz w:val="18"/>
+                <w:szCs w:val="18"/>
+                <w:lang w:val="en-US"/>
+              </w:rPr>
+              <w:t>year</w:t>
+            </w:r>
+            <w:proofErr w:type="gramEnd"/>
+            <w:r>
+              <w:rPr>
+                <w:rFonts w:ascii="Times New Roman" w:hAnsi="Times New Roman" w:cs="Times New Roman"/>
+                <w:sz w:val="18"/>
+                <w:szCs w:val="18"/>
+              </w:rPr>
+              <w:t>,</w:t>
+            </w:r>
+            <w:proofErr w:type="spellStart"/>
+            <w:proofErr w:type="gramStart"/>
+            <w:r>
+              <w:rPr>
+                <w:rFonts w:ascii="Times New Roman" w:hAnsi="Times New Roman" w:cs="Times New Roman"/>
+                <w:sz w:val="18"/>
+                <w:szCs w:val="18"/>
+                <w:lang w:val="en-US"/>
+              </w:rPr>
+              <w:t>isbn</w:t>
+            </w:r>
+            <w:proofErr w:type="spellEnd"/>
+            <w:r>
+              <w:rPr>
+                <w:rFonts w:ascii="Times New Roman" w:hAnsi="Times New Roman" w:cs="Times New Roman"/>
+                <w:sz w:val="18"/>
+                <w:szCs w:val="18"/>
+              </w:rPr>
+              <w:t>,</w:t>
+            </w:r>
+            <w:r>
+              <w:rPr>
+                <w:rFonts w:ascii="Times New Roman" w:hAnsi="Times New Roman" w:cs="Times New Roman"/>
+                <w:sz w:val="18"/>
+                <w:szCs w:val="18"/>
+                <w:lang w:val="en-US"/>
+              </w:rPr>
+              <w:t>publisher</w:t>
+            </w:r>
+            <w:proofErr w:type="gramEnd"/>
+            <w:r>
+              <w:rPr>
+                <w:rFonts w:ascii="Times New Roman" w:hAnsi="Times New Roman" w:cs="Times New Roman"/>
+                <w:sz w:val="18"/>
+                <w:szCs w:val="18"/>
               </w:rPr>
               <w:t>.</w:t>
             </w:r>
-          </w:p>
-          <w:p>
-            <w:pPr>
-              <w:rPr>
-                <w:rFonts w:ascii="Times New Roman" w:hAnsi="Times New Roman" w:cs="Times New Roman"/>
-                <w:sz w:val="18"/>
-                <w:szCs w:val="18"/>
-              </w:rPr>
-            </w:pPr>
-            <w:r>
-              <w:rPr>
-                <w:rFonts w:ascii="Times New Roman" w:hAnsi="Times New Roman" w:cs="Times New Roman"/>
-                <w:sz w:val="18"/>
-                <w:szCs w:val="18"/>
-              </w:rPr>
-              <w:t>2. Написать парсер CSV:</w:t>
+            <w:r>
+              <w:rPr>
+                <w:rFonts w:ascii="Times New Roman" w:hAnsi="Times New Roman" w:cs="Times New Roman"/>
+                <w:sz w:val="18"/>
+                <w:szCs w:val="18"/>
+              </w:rPr>
+              <w:t xml:space="preserve"> </w:t>
+            </w:r>
+            <w:r>
+              <w:rPr>
+                <w:rFonts w:ascii="Times New Roman" w:hAnsi="Times New Roman" w:cs="Times New Roman"/>
+                <w:sz w:val="18"/>
+                <w:szCs w:val="18"/>
+              </w:rPr>
+              <w:t>Учесть наличие как корректных, так и некорректных строк.</w:t>
+            </w:r>
+          </w:p>
+          <w:p>
+            <w:pPr>
+              <w:rPr>
+                <w:rFonts w:ascii="Times New Roman" w:hAnsi="Times New Roman" w:cs="Times New Roman"/>
+                <w:sz w:val="18"/>
+                <w:szCs w:val="18"/>
+              </w:rPr>
+            </w:pPr>
+            <w:r>
+              <w:rPr>
+                <w:rFonts w:ascii="Times New Roman" w:hAnsi="Times New Roman" w:cs="Times New Roman"/>
+                <w:sz w:val="18"/>
+                <w:szCs w:val="18"/>
+              </w:rPr>
+              <w:t>2. Написать парсер CSV</w:t>
+            </w:r>
+            <w:r>
+              <w:rPr>
+                <w:rFonts w:ascii="Times New Roman" w:hAnsi="Times New Roman" w:cs="Times New Roman"/>
+                <w:sz w:val="18"/>
+                <w:szCs w:val="18"/>
+              </w:rPr>
+              <w:t xml:space="preserve"> (самостоятельно, без ИИ)</w:t>
+            </w:r>
+            <w:r>
+              <w:rPr>
+                <w:rFonts w:ascii="Times New Roman" w:hAnsi="Times New Roman" w:cs="Times New Roman"/>
+                <w:sz w:val="18"/>
+                <w:szCs w:val="18"/>
+              </w:rPr>
+              <w:t>:</w:t>
             </w:r>
           </w:p>
           <w:p>
@@ -8498,10 +9622,29 @@
               <w:t>6. Записать результат (успешно прочитанные книги) в новый CSV-файл books_clean.csv.</w:t>
             </w:r>
           </w:p>
+          <w:p>
+            <w:pPr>
+              <w:spacing w:before="40"/>
+            </w:pPr>
+            <w:r>
+              <w:rPr>
+                <w:rFonts w:ascii="Times New Roman" w:eastAsia="Times New Roman" w:hAnsi="Times New Roman"/>
+                <w:color w:val="000000"/>
+                <w:sz w:val="18"/>
+              </w:rPr>
+              <w:t>7. Работа с ИИ: подготовить набор корректных и некорректных CSV-строк и ожидаемые результаты их обработки. Реализацию парсера выполнить самостоятельно и проверить её на сформированном наборе данных.</w:t>
+            </w:r>
+          </w:p>
         </w:tc>
         <w:tc>
           <w:tcPr>
             <w:tcW w:w="1104" w:type="dxa"/>
+            <w:tcMar>
+              <w:top w:w="70" w:type="dxa"/>
+              <w:left w:w="80" w:type="dxa"/>
+              <w:bottom w:w="70" w:type="dxa"/>
+              <w:right w:w="80" w:type="dxa"/>
+            </w:tcMar>
           </w:tcPr>
           <w:p>
             <w:pPr>
@@ -8525,6 +9668,12 @@
         <w:tc>
           <w:tcPr>
             <w:tcW w:w="864" w:type="dxa"/>
+            <w:tcMar>
+              <w:top w:w="70" w:type="dxa"/>
+              <w:left w:w="80" w:type="dxa"/>
+              <w:bottom w:w="70" w:type="dxa"/>
+              <w:right w:w="80" w:type="dxa"/>
+            </w:tcMar>
           </w:tcPr>
           <w:p>
             <w:pPr>
@@ -8548,77 +9697,112 @@
         <w:tc>
           <w:tcPr>
             <w:tcW w:w="1443" w:type="dxa"/>
-          </w:tcPr>
-          <w:p>
-            <w:pPr>
-              <w:jc w:val="center"/>
-              <w:rPr>
-                <w:rFonts w:ascii="Times New Roman" w:hAnsi="Times New Roman" w:cs="Times New Roman"/>
-                <w:sz w:val="18"/>
-                <w:szCs w:val="18"/>
-              </w:rPr>
-            </w:pPr>
-            <w:r>
-              <w:rPr>
-                <w:rFonts w:ascii="Times New Roman" w:hAnsi="Times New Roman" w:cs="Times New Roman"/>
-                <w:sz w:val="18"/>
-                <w:szCs w:val="18"/>
-              </w:rPr>
-              <w:t>PL-</w:t>
-            </w:r>
-            <w:r>
-              <w:rPr>
-                <w:rFonts w:ascii="Times New Roman" w:hAnsi="Times New Roman" w:cs="Times New Roman"/>
-                <w:sz w:val="18"/>
-                <w:szCs w:val="18"/>
-              </w:rPr>
-              <w:t>2</w:t>
+            <w:tcMar>
+              <w:top w:w="70" w:type="dxa"/>
+              <w:left w:w="80" w:type="dxa"/>
+              <w:bottom w:w="70" w:type="dxa"/>
+              <w:right w:w="80" w:type="dxa"/>
+            </w:tcMar>
+            <w:vAlign w:val="center"/>
+          </w:tcPr>
+          <w:p>
+            <w:pPr>
+              <w:jc w:val="center"/>
+            </w:pPr>
+            <w:r>
+              <w:rPr>
+                <w:rFonts w:ascii="Times New Roman" w:eastAsia="Times New Roman" w:hAnsi="Times New Roman"/>
+                <w:color w:val="1F2937"/>
+                <w:sz w:val="18"/>
+              </w:rPr>
+              <w:t>PL-2</w:t>
+            </w:r>
+          </w:p>
+          <w:p>
+            <w:pPr>
+              <w:jc w:val="center"/>
+            </w:pPr>
+            <w:r>
+              <w:rPr>
+                <w:rFonts w:ascii="Times New Roman" w:eastAsia="Times New Roman" w:hAnsi="Times New Roman"/>
+                <w:color w:val="1F2937"/>
+                <w:sz w:val="18"/>
+              </w:rPr>
+              <w:t>LLM-5</w:t>
             </w:r>
           </w:p>
         </w:tc>
         <w:tc>
           <w:tcPr>
             <w:tcW w:w="1228" w:type="dxa"/>
-          </w:tcPr>
-          <w:p>
-            <w:pPr>
-              <w:jc w:val="center"/>
-              <w:rPr>
-                <w:rFonts w:ascii="Times New Roman" w:hAnsi="Times New Roman" w:cs="Times New Roman"/>
-                <w:sz w:val="18"/>
-                <w:szCs w:val="18"/>
-              </w:rPr>
-            </w:pPr>
-            <w:r>
-              <w:rPr>
-                <w:rFonts w:ascii="Times New Roman" w:eastAsia="Times New Roman" w:hAnsi="Times New Roman" w:cs="Times New Roman"/>
-                <w:color w:val="000000"/>
-                <w:sz w:val="18"/>
-                <w:szCs w:val="18"/>
-                <w:lang w:eastAsia="ru-RU"/>
+            <w:tcMar>
+              <w:top w:w="70" w:type="dxa"/>
+              <w:left w:w="80" w:type="dxa"/>
+              <w:bottom w:w="70" w:type="dxa"/>
+              <w:right w:w="80" w:type="dxa"/>
+            </w:tcMar>
+            <w:vAlign w:val="center"/>
+          </w:tcPr>
+          <w:p>
+            <w:pPr>
+              <w:jc w:val="center"/>
+            </w:pPr>
+            <w:r>
+              <w:rPr>
+                <w:rFonts w:ascii="Times New Roman" w:eastAsia="Times New Roman" w:hAnsi="Times New Roman"/>
+                <w:color w:val="1F2937"/>
+                <w:sz w:val="18"/>
               </w:rPr>
               <w:t>PL-2.1.</w:t>
             </w:r>
           </w:p>
+          <w:p>
+            <w:pPr>
+              <w:jc w:val="center"/>
+            </w:pPr>
+            <w:r>
+              <w:rPr>
+                <w:rFonts w:ascii="Times New Roman" w:eastAsia="Times New Roman" w:hAnsi="Times New Roman"/>
+                <w:color w:val="1F2937"/>
+                <w:sz w:val="18"/>
+              </w:rPr>
+              <w:t>LLM-5.1</w:t>
+            </w:r>
+          </w:p>
         </w:tc>
         <w:tc>
           <w:tcPr>
             <w:tcW w:w="992" w:type="dxa"/>
-          </w:tcPr>
-          <w:p>
-            <w:pPr>
-              <w:jc w:val="center"/>
-              <w:rPr>
-                <w:rFonts w:ascii="Times New Roman" w:hAnsi="Times New Roman" w:cs="Times New Roman"/>
-                <w:sz w:val="18"/>
-                <w:szCs w:val="18"/>
-              </w:rPr>
-            </w:pPr>
-            <w:r>
-              <w:rPr>
-                <w:rFonts w:ascii="Times New Roman" w:hAnsi="Times New Roman" w:cs="Times New Roman"/>
-                <w:sz w:val="18"/>
-                <w:szCs w:val="18"/>
+            <w:tcMar>
+              <w:top w:w="70" w:type="dxa"/>
+              <w:left w:w="80" w:type="dxa"/>
+              <w:bottom w:w="70" w:type="dxa"/>
+              <w:right w:w="80" w:type="dxa"/>
+            </w:tcMar>
+            <w:vAlign w:val="center"/>
+          </w:tcPr>
+          <w:p>
+            <w:pPr>
+              <w:jc w:val="center"/>
+            </w:pPr>
+            <w:r>
+              <w:rPr>
+                <w:rFonts w:ascii="Times New Roman" w:eastAsia="Times New Roman" w:hAnsi="Times New Roman"/>
+                <w:color w:val="1F2937"/>
+                <w:sz w:val="18"/>
+              </w:rPr>
+              <w:t>Б</w:t>
+            </w:r>
+          </w:p>
+          <w:p>
+            <w:pPr>
+              <w:jc w:val="center"/>
+            </w:pPr>
+            <w:r>
+              <w:rPr>
+                <w:rFonts w:ascii="Times New Roman" w:eastAsia="Times New Roman" w:hAnsi="Times New Roman"/>
+                <w:color w:val="1F2937"/>
+                <w:sz w:val="18"/>
               </w:rPr>
               <w:t>Б</w:t>
             </w:r>
@@ -8632,6 +9816,12 @@
         <w:tc>
           <w:tcPr>
             <w:tcW w:w="2123" w:type="dxa"/>
+            <w:tcMar>
+              <w:top w:w="70" w:type="dxa"/>
+              <w:left w:w="80" w:type="dxa"/>
+              <w:bottom w:w="70" w:type="dxa"/>
+              <w:right w:w="80" w:type="dxa"/>
+            </w:tcMar>
           </w:tcPr>
           <w:p>
             <w:pPr>
@@ -8654,6 +9844,12 @@
         <w:tc>
           <w:tcPr>
             <w:tcW w:w="7099" w:type="dxa"/>
+            <w:tcMar>
+              <w:top w:w="70" w:type="dxa"/>
+              <w:left w:w="80" w:type="dxa"/>
+              <w:bottom w:w="70" w:type="dxa"/>
+              <w:right w:w="80" w:type="dxa"/>
+            </w:tcMar>
           </w:tcPr>
           <w:p>
             <w:pPr>
@@ -8760,7 +9956,25 @@
                 <w:sz w:val="18"/>
                 <w:szCs w:val="18"/>
               </w:rPr>
-              <w:t>, содержащий массив объектов Book в JSON-формате, в List&lt;Book&gt;.</w:t>
+              <w:t xml:space="preserve">, содержащий массив объектов Book в JSON-формате, в </w:t>
+            </w:r>
+            <w:proofErr w:type="gramStart"/>
+            <w:r>
+              <w:rPr>
+                <w:rFonts w:ascii="Times New Roman" w:hAnsi="Times New Roman" w:cs="Times New Roman"/>
+                <w:sz w:val="18"/>
+                <w:szCs w:val="18"/>
+              </w:rPr>
+              <w:t>List&lt;</w:t>
+            </w:r>
+            <w:proofErr w:type="gramEnd"/>
+            <w:r>
+              <w:rPr>
+                <w:rFonts w:ascii="Times New Roman" w:hAnsi="Times New Roman" w:cs="Times New Roman"/>
+                <w:sz w:val="18"/>
+                <w:szCs w:val="18"/>
+              </w:rPr>
+              <w:t>Book&gt;.</w:t>
             </w:r>
           </w:p>
           <w:p>
@@ -8995,10 +10209,29 @@
               <w:t>.</w:t>
             </w:r>
           </w:p>
+          <w:p>
+            <w:pPr>
+              <w:spacing w:before="40"/>
+            </w:pPr>
+            <w:r>
+              <w:rPr>
+                <w:rFonts w:ascii="Times New Roman" w:eastAsia="Times New Roman" w:hAnsi="Times New Roman"/>
+                <w:color w:val="000000"/>
+                <w:sz w:val="18"/>
+              </w:rPr>
+              <w:t>7. Работа с ИИ: после самостоятельной реализации конвертации CSV→JSON сформулировать спецификацию одного метода чтения XML и с помощью ИИ получить его реализацию. Проверить соответствие сигнатуре, корректность типов данных и обработку ошибок.</w:t>
+            </w:r>
+          </w:p>
         </w:tc>
         <w:tc>
           <w:tcPr>
             <w:tcW w:w="1104" w:type="dxa"/>
+            <w:tcMar>
+              <w:top w:w="70" w:type="dxa"/>
+              <w:left w:w="80" w:type="dxa"/>
+              <w:bottom w:w="70" w:type="dxa"/>
+              <w:right w:w="80" w:type="dxa"/>
+            </w:tcMar>
           </w:tcPr>
           <w:p>
             <w:pPr>
@@ -9022,6 +10255,12 @@
         <w:tc>
           <w:tcPr>
             <w:tcW w:w="864" w:type="dxa"/>
+            <w:tcMar>
+              <w:top w:w="70" w:type="dxa"/>
+              <w:left w:w="80" w:type="dxa"/>
+              <w:bottom w:w="70" w:type="dxa"/>
+              <w:right w:w="80" w:type="dxa"/>
+            </w:tcMar>
           </w:tcPr>
           <w:p>
             <w:pPr>
@@ -9045,77 +10284,112 @@
         <w:tc>
           <w:tcPr>
             <w:tcW w:w="1443" w:type="dxa"/>
-          </w:tcPr>
-          <w:p>
-            <w:pPr>
-              <w:jc w:val="center"/>
-              <w:rPr>
-                <w:rFonts w:ascii="Times New Roman" w:hAnsi="Times New Roman" w:cs="Times New Roman"/>
-                <w:sz w:val="18"/>
-                <w:szCs w:val="18"/>
-              </w:rPr>
-            </w:pPr>
-            <w:r>
-              <w:rPr>
-                <w:rFonts w:ascii="Times New Roman" w:hAnsi="Times New Roman" w:cs="Times New Roman"/>
-                <w:sz w:val="18"/>
-                <w:szCs w:val="18"/>
-              </w:rPr>
-              <w:t>PL-</w:t>
-            </w:r>
-            <w:r>
-              <w:rPr>
-                <w:rFonts w:ascii="Times New Roman" w:hAnsi="Times New Roman" w:cs="Times New Roman"/>
-                <w:sz w:val="18"/>
-                <w:szCs w:val="18"/>
-              </w:rPr>
-              <w:t>2</w:t>
+            <w:tcMar>
+              <w:top w:w="70" w:type="dxa"/>
+              <w:left w:w="80" w:type="dxa"/>
+              <w:bottom w:w="70" w:type="dxa"/>
+              <w:right w:w="80" w:type="dxa"/>
+            </w:tcMar>
+            <w:vAlign w:val="center"/>
+          </w:tcPr>
+          <w:p>
+            <w:pPr>
+              <w:jc w:val="center"/>
+            </w:pPr>
+            <w:r>
+              <w:rPr>
+                <w:rFonts w:ascii="Times New Roman" w:eastAsia="Times New Roman" w:hAnsi="Times New Roman"/>
+                <w:color w:val="1F2937"/>
+                <w:sz w:val="18"/>
+              </w:rPr>
+              <w:t>PL-2</w:t>
+            </w:r>
+          </w:p>
+          <w:p>
+            <w:pPr>
+              <w:jc w:val="center"/>
+            </w:pPr>
+            <w:r>
+              <w:rPr>
+                <w:rFonts w:ascii="Times New Roman" w:eastAsia="Times New Roman" w:hAnsi="Times New Roman"/>
+                <w:color w:val="1F2937"/>
+                <w:sz w:val="18"/>
+              </w:rPr>
+              <w:t>LLM-5</w:t>
             </w:r>
           </w:p>
         </w:tc>
         <w:tc>
           <w:tcPr>
             <w:tcW w:w="1228" w:type="dxa"/>
-          </w:tcPr>
-          <w:p>
-            <w:pPr>
-              <w:jc w:val="center"/>
-              <w:rPr>
-                <w:rFonts w:ascii="Times New Roman" w:hAnsi="Times New Roman" w:cs="Times New Roman"/>
-                <w:sz w:val="18"/>
-                <w:szCs w:val="18"/>
-              </w:rPr>
-            </w:pPr>
-            <w:r>
-              <w:rPr>
-                <w:rFonts w:ascii="Times New Roman" w:eastAsia="Times New Roman" w:hAnsi="Times New Roman" w:cs="Times New Roman"/>
-                <w:color w:val="000000"/>
-                <w:sz w:val="18"/>
-                <w:szCs w:val="18"/>
-                <w:lang w:eastAsia="ru-RU"/>
+            <w:tcMar>
+              <w:top w:w="70" w:type="dxa"/>
+              <w:left w:w="80" w:type="dxa"/>
+              <w:bottom w:w="70" w:type="dxa"/>
+              <w:right w:w="80" w:type="dxa"/>
+            </w:tcMar>
+            <w:vAlign w:val="center"/>
+          </w:tcPr>
+          <w:p>
+            <w:pPr>
+              <w:jc w:val="center"/>
+            </w:pPr>
+            <w:r>
+              <w:rPr>
+                <w:rFonts w:ascii="Times New Roman" w:eastAsia="Times New Roman" w:hAnsi="Times New Roman"/>
+                <w:color w:val="1F2937"/>
+                <w:sz w:val="18"/>
               </w:rPr>
               <w:t>PL-2.1.</w:t>
             </w:r>
           </w:p>
+          <w:p>
+            <w:pPr>
+              <w:jc w:val="center"/>
+            </w:pPr>
+            <w:r>
+              <w:rPr>
+                <w:rFonts w:ascii="Times New Roman" w:eastAsia="Times New Roman" w:hAnsi="Times New Roman"/>
+                <w:color w:val="1F2937"/>
+                <w:sz w:val="18"/>
+              </w:rPr>
+              <w:t>LLM-5.1</w:t>
+            </w:r>
+          </w:p>
         </w:tc>
         <w:tc>
           <w:tcPr>
             <w:tcW w:w="992" w:type="dxa"/>
-          </w:tcPr>
-          <w:p>
-            <w:pPr>
-              <w:jc w:val="center"/>
-              <w:rPr>
-                <w:rFonts w:ascii="Times New Roman" w:hAnsi="Times New Roman" w:cs="Times New Roman"/>
-                <w:sz w:val="18"/>
-                <w:szCs w:val="18"/>
-              </w:rPr>
-            </w:pPr>
-            <w:r>
-              <w:rPr>
-                <w:rFonts w:ascii="Times New Roman" w:hAnsi="Times New Roman" w:cs="Times New Roman"/>
-                <w:sz w:val="18"/>
-                <w:szCs w:val="18"/>
+            <w:tcMar>
+              <w:top w:w="70" w:type="dxa"/>
+              <w:left w:w="80" w:type="dxa"/>
+              <w:bottom w:w="70" w:type="dxa"/>
+              <w:right w:w="80" w:type="dxa"/>
+            </w:tcMar>
+            <w:vAlign w:val="center"/>
+          </w:tcPr>
+          <w:p>
+            <w:pPr>
+              <w:jc w:val="center"/>
+            </w:pPr>
+            <w:r>
+              <w:rPr>
+                <w:rFonts w:ascii="Times New Roman" w:eastAsia="Times New Roman" w:hAnsi="Times New Roman"/>
+                <w:color w:val="1F2937"/>
+                <w:sz w:val="18"/>
+              </w:rPr>
+              <w:t>Б</w:t>
+            </w:r>
+          </w:p>
+          <w:p>
+            <w:pPr>
+              <w:jc w:val="center"/>
+            </w:pPr>
+            <w:r>
+              <w:rPr>
+                <w:rFonts w:ascii="Times New Roman" w:eastAsia="Times New Roman" w:hAnsi="Times New Roman"/>
+                <w:color w:val="1F2937"/>
+                <w:sz w:val="18"/>
               </w:rPr>
               <w:t>Б</w:t>
             </w:r>
@@ -9128,9 +10402,15 @@
         </w:trPr>
         <w:tc>
           <w:tcPr>
-            <w:tcW w:w="9222" w:type="dxa"/>
+            <w:tcW w:w="7099" w:type="dxa"/>
             <w:gridSpan w:val="2"/>
             <w:shd w:val="clear" w:color="auto" w:fill="D9D9D9" w:themeFill="background1" w:themeFillShade="D9"/>
+            <w:tcMar>
+              <w:top w:w="70" w:type="dxa"/>
+              <w:left w:w="80" w:type="dxa"/>
+              <w:bottom w:w="70" w:type="dxa"/>
+              <w:right w:w="80" w:type="dxa"/>
+            </w:tcMar>
             <w:vAlign w:val="center"/>
           </w:tcPr>
           <w:p>
@@ -9155,6 +10435,12 @@
           <w:tcPr>
             <w:tcW w:w="1104" w:type="dxa"/>
             <w:shd w:val="clear" w:color="auto" w:fill="D9D9D9" w:themeFill="background1" w:themeFillShade="D9"/>
+            <w:tcMar>
+              <w:top w:w="70" w:type="dxa"/>
+              <w:left w:w="80" w:type="dxa"/>
+              <w:bottom w:w="70" w:type="dxa"/>
+              <w:right w:w="80" w:type="dxa"/>
+            </w:tcMar>
           </w:tcPr>
           <w:p>
             <w:pPr>
@@ -9171,6 +10457,12 @@
           <w:tcPr>
             <w:tcW w:w="864" w:type="dxa"/>
             <w:shd w:val="clear" w:color="auto" w:fill="D9D9D9" w:themeFill="background1" w:themeFillShade="D9"/>
+            <w:tcMar>
+              <w:top w:w="70" w:type="dxa"/>
+              <w:left w:w="80" w:type="dxa"/>
+              <w:bottom w:w="70" w:type="dxa"/>
+              <w:right w:w="80" w:type="dxa"/>
+            </w:tcMar>
           </w:tcPr>
           <w:p>
             <w:pPr>
@@ -9195,31 +10487,38 @@
           <w:tcPr>
             <w:tcW w:w="1443" w:type="dxa"/>
             <w:shd w:val="clear" w:color="auto" w:fill="D9D9D9" w:themeFill="background1" w:themeFillShade="D9"/>
-          </w:tcPr>
-          <w:p>
-            <w:pPr>
-              <w:jc w:val="center"/>
-              <w:rPr>
-                <w:rFonts w:ascii="Times New Roman" w:hAnsi="Times New Roman" w:cs="Times New Roman"/>
-                <w:sz w:val="18"/>
-                <w:szCs w:val="18"/>
-              </w:rPr>
-            </w:pPr>
-            <w:r>
-              <w:rPr>
-                <w:rFonts w:ascii="Times New Roman" w:hAnsi="Times New Roman" w:cs="Times New Roman"/>
-                <w:sz w:val="18"/>
-                <w:szCs w:val="18"/>
-              </w:rPr>
-              <w:t>PL-</w:t>
-            </w:r>
-            <w:r>
-              <w:rPr>
-                <w:rFonts w:ascii="Times New Roman" w:hAnsi="Times New Roman" w:cs="Times New Roman"/>
-                <w:sz w:val="18"/>
-                <w:szCs w:val="18"/>
-              </w:rPr>
-              <w:t>2</w:t>
+            <w:tcMar>
+              <w:top w:w="70" w:type="dxa"/>
+              <w:left w:w="80" w:type="dxa"/>
+              <w:bottom w:w="70" w:type="dxa"/>
+              <w:right w:w="80" w:type="dxa"/>
+            </w:tcMar>
+            <w:vAlign w:val="center"/>
+          </w:tcPr>
+          <w:p>
+            <w:pPr>
+              <w:jc w:val="center"/>
+            </w:pPr>
+            <w:r>
+              <w:rPr>
+                <w:rFonts w:ascii="Times New Roman" w:eastAsia="Times New Roman" w:hAnsi="Times New Roman"/>
+                <w:color w:val="1F2937"/>
+                <w:sz w:val="18"/>
+              </w:rPr>
+              <w:t>PL-2</w:t>
+            </w:r>
+          </w:p>
+          <w:p>
+            <w:pPr>
+              <w:jc w:val="center"/>
+            </w:pPr>
+            <w:r>
+              <w:rPr>
+                <w:rFonts w:ascii="Times New Roman" w:eastAsia="Times New Roman" w:hAnsi="Times New Roman"/>
+                <w:color w:val="1F2937"/>
+                <w:sz w:val="18"/>
+              </w:rPr>
+              <w:t>LLM-5</w:t>
             </w:r>
           </w:p>
         </w:tc>
@@ -9227,25 +10526,51 @@
           <w:tcPr>
             <w:tcW w:w="1228" w:type="dxa"/>
             <w:shd w:val="clear" w:color="auto" w:fill="D9D9D9" w:themeFill="background1" w:themeFillShade="D9"/>
-          </w:tcPr>
-          <w:p>
-            <w:pPr>
-              <w:jc w:val="center"/>
-              <w:rPr>
-                <w:rFonts w:ascii="Times New Roman" w:hAnsi="Times New Roman" w:cs="Times New Roman"/>
-                <w:sz w:val="18"/>
-                <w:szCs w:val="18"/>
-              </w:rPr>
-            </w:pPr>
-            <w:r>
-              <w:rPr>
-                <w:rFonts w:ascii="Times New Roman" w:eastAsia="Times New Roman" w:hAnsi="Times New Roman" w:cs="Times New Roman"/>
-                <w:color w:val="000000"/>
-                <w:sz w:val="18"/>
-                <w:szCs w:val="18"/>
-                <w:lang w:eastAsia="ru-RU"/>
+            <w:tcMar>
+              <w:top w:w="70" w:type="dxa"/>
+              <w:left w:w="80" w:type="dxa"/>
+              <w:bottom w:w="70" w:type="dxa"/>
+              <w:right w:w="80" w:type="dxa"/>
+            </w:tcMar>
+            <w:vAlign w:val="center"/>
+          </w:tcPr>
+          <w:p>
+            <w:pPr>
+              <w:jc w:val="center"/>
+            </w:pPr>
+            <w:r>
+              <w:rPr>
+                <w:rFonts w:ascii="Times New Roman" w:eastAsia="Times New Roman" w:hAnsi="Times New Roman"/>
+                <w:color w:val="1F2937"/>
+                <w:sz w:val="18"/>
               </w:rPr>
               <w:t>PL-2.1.</w:t>
+            </w:r>
+          </w:p>
+          <w:p>
+            <w:pPr>
+              <w:jc w:val="center"/>
+            </w:pPr>
+            <w:r>
+              <w:rPr>
+                <w:rFonts w:ascii="Times New Roman" w:eastAsia="Times New Roman" w:hAnsi="Times New Roman"/>
+                <w:color w:val="1F2937"/>
+                <w:sz w:val="18"/>
+              </w:rPr>
+              <w:t>LLM-5.1</w:t>
+            </w:r>
+          </w:p>
+          <w:p>
+            <w:pPr>
+              <w:jc w:val="center"/>
+            </w:pPr>
+            <w:r>
+              <w:rPr>
+                <w:rFonts w:ascii="Times New Roman" w:eastAsia="Times New Roman" w:hAnsi="Times New Roman"/>
+                <w:color w:val="1F2937"/>
+                <w:sz w:val="18"/>
+              </w:rPr>
+              <w:t>LLM-5.2</w:t>
             </w:r>
           </w:p>
         </w:tc>
@@ -9253,21 +10578,49 @@
           <w:tcPr>
             <w:tcW w:w="992" w:type="dxa"/>
             <w:shd w:val="clear" w:color="auto" w:fill="D9D9D9" w:themeFill="background1" w:themeFillShade="D9"/>
-          </w:tcPr>
-          <w:p>
-            <w:pPr>
-              <w:jc w:val="center"/>
-              <w:rPr>
-                <w:rFonts w:ascii="Times New Roman" w:hAnsi="Times New Roman" w:cs="Times New Roman"/>
-                <w:sz w:val="18"/>
-                <w:szCs w:val="18"/>
-              </w:rPr>
-            </w:pPr>
-            <w:r>
-              <w:rPr>
-                <w:rFonts w:ascii="Times New Roman" w:hAnsi="Times New Roman" w:cs="Times New Roman"/>
-                <w:sz w:val="18"/>
-                <w:szCs w:val="18"/>
+            <w:tcMar>
+              <w:top w:w="70" w:type="dxa"/>
+              <w:left w:w="80" w:type="dxa"/>
+              <w:bottom w:w="70" w:type="dxa"/>
+              <w:right w:w="80" w:type="dxa"/>
+            </w:tcMar>
+            <w:vAlign w:val="center"/>
+          </w:tcPr>
+          <w:p>
+            <w:pPr>
+              <w:jc w:val="center"/>
+            </w:pPr>
+            <w:r>
+              <w:rPr>
+                <w:rFonts w:ascii="Times New Roman" w:eastAsia="Times New Roman" w:hAnsi="Times New Roman"/>
+                <w:color w:val="1F2937"/>
+                <w:sz w:val="18"/>
+              </w:rPr>
+              <w:t>Б</w:t>
+            </w:r>
+          </w:p>
+          <w:p>
+            <w:pPr>
+              <w:jc w:val="center"/>
+            </w:pPr>
+            <w:r>
+              <w:rPr>
+                <w:rFonts w:ascii="Times New Roman" w:eastAsia="Times New Roman" w:hAnsi="Times New Roman"/>
+                <w:color w:val="1F2937"/>
+                <w:sz w:val="18"/>
+              </w:rPr>
+              <w:t>Б</w:t>
+            </w:r>
+          </w:p>
+          <w:p>
+            <w:pPr>
+              <w:jc w:val="center"/>
+            </w:pPr>
+            <w:r>
+              <w:rPr>
+                <w:rFonts w:ascii="Times New Roman" w:eastAsia="Times New Roman" w:hAnsi="Times New Roman"/>
+                <w:color w:val="1F2937"/>
+                <w:sz w:val="18"/>
               </w:rPr>
               <w:t>Б</w:t>
             </w:r>
@@ -9281,6 +10634,12 @@
         <w:tc>
           <w:tcPr>
             <w:tcW w:w="2123" w:type="dxa"/>
+            <w:tcMar>
+              <w:top w:w="70" w:type="dxa"/>
+              <w:left w:w="80" w:type="dxa"/>
+              <w:bottom w:w="70" w:type="dxa"/>
+              <w:right w:w="80" w:type="dxa"/>
+            </w:tcMar>
           </w:tcPr>
           <w:p>
             <w:pPr>
@@ -9303,6 +10662,12 @@
         <w:tc>
           <w:tcPr>
             <w:tcW w:w="7099" w:type="dxa"/>
+            <w:tcMar>
+              <w:top w:w="70" w:type="dxa"/>
+              <w:left w:w="80" w:type="dxa"/>
+              <w:bottom w:w="70" w:type="dxa"/>
+              <w:right w:w="80" w:type="dxa"/>
+            </w:tcMar>
           </w:tcPr>
           <w:p>
             <w:pPr>
@@ -9518,6 +10883,7 @@
                 <w:szCs w:val="18"/>
                 <w:lang w:val="en-US"/>
               </w:rPr>
+              <w:lastRenderedPageBreak/>
               <w:t xml:space="preserve">- </w:t>
             </w:r>
             <w:r>
@@ -9714,9 +11080,30 @@
                 <w:szCs w:val="18"/>
                 <w:lang w:val="en-US"/>
               </w:rPr>
-              <w:t xml:space="preserve">), notify(), </w:t>
-            </w:r>
-            <w:proofErr w:type="spellStart"/>
+              <w:t xml:space="preserve">), </w:t>
+            </w:r>
+            <w:proofErr w:type="gramStart"/>
+            <w:r>
+              <w:rPr>
+                <w:rFonts w:ascii="Times New Roman" w:hAnsi="Times New Roman" w:cs="Times New Roman"/>
+                <w:sz w:val="18"/>
+                <w:szCs w:val="18"/>
+                <w:lang w:val="en-US"/>
+              </w:rPr>
+              <w:t>notify(</w:t>
+            </w:r>
+            <w:proofErr w:type="gramEnd"/>
+            <w:r>
+              <w:rPr>
+                <w:rFonts w:ascii="Times New Roman" w:hAnsi="Times New Roman" w:cs="Times New Roman"/>
+                <w:sz w:val="18"/>
+                <w:szCs w:val="18"/>
+                <w:lang w:val="en-US"/>
+              </w:rPr>
+              <w:t xml:space="preserve">), </w:t>
+            </w:r>
+            <w:proofErr w:type="spellStart"/>
+            <w:proofErr w:type="gramStart"/>
             <w:r>
               <w:rPr>
                 <w:rFonts w:ascii="Times New Roman" w:hAnsi="Times New Roman" w:cs="Times New Roman"/>
@@ -9734,7 +11121,17 @@
                 <w:szCs w:val="18"/>
                 <w:lang w:val="en-US"/>
               </w:rPr>
-              <w:t xml:space="preserve">(). </w:t>
+              <w:t>(</w:t>
+            </w:r>
+            <w:proofErr w:type="gramEnd"/>
+            <w:r>
+              <w:rPr>
+                <w:rFonts w:ascii="Times New Roman" w:hAnsi="Times New Roman" w:cs="Times New Roman"/>
+                <w:sz w:val="18"/>
+                <w:szCs w:val="18"/>
+                <w:lang w:val="en-US"/>
+              </w:rPr>
+              <w:t xml:space="preserve">). </w:t>
             </w:r>
             <w:r>
               <w:rPr>
@@ -9960,6 +11357,12 @@
         <w:tc>
           <w:tcPr>
             <w:tcW w:w="1104" w:type="dxa"/>
+            <w:tcMar>
+              <w:top w:w="70" w:type="dxa"/>
+              <w:left w:w="80" w:type="dxa"/>
+              <w:bottom w:w="70" w:type="dxa"/>
+              <w:right w:w="80" w:type="dxa"/>
+            </w:tcMar>
           </w:tcPr>
           <w:p>
             <w:pPr>
@@ -9984,6 +11387,12 @@
         <w:tc>
           <w:tcPr>
             <w:tcW w:w="864" w:type="dxa"/>
+            <w:tcMar>
+              <w:top w:w="70" w:type="dxa"/>
+              <w:left w:w="80" w:type="dxa"/>
+              <w:bottom w:w="70" w:type="dxa"/>
+              <w:right w:w="80" w:type="dxa"/>
+            </w:tcMar>
           </w:tcPr>
           <w:p>
             <w:pPr>
@@ -10007,6 +11416,12 @@
         <w:tc>
           <w:tcPr>
             <w:tcW w:w="1443" w:type="dxa"/>
+            <w:tcMar>
+              <w:top w:w="70" w:type="dxa"/>
+              <w:left w:w="80" w:type="dxa"/>
+              <w:bottom w:w="70" w:type="dxa"/>
+              <w:right w:w="80" w:type="dxa"/>
+            </w:tcMar>
           </w:tcPr>
           <w:p>
             <w:pPr>
@@ -10038,6 +11453,12 @@
         <w:tc>
           <w:tcPr>
             <w:tcW w:w="1228" w:type="dxa"/>
+            <w:tcMar>
+              <w:top w:w="70" w:type="dxa"/>
+              <w:left w:w="80" w:type="dxa"/>
+              <w:bottom w:w="70" w:type="dxa"/>
+              <w:right w:w="80" w:type="dxa"/>
+            </w:tcMar>
           </w:tcPr>
           <w:p>
             <w:pPr>
@@ -10063,6 +11484,12 @@
         <w:tc>
           <w:tcPr>
             <w:tcW w:w="992" w:type="dxa"/>
+            <w:tcMar>
+              <w:top w:w="70" w:type="dxa"/>
+              <w:left w:w="80" w:type="dxa"/>
+              <w:bottom w:w="70" w:type="dxa"/>
+              <w:right w:w="80" w:type="dxa"/>
+            </w:tcMar>
           </w:tcPr>
           <w:p>
             <w:pPr>
@@ -10091,6 +11518,12 @@
         <w:tc>
           <w:tcPr>
             <w:tcW w:w="2123" w:type="dxa"/>
+            <w:tcMar>
+              <w:top w:w="70" w:type="dxa"/>
+              <w:left w:w="80" w:type="dxa"/>
+              <w:bottom w:w="70" w:type="dxa"/>
+              <w:right w:w="80" w:type="dxa"/>
+            </w:tcMar>
           </w:tcPr>
           <w:p>
             <w:pPr>
@@ -10159,6 +11592,12 @@
         <w:tc>
           <w:tcPr>
             <w:tcW w:w="7099" w:type="dxa"/>
+            <w:tcMar>
+              <w:top w:w="70" w:type="dxa"/>
+              <w:left w:w="80" w:type="dxa"/>
+              <w:bottom w:w="70" w:type="dxa"/>
+              <w:right w:w="80" w:type="dxa"/>
+            </w:tcMar>
           </w:tcPr>
           <w:p>
             <w:pPr>
@@ -10490,10 +11929,29 @@
               </w:rPr>
             </w:pPr>
           </w:p>
+          <w:p>
+            <w:pPr>
+              <w:spacing w:before="40"/>
+            </w:pPr>
+            <w:r>
+              <w:rPr>
+                <w:rFonts w:ascii="Times New Roman" w:eastAsia="Times New Roman" w:hAnsi="Times New Roman"/>
+                <w:color w:val="000000"/>
+                <w:sz w:val="18"/>
+              </w:rPr>
+              <w:t>7. Работа с ИИ: после самостоятельной реализации вариантов с synchronized и ReentrantLock с помощью ИИ разработать стресс-тест для выявления гонок данных. Запустить его и сопоставить результаты для несинхронизированной и синхронизированных версий.</w:t>
+            </w:r>
+          </w:p>
         </w:tc>
         <w:tc>
           <w:tcPr>
             <w:tcW w:w="1104" w:type="dxa"/>
+            <w:tcMar>
+              <w:top w:w="70" w:type="dxa"/>
+              <w:left w:w="80" w:type="dxa"/>
+              <w:bottom w:w="70" w:type="dxa"/>
+              <w:right w:w="80" w:type="dxa"/>
+            </w:tcMar>
           </w:tcPr>
           <w:p>
             <w:pPr>
@@ -10517,6 +11975,12 @@
         <w:tc>
           <w:tcPr>
             <w:tcW w:w="864" w:type="dxa"/>
+            <w:tcMar>
+              <w:top w:w="70" w:type="dxa"/>
+              <w:left w:w="80" w:type="dxa"/>
+              <w:bottom w:w="70" w:type="dxa"/>
+              <w:right w:w="80" w:type="dxa"/>
+            </w:tcMar>
           </w:tcPr>
           <w:p>
             <w:pPr>
@@ -10540,77 +12004,112 @@
         <w:tc>
           <w:tcPr>
             <w:tcW w:w="1443" w:type="dxa"/>
-          </w:tcPr>
-          <w:p>
-            <w:pPr>
-              <w:jc w:val="center"/>
-              <w:rPr>
-                <w:rFonts w:ascii="Times New Roman" w:hAnsi="Times New Roman" w:cs="Times New Roman"/>
-                <w:sz w:val="18"/>
-                <w:szCs w:val="18"/>
-              </w:rPr>
-            </w:pPr>
-            <w:r>
-              <w:rPr>
-                <w:rFonts w:ascii="Times New Roman" w:hAnsi="Times New Roman" w:cs="Times New Roman"/>
-                <w:sz w:val="18"/>
-                <w:szCs w:val="18"/>
-              </w:rPr>
-              <w:t>PL-</w:t>
-            </w:r>
-            <w:r>
-              <w:rPr>
-                <w:rFonts w:ascii="Times New Roman" w:hAnsi="Times New Roman" w:cs="Times New Roman"/>
-                <w:sz w:val="18"/>
-                <w:szCs w:val="18"/>
-              </w:rPr>
-              <w:t>2</w:t>
+            <w:tcMar>
+              <w:top w:w="70" w:type="dxa"/>
+              <w:left w:w="80" w:type="dxa"/>
+              <w:bottom w:w="70" w:type="dxa"/>
+              <w:right w:w="80" w:type="dxa"/>
+            </w:tcMar>
+            <w:vAlign w:val="center"/>
+          </w:tcPr>
+          <w:p>
+            <w:pPr>
+              <w:jc w:val="center"/>
+            </w:pPr>
+            <w:r>
+              <w:rPr>
+                <w:rFonts w:ascii="Times New Roman" w:eastAsia="Times New Roman" w:hAnsi="Times New Roman"/>
+                <w:color w:val="1F2937"/>
+                <w:sz w:val="18"/>
+              </w:rPr>
+              <w:t>PL-2</w:t>
+            </w:r>
+          </w:p>
+          <w:p>
+            <w:pPr>
+              <w:jc w:val="center"/>
+            </w:pPr>
+            <w:r>
+              <w:rPr>
+                <w:rFonts w:ascii="Times New Roman" w:eastAsia="Times New Roman" w:hAnsi="Times New Roman"/>
+                <w:color w:val="1F2937"/>
+                <w:sz w:val="18"/>
+              </w:rPr>
+              <w:t>LLM-5</w:t>
             </w:r>
           </w:p>
         </w:tc>
         <w:tc>
           <w:tcPr>
             <w:tcW w:w="1228" w:type="dxa"/>
-          </w:tcPr>
-          <w:p>
-            <w:pPr>
-              <w:jc w:val="center"/>
-              <w:rPr>
-                <w:rFonts w:ascii="Times New Roman" w:hAnsi="Times New Roman" w:cs="Times New Roman"/>
-                <w:sz w:val="18"/>
-                <w:szCs w:val="18"/>
-              </w:rPr>
-            </w:pPr>
-            <w:r>
-              <w:rPr>
-                <w:rFonts w:ascii="Times New Roman" w:eastAsia="Times New Roman" w:hAnsi="Times New Roman" w:cs="Times New Roman"/>
-                <w:color w:val="000000"/>
-                <w:sz w:val="18"/>
-                <w:szCs w:val="18"/>
-                <w:lang w:eastAsia="ru-RU"/>
+            <w:tcMar>
+              <w:top w:w="70" w:type="dxa"/>
+              <w:left w:w="80" w:type="dxa"/>
+              <w:bottom w:w="70" w:type="dxa"/>
+              <w:right w:w="80" w:type="dxa"/>
+            </w:tcMar>
+            <w:vAlign w:val="center"/>
+          </w:tcPr>
+          <w:p>
+            <w:pPr>
+              <w:jc w:val="center"/>
+            </w:pPr>
+            <w:r>
+              <w:rPr>
+                <w:rFonts w:ascii="Times New Roman" w:eastAsia="Times New Roman" w:hAnsi="Times New Roman"/>
+                <w:color w:val="1F2937"/>
+                <w:sz w:val="18"/>
               </w:rPr>
               <w:t>PL-2.1.</w:t>
             </w:r>
           </w:p>
+          <w:p>
+            <w:pPr>
+              <w:jc w:val="center"/>
+            </w:pPr>
+            <w:r>
+              <w:rPr>
+                <w:rFonts w:ascii="Times New Roman" w:eastAsia="Times New Roman" w:hAnsi="Times New Roman"/>
+                <w:color w:val="1F2937"/>
+                <w:sz w:val="18"/>
+              </w:rPr>
+              <w:t>LLM-5.1</w:t>
+            </w:r>
+          </w:p>
         </w:tc>
         <w:tc>
           <w:tcPr>
             <w:tcW w:w="992" w:type="dxa"/>
-          </w:tcPr>
-          <w:p>
-            <w:pPr>
-              <w:jc w:val="center"/>
-              <w:rPr>
-                <w:rFonts w:ascii="Times New Roman" w:hAnsi="Times New Roman" w:cs="Times New Roman"/>
-                <w:sz w:val="18"/>
-                <w:szCs w:val="18"/>
-              </w:rPr>
-            </w:pPr>
-            <w:r>
-              <w:rPr>
-                <w:rFonts w:ascii="Times New Roman" w:hAnsi="Times New Roman" w:cs="Times New Roman"/>
-                <w:sz w:val="18"/>
-                <w:szCs w:val="18"/>
+            <w:tcMar>
+              <w:top w:w="70" w:type="dxa"/>
+              <w:left w:w="80" w:type="dxa"/>
+              <w:bottom w:w="70" w:type="dxa"/>
+              <w:right w:w="80" w:type="dxa"/>
+            </w:tcMar>
+            <w:vAlign w:val="center"/>
+          </w:tcPr>
+          <w:p>
+            <w:pPr>
+              <w:jc w:val="center"/>
+            </w:pPr>
+            <w:r>
+              <w:rPr>
+                <w:rFonts w:ascii="Times New Roman" w:eastAsia="Times New Roman" w:hAnsi="Times New Roman"/>
+                <w:color w:val="1F2937"/>
+                <w:sz w:val="18"/>
+              </w:rPr>
+              <w:t>Б</w:t>
+            </w:r>
+          </w:p>
+          <w:p>
+            <w:pPr>
+              <w:jc w:val="center"/>
+            </w:pPr>
+            <w:r>
+              <w:rPr>
+                <w:rFonts w:ascii="Times New Roman" w:eastAsia="Times New Roman" w:hAnsi="Times New Roman"/>
+                <w:color w:val="1F2937"/>
+                <w:sz w:val="18"/>
               </w:rPr>
               <w:t>Б</w:t>
             </w:r>
@@ -10624,6 +12123,12 @@
         <w:tc>
           <w:tcPr>
             <w:tcW w:w="2123" w:type="dxa"/>
+            <w:tcMar>
+              <w:top w:w="70" w:type="dxa"/>
+              <w:left w:w="80" w:type="dxa"/>
+              <w:bottom w:w="70" w:type="dxa"/>
+              <w:right w:w="80" w:type="dxa"/>
+            </w:tcMar>
           </w:tcPr>
           <w:p>
             <w:pPr>
@@ -10664,6 +12169,12 @@
         <w:tc>
           <w:tcPr>
             <w:tcW w:w="7099" w:type="dxa"/>
+            <w:tcMar>
+              <w:top w:w="70" w:type="dxa"/>
+              <w:left w:w="80" w:type="dxa"/>
+              <w:bottom w:w="70" w:type="dxa"/>
+              <w:right w:w="80" w:type="dxa"/>
+            </w:tcMar>
           </w:tcPr>
           <w:p>
             <w:pPr>
@@ -10750,7 +12261,7 @@
                 <w:sz w:val="18"/>
                 <w:szCs w:val="18"/>
               </w:rPr>
-              <w:t>&lt;</w:t>
+              <w:t>&lt;List&lt;</w:t>
             </w:r>
             <w:proofErr w:type="gramEnd"/>
             <w:r>
@@ -10759,7 +12270,7 @@
                 <w:sz w:val="18"/>
                 <w:szCs w:val="18"/>
               </w:rPr>
-              <w:t xml:space="preserve">List&lt;Book&gt;&gt;. Результаты собираются через </w:t>
+              <w:t xml:space="preserve">Book&gt;&gt;. Результаты собираются через </w:t>
             </w:r>
             <w:proofErr w:type="spellStart"/>
             <w:proofErr w:type="gramStart"/>
@@ -10887,26 +12398,55 @@
               <w:t xml:space="preserve"> ошибку.</w:t>
             </w:r>
           </w:p>
+          <w:p>
+            <w:pPr>
+              <w:spacing w:before="40"/>
+            </w:pPr>
+            <w:r>
+              <w:rPr>
+                <w:rFonts w:ascii="Times New Roman" w:eastAsia="Times New Roman" w:hAnsi="Times New Roman"/>
+                <w:color w:val="000000"/>
+                <w:sz w:val="18"/>
+              </w:rPr>
+              <w:t xml:space="preserve">7. Работа с ИИ: после самостоятельной реализации параллельной загрузки использовать цепочку промптов: 1) передать требования и получить тест-план без кода (успешная загрузка, отсутствующий файл, повреждённый CSV, дубликаты ISBN, исключение внутри Callable, таймаут); 2) проверить и уточнить план, затем получить JUnit-тесты; 3) </w:t>
+            </w:r>
+            <w:r>
+              <w:rPr>
+                <w:rFonts w:ascii="Times New Roman" w:eastAsia="Times New Roman" w:hAnsi="Times New Roman"/>
+                <w:color w:val="000000"/>
+                <w:sz w:val="18"/>
+              </w:rPr>
+              <w:lastRenderedPageBreak/>
+              <w:t>запустить тесты и передать ИИ сообщения об ошибках для диагностики. Окончательные исправления выбирает и вносит студент.</w:t>
+            </w:r>
+          </w:p>
         </w:tc>
         <w:tc>
           <w:tcPr>
             <w:tcW w:w="1104" w:type="dxa"/>
-          </w:tcPr>
-          <w:p>
-            <w:pPr>
-              <w:jc w:val="center"/>
-              <w:rPr>
-                <w:rFonts w:ascii="Times New Roman" w:hAnsi="Times New Roman" w:cs="Times New Roman"/>
-                <w:sz w:val="18"/>
-                <w:szCs w:val="18"/>
-              </w:rPr>
-            </w:pPr>
-            <w:r>
-              <w:rPr>
-                <w:rFonts w:ascii="Times New Roman" w:hAnsi="Times New Roman" w:cs="Times New Roman"/>
-                <w:sz w:val="18"/>
-                <w:szCs w:val="18"/>
-              </w:rPr>
+            <w:tcMar>
+              <w:top w:w="70" w:type="dxa"/>
+              <w:left w:w="80" w:type="dxa"/>
+              <w:bottom w:w="70" w:type="dxa"/>
+              <w:right w:w="80" w:type="dxa"/>
+            </w:tcMar>
+          </w:tcPr>
+          <w:p>
+            <w:pPr>
+              <w:jc w:val="center"/>
+              <w:rPr>
+                <w:rFonts w:ascii="Times New Roman" w:hAnsi="Times New Roman" w:cs="Times New Roman"/>
+                <w:sz w:val="18"/>
+                <w:szCs w:val="18"/>
+              </w:rPr>
+            </w:pPr>
+            <w:r>
+              <w:rPr>
+                <w:rFonts w:ascii="Times New Roman" w:hAnsi="Times New Roman" w:cs="Times New Roman"/>
+                <w:sz w:val="18"/>
+                <w:szCs w:val="18"/>
+              </w:rPr>
+              <w:lastRenderedPageBreak/>
               <w:t>П</w:t>
             </w:r>
           </w:p>
@@ -10914,6 +12454,12 @@
         <w:tc>
           <w:tcPr>
             <w:tcW w:w="864" w:type="dxa"/>
+            <w:tcMar>
+              <w:top w:w="70" w:type="dxa"/>
+              <w:left w:w="80" w:type="dxa"/>
+              <w:bottom w:w="70" w:type="dxa"/>
+              <w:right w:w="80" w:type="dxa"/>
+            </w:tcMar>
           </w:tcPr>
           <w:p>
             <w:pPr>
@@ -10937,77 +12483,138 @@
         <w:tc>
           <w:tcPr>
             <w:tcW w:w="1443" w:type="dxa"/>
-          </w:tcPr>
-          <w:p>
-            <w:pPr>
-              <w:jc w:val="center"/>
-              <w:rPr>
-                <w:rFonts w:ascii="Times New Roman" w:hAnsi="Times New Roman" w:cs="Times New Roman"/>
-                <w:sz w:val="18"/>
-                <w:szCs w:val="18"/>
-              </w:rPr>
-            </w:pPr>
-            <w:r>
-              <w:rPr>
-                <w:rFonts w:ascii="Times New Roman" w:hAnsi="Times New Roman" w:cs="Times New Roman"/>
-                <w:sz w:val="18"/>
-                <w:szCs w:val="18"/>
-              </w:rPr>
-              <w:t>PL-</w:t>
-            </w:r>
-            <w:r>
-              <w:rPr>
-                <w:rFonts w:ascii="Times New Roman" w:hAnsi="Times New Roman" w:cs="Times New Roman"/>
-                <w:sz w:val="18"/>
-                <w:szCs w:val="18"/>
-              </w:rPr>
-              <w:t>2</w:t>
+            <w:tcMar>
+              <w:top w:w="70" w:type="dxa"/>
+              <w:left w:w="80" w:type="dxa"/>
+              <w:bottom w:w="70" w:type="dxa"/>
+              <w:right w:w="80" w:type="dxa"/>
+            </w:tcMar>
+            <w:vAlign w:val="center"/>
+          </w:tcPr>
+          <w:p>
+            <w:pPr>
+              <w:jc w:val="center"/>
+            </w:pPr>
+            <w:r>
+              <w:rPr>
+                <w:rFonts w:ascii="Times New Roman" w:eastAsia="Times New Roman" w:hAnsi="Times New Roman"/>
+                <w:color w:val="1F2937"/>
+                <w:sz w:val="18"/>
+              </w:rPr>
+              <w:t>PL-2</w:t>
+            </w:r>
+          </w:p>
+          <w:p>
+            <w:pPr>
+              <w:jc w:val="center"/>
+            </w:pPr>
+            <w:r>
+              <w:rPr>
+                <w:rFonts w:ascii="Times New Roman" w:eastAsia="Times New Roman" w:hAnsi="Times New Roman"/>
+                <w:color w:val="1F2937"/>
+                <w:sz w:val="18"/>
+              </w:rPr>
+              <w:t>LLM-5</w:t>
             </w:r>
           </w:p>
         </w:tc>
         <w:tc>
           <w:tcPr>
             <w:tcW w:w="1228" w:type="dxa"/>
-          </w:tcPr>
-          <w:p>
-            <w:pPr>
-              <w:jc w:val="center"/>
-              <w:rPr>
-                <w:rFonts w:ascii="Times New Roman" w:hAnsi="Times New Roman" w:cs="Times New Roman"/>
-                <w:sz w:val="18"/>
-                <w:szCs w:val="18"/>
-              </w:rPr>
-            </w:pPr>
-            <w:r>
-              <w:rPr>
-                <w:rFonts w:ascii="Times New Roman" w:eastAsia="Times New Roman" w:hAnsi="Times New Roman" w:cs="Times New Roman"/>
-                <w:color w:val="000000"/>
-                <w:sz w:val="18"/>
-                <w:szCs w:val="18"/>
-                <w:lang w:eastAsia="ru-RU"/>
+            <w:tcMar>
+              <w:top w:w="70" w:type="dxa"/>
+              <w:left w:w="80" w:type="dxa"/>
+              <w:bottom w:w="70" w:type="dxa"/>
+              <w:right w:w="80" w:type="dxa"/>
+            </w:tcMar>
+            <w:vAlign w:val="center"/>
+          </w:tcPr>
+          <w:p>
+            <w:pPr>
+              <w:jc w:val="center"/>
+            </w:pPr>
+            <w:r>
+              <w:rPr>
+                <w:rFonts w:ascii="Times New Roman" w:eastAsia="Times New Roman" w:hAnsi="Times New Roman"/>
+                <w:color w:val="1F2937"/>
+                <w:sz w:val="18"/>
               </w:rPr>
               <w:t>PL-2.1.</w:t>
             </w:r>
           </w:p>
+          <w:p>
+            <w:pPr>
+              <w:jc w:val="center"/>
+            </w:pPr>
+            <w:r>
+              <w:rPr>
+                <w:rFonts w:ascii="Times New Roman" w:eastAsia="Times New Roman" w:hAnsi="Times New Roman"/>
+                <w:color w:val="1F2937"/>
+                <w:sz w:val="18"/>
+              </w:rPr>
+              <w:t>LLM-5.1</w:t>
+            </w:r>
+          </w:p>
+          <w:p>
+            <w:pPr>
+              <w:jc w:val="center"/>
+            </w:pPr>
+            <w:r>
+              <w:rPr>
+                <w:rFonts w:ascii="Times New Roman" w:eastAsia="Times New Roman" w:hAnsi="Times New Roman"/>
+                <w:color w:val="1F2937"/>
+                <w:sz w:val="18"/>
+              </w:rPr>
+              <w:t>LLM-5.2</w:t>
+            </w:r>
+          </w:p>
         </w:tc>
         <w:tc>
           <w:tcPr>
             <w:tcW w:w="992" w:type="dxa"/>
-          </w:tcPr>
-          <w:p>
-            <w:pPr>
-              <w:jc w:val="center"/>
-              <w:rPr>
-                <w:rFonts w:ascii="Times New Roman" w:hAnsi="Times New Roman" w:cs="Times New Roman"/>
-                <w:sz w:val="18"/>
-                <w:szCs w:val="18"/>
-              </w:rPr>
-            </w:pPr>
-            <w:r>
-              <w:rPr>
-                <w:rFonts w:ascii="Times New Roman" w:hAnsi="Times New Roman" w:cs="Times New Roman"/>
-                <w:sz w:val="18"/>
-                <w:szCs w:val="18"/>
+            <w:tcMar>
+              <w:top w:w="70" w:type="dxa"/>
+              <w:left w:w="80" w:type="dxa"/>
+              <w:bottom w:w="70" w:type="dxa"/>
+              <w:right w:w="80" w:type="dxa"/>
+            </w:tcMar>
+            <w:vAlign w:val="center"/>
+          </w:tcPr>
+          <w:p>
+            <w:pPr>
+              <w:jc w:val="center"/>
+            </w:pPr>
+            <w:r>
+              <w:rPr>
+                <w:rFonts w:ascii="Times New Roman" w:eastAsia="Times New Roman" w:hAnsi="Times New Roman"/>
+                <w:color w:val="1F2937"/>
+                <w:sz w:val="18"/>
+              </w:rPr>
+              <w:t>Б</w:t>
+            </w:r>
+          </w:p>
+          <w:p>
+            <w:pPr>
+              <w:jc w:val="center"/>
+            </w:pPr>
+            <w:r>
+              <w:rPr>
+                <w:rFonts w:ascii="Times New Roman" w:eastAsia="Times New Roman" w:hAnsi="Times New Roman"/>
+                <w:color w:val="1F2937"/>
+                <w:sz w:val="18"/>
+              </w:rPr>
+              <w:t>Б</w:t>
+            </w:r>
+          </w:p>
+          <w:p>
+            <w:pPr>
+              <w:jc w:val="center"/>
+            </w:pPr>
+            <w:r>
+              <w:rPr>
+                <w:rFonts w:ascii="Times New Roman" w:eastAsia="Times New Roman" w:hAnsi="Times New Roman"/>
+                <w:color w:val="1F2937"/>
+                <w:sz w:val="18"/>
               </w:rPr>
               <w:t>Б</w:t>
             </w:r>
@@ -11020,9 +12627,15 @@
         </w:trPr>
         <w:tc>
           <w:tcPr>
-            <w:tcW w:w="9222" w:type="dxa"/>
+            <w:tcW w:w="7099" w:type="dxa"/>
             <w:gridSpan w:val="2"/>
             <w:shd w:val="clear" w:color="auto" w:fill="D9D9D9" w:themeFill="background1" w:themeFillShade="D9"/>
+            <w:tcMar>
+              <w:top w:w="70" w:type="dxa"/>
+              <w:left w:w="80" w:type="dxa"/>
+              <w:bottom w:w="70" w:type="dxa"/>
+              <w:right w:w="80" w:type="dxa"/>
+            </w:tcMar>
           </w:tcPr>
           <w:p>
             <w:pPr>
@@ -11046,6 +12659,12 @@
           <w:tcPr>
             <w:tcW w:w="1104" w:type="dxa"/>
             <w:shd w:val="clear" w:color="auto" w:fill="D9D9D9" w:themeFill="background1" w:themeFillShade="D9"/>
+            <w:tcMar>
+              <w:top w:w="70" w:type="dxa"/>
+              <w:left w:w="80" w:type="dxa"/>
+              <w:bottom w:w="70" w:type="dxa"/>
+              <w:right w:w="80" w:type="dxa"/>
+            </w:tcMar>
           </w:tcPr>
           <w:p>
             <w:pPr>
@@ -11062,6 +12681,12 @@
           <w:tcPr>
             <w:tcW w:w="864" w:type="dxa"/>
             <w:shd w:val="clear" w:color="auto" w:fill="D9D9D9" w:themeFill="background1" w:themeFillShade="D9"/>
+            <w:tcMar>
+              <w:top w:w="70" w:type="dxa"/>
+              <w:left w:w="80" w:type="dxa"/>
+              <w:bottom w:w="70" w:type="dxa"/>
+              <w:right w:w="80" w:type="dxa"/>
+            </w:tcMar>
           </w:tcPr>
           <w:p>
             <w:pPr>
@@ -11086,31 +12711,38 @@
           <w:tcPr>
             <w:tcW w:w="1443" w:type="dxa"/>
             <w:shd w:val="clear" w:color="auto" w:fill="D9D9D9" w:themeFill="background1" w:themeFillShade="D9"/>
-          </w:tcPr>
-          <w:p>
-            <w:pPr>
-              <w:jc w:val="center"/>
-              <w:rPr>
-                <w:rFonts w:ascii="Times New Roman" w:hAnsi="Times New Roman" w:cs="Times New Roman"/>
-                <w:sz w:val="18"/>
-                <w:szCs w:val="18"/>
-              </w:rPr>
-            </w:pPr>
-            <w:r>
-              <w:rPr>
-                <w:rFonts w:ascii="Times New Roman" w:hAnsi="Times New Roman" w:cs="Times New Roman"/>
-                <w:sz w:val="18"/>
-                <w:szCs w:val="18"/>
-              </w:rPr>
-              <w:t>PL-</w:t>
-            </w:r>
-            <w:r>
-              <w:rPr>
-                <w:rFonts w:ascii="Times New Roman" w:hAnsi="Times New Roman" w:cs="Times New Roman"/>
-                <w:sz w:val="18"/>
-                <w:szCs w:val="18"/>
-              </w:rPr>
-              <w:t>2</w:t>
+            <w:tcMar>
+              <w:top w:w="70" w:type="dxa"/>
+              <w:left w:w="80" w:type="dxa"/>
+              <w:bottom w:w="70" w:type="dxa"/>
+              <w:right w:w="80" w:type="dxa"/>
+            </w:tcMar>
+            <w:vAlign w:val="center"/>
+          </w:tcPr>
+          <w:p>
+            <w:pPr>
+              <w:jc w:val="center"/>
+            </w:pPr>
+            <w:r>
+              <w:rPr>
+                <w:rFonts w:ascii="Times New Roman" w:eastAsia="Times New Roman" w:hAnsi="Times New Roman"/>
+                <w:color w:val="1F2937"/>
+                <w:sz w:val="18"/>
+              </w:rPr>
+              <w:t>PL-2</w:t>
+            </w:r>
+          </w:p>
+          <w:p>
+            <w:pPr>
+              <w:jc w:val="center"/>
+            </w:pPr>
+            <w:r>
+              <w:rPr>
+                <w:rFonts w:ascii="Times New Roman" w:eastAsia="Times New Roman" w:hAnsi="Times New Roman"/>
+                <w:color w:val="1F2937"/>
+                <w:sz w:val="18"/>
+              </w:rPr>
+              <w:t>LLM-5</w:t>
             </w:r>
           </w:p>
         </w:tc>
@@ -11118,25 +12750,51 @@
           <w:tcPr>
             <w:tcW w:w="1228" w:type="dxa"/>
             <w:shd w:val="clear" w:color="auto" w:fill="D9D9D9" w:themeFill="background1" w:themeFillShade="D9"/>
-          </w:tcPr>
-          <w:p>
-            <w:pPr>
-              <w:jc w:val="center"/>
-              <w:rPr>
-                <w:rFonts w:ascii="Times New Roman" w:hAnsi="Times New Roman" w:cs="Times New Roman"/>
-                <w:sz w:val="18"/>
-                <w:szCs w:val="18"/>
-              </w:rPr>
-            </w:pPr>
-            <w:r>
-              <w:rPr>
-                <w:rFonts w:ascii="Times New Roman" w:eastAsia="Times New Roman" w:hAnsi="Times New Roman" w:cs="Times New Roman"/>
-                <w:color w:val="000000"/>
-                <w:sz w:val="18"/>
-                <w:szCs w:val="18"/>
-                <w:lang w:eastAsia="ru-RU"/>
+            <w:tcMar>
+              <w:top w:w="70" w:type="dxa"/>
+              <w:left w:w="80" w:type="dxa"/>
+              <w:bottom w:w="70" w:type="dxa"/>
+              <w:right w:w="80" w:type="dxa"/>
+            </w:tcMar>
+            <w:vAlign w:val="center"/>
+          </w:tcPr>
+          <w:p>
+            <w:pPr>
+              <w:jc w:val="center"/>
+            </w:pPr>
+            <w:r>
+              <w:rPr>
+                <w:rFonts w:ascii="Times New Roman" w:eastAsia="Times New Roman" w:hAnsi="Times New Roman"/>
+                <w:color w:val="1F2937"/>
+                <w:sz w:val="18"/>
               </w:rPr>
               <w:t>PL-2.1.</w:t>
+            </w:r>
+          </w:p>
+          <w:p>
+            <w:pPr>
+              <w:jc w:val="center"/>
+            </w:pPr>
+            <w:r>
+              <w:rPr>
+                <w:rFonts w:ascii="Times New Roman" w:eastAsia="Times New Roman" w:hAnsi="Times New Roman"/>
+                <w:color w:val="1F2937"/>
+                <w:sz w:val="18"/>
+              </w:rPr>
+              <w:t>LLM-5.1</w:t>
+            </w:r>
+          </w:p>
+          <w:p>
+            <w:pPr>
+              <w:jc w:val="center"/>
+            </w:pPr>
+            <w:r>
+              <w:rPr>
+                <w:rFonts w:ascii="Times New Roman" w:eastAsia="Times New Roman" w:hAnsi="Times New Roman"/>
+                <w:color w:val="1F2937"/>
+                <w:sz w:val="18"/>
+              </w:rPr>
+              <w:t>LLM-5.2</w:t>
             </w:r>
           </w:p>
         </w:tc>
@@ -11144,21 +12802,49 @@
           <w:tcPr>
             <w:tcW w:w="992" w:type="dxa"/>
             <w:shd w:val="clear" w:color="auto" w:fill="D9D9D9" w:themeFill="background1" w:themeFillShade="D9"/>
-          </w:tcPr>
-          <w:p>
-            <w:pPr>
-              <w:jc w:val="center"/>
-              <w:rPr>
-                <w:rFonts w:ascii="Times New Roman" w:hAnsi="Times New Roman" w:cs="Times New Roman"/>
-                <w:sz w:val="18"/>
-                <w:szCs w:val="18"/>
-              </w:rPr>
-            </w:pPr>
-            <w:r>
-              <w:rPr>
-                <w:rFonts w:ascii="Times New Roman" w:hAnsi="Times New Roman" w:cs="Times New Roman"/>
-                <w:sz w:val="18"/>
-                <w:szCs w:val="18"/>
+            <w:tcMar>
+              <w:top w:w="70" w:type="dxa"/>
+              <w:left w:w="80" w:type="dxa"/>
+              <w:bottom w:w="70" w:type="dxa"/>
+              <w:right w:w="80" w:type="dxa"/>
+            </w:tcMar>
+            <w:vAlign w:val="center"/>
+          </w:tcPr>
+          <w:p>
+            <w:pPr>
+              <w:jc w:val="center"/>
+            </w:pPr>
+            <w:r>
+              <w:rPr>
+                <w:rFonts w:ascii="Times New Roman" w:eastAsia="Times New Roman" w:hAnsi="Times New Roman"/>
+                <w:color w:val="1F2937"/>
+                <w:sz w:val="18"/>
+              </w:rPr>
+              <w:t>Б</w:t>
+            </w:r>
+          </w:p>
+          <w:p>
+            <w:pPr>
+              <w:jc w:val="center"/>
+            </w:pPr>
+            <w:r>
+              <w:rPr>
+                <w:rFonts w:ascii="Times New Roman" w:eastAsia="Times New Roman" w:hAnsi="Times New Roman"/>
+                <w:color w:val="1F2937"/>
+                <w:sz w:val="18"/>
+              </w:rPr>
+              <w:t>Б</w:t>
+            </w:r>
+          </w:p>
+          <w:p>
+            <w:pPr>
+              <w:jc w:val="center"/>
+            </w:pPr>
+            <w:r>
+              <w:rPr>
+                <w:rFonts w:ascii="Times New Roman" w:eastAsia="Times New Roman" w:hAnsi="Times New Roman"/>
+                <w:color w:val="1F2937"/>
+                <w:sz w:val="18"/>
               </w:rPr>
               <w:t>Б</w:t>
             </w:r>
@@ -11172,6 +12858,12 @@
         <w:tc>
           <w:tcPr>
             <w:tcW w:w="2123" w:type="dxa"/>
+            <w:tcMar>
+              <w:top w:w="70" w:type="dxa"/>
+              <w:left w:w="80" w:type="dxa"/>
+              <w:bottom w:w="70" w:type="dxa"/>
+              <w:right w:w="80" w:type="dxa"/>
+            </w:tcMar>
           </w:tcPr>
           <w:p>
             <w:pPr>
@@ -11194,6 +12886,12 @@
         <w:tc>
           <w:tcPr>
             <w:tcW w:w="7099" w:type="dxa"/>
+            <w:tcMar>
+              <w:top w:w="70" w:type="dxa"/>
+              <w:left w:w="80" w:type="dxa"/>
+              <w:bottom w:w="70" w:type="dxa"/>
+              <w:right w:w="80" w:type="dxa"/>
+            </w:tcMar>
           </w:tcPr>
           <w:p>
             <w:pPr>
@@ -11412,7 +13110,27 @@
                 <w:szCs w:val="18"/>
                 <w:lang w:val="en-US"/>
               </w:rPr>
-              <w:t xml:space="preserve">), rollback(). </w:t>
+              <w:t xml:space="preserve">), </w:t>
+            </w:r>
+            <w:proofErr w:type="gramStart"/>
+            <w:r>
+              <w:rPr>
+                <w:rFonts w:ascii="Times New Roman" w:hAnsi="Times New Roman" w:cs="Times New Roman"/>
+                <w:sz w:val="18"/>
+                <w:szCs w:val="18"/>
+                <w:lang w:val="en-US"/>
+              </w:rPr>
+              <w:t>rollback(</w:t>
+            </w:r>
+            <w:proofErr w:type="gramEnd"/>
+            <w:r>
+              <w:rPr>
+                <w:rFonts w:ascii="Times New Roman" w:hAnsi="Times New Roman" w:cs="Times New Roman"/>
+                <w:sz w:val="18"/>
+                <w:szCs w:val="18"/>
+                <w:lang w:val="en-US"/>
+              </w:rPr>
+              <w:t xml:space="preserve">). </w:t>
             </w:r>
             <w:r>
               <w:rPr>
@@ -11479,6 +13197,12 @@
         <w:tc>
           <w:tcPr>
             <w:tcW w:w="1104" w:type="dxa"/>
+            <w:tcMar>
+              <w:top w:w="70" w:type="dxa"/>
+              <w:left w:w="80" w:type="dxa"/>
+              <w:bottom w:w="70" w:type="dxa"/>
+              <w:right w:w="80" w:type="dxa"/>
+            </w:tcMar>
           </w:tcPr>
           <w:p>
             <w:pPr>
@@ -11502,6 +13226,12 @@
         <w:tc>
           <w:tcPr>
             <w:tcW w:w="864" w:type="dxa"/>
+            <w:tcMar>
+              <w:top w:w="70" w:type="dxa"/>
+              <w:left w:w="80" w:type="dxa"/>
+              <w:bottom w:w="70" w:type="dxa"/>
+              <w:right w:w="80" w:type="dxa"/>
+            </w:tcMar>
           </w:tcPr>
           <w:p>
             <w:pPr>
@@ -11525,6 +13255,12 @@
         <w:tc>
           <w:tcPr>
             <w:tcW w:w="1443" w:type="dxa"/>
+            <w:tcMar>
+              <w:top w:w="70" w:type="dxa"/>
+              <w:left w:w="80" w:type="dxa"/>
+              <w:bottom w:w="70" w:type="dxa"/>
+              <w:right w:w="80" w:type="dxa"/>
+            </w:tcMar>
           </w:tcPr>
           <w:p>
             <w:pPr>
@@ -11540,6 +13276,12 @@
         <w:tc>
           <w:tcPr>
             <w:tcW w:w="1228" w:type="dxa"/>
+            <w:tcMar>
+              <w:top w:w="70" w:type="dxa"/>
+              <w:left w:w="80" w:type="dxa"/>
+              <w:bottom w:w="70" w:type="dxa"/>
+              <w:right w:w="80" w:type="dxa"/>
+            </w:tcMar>
           </w:tcPr>
           <w:p>
             <w:pPr>
@@ -11555,6 +13297,12 @@
         <w:tc>
           <w:tcPr>
             <w:tcW w:w="992" w:type="dxa"/>
+            <w:tcMar>
+              <w:top w:w="70" w:type="dxa"/>
+              <w:left w:w="80" w:type="dxa"/>
+              <w:bottom w:w="70" w:type="dxa"/>
+              <w:right w:w="80" w:type="dxa"/>
+            </w:tcMar>
           </w:tcPr>
           <w:p>
             <w:pPr>
@@ -11575,6 +13323,12 @@
         <w:tc>
           <w:tcPr>
             <w:tcW w:w="2123" w:type="dxa"/>
+            <w:tcMar>
+              <w:top w:w="70" w:type="dxa"/>
+              <w:left w:w="80" w:type="dxa"/>
+              <w:bottom w:w="70" w:type="dxa"/>
+              <w:right w:w="80" w:type="dxa"/>
+            </w:tcMar>
           </w:tcPr>
           <w:p>
             <w:pPr>
@@ -11597,6 +13351,12 @@
         <w:tc>
           <w:tcPr>
             <w:tcW w:w="7099" w:type="dxa"/>
+            <w:tcMar>
+              <w:top w:w="70" w:type="dxa"/>
+              <w:left w:w="80" w:type="dxa"/>
+              <w:bottom w:w="70" w:type="dxa"/>
+              <w:right w:w="80" w:type="dxa"/>
+            </w:tcMar>
           </w:tcPr>
           <w:p>
             <w:pPr>
@@ -12027,10 +13787,29 @@
               <w:t xml:space="preserve"> (паттерн DAO).</w:t>
             </w:r>
           </w:p>
+          <w:p>
+            <w:pPr>
+              <w:spacing w:before="40"/>
+            </w:pPr>
+            <w:r>
+              <w:rPr>
+                <w:rFonts w:ascii="Times New Roman" w:eastAsia="Times New Roman" w:hAnsi="Times New Roman"/>
+                <w:color w:val="000000"/>
+                <w:sz w:val="18"/>
+              </w:rPr>
+              <w:t>6. Работа с ИИ: после самостоятельного проектирования BookDao и реализации не менее четырёх CRUD-операций сформулировать для ИИ задачу на реализацию одной оставшейся операции, указав интерфейс, ограничения и критерии приёмки. Проверить использование PreparedStatement, закрытие ресурсов, обработку SQLException и результат выполнения тестов.</w:t>
+            </w:r>
+          </w:p>
         </w:tc>
         <w:tc>
           <w:tcPr>
             <w:tcW w:w="1104" w:type="dxa"/>
+            <w:tcMar>
+              <w:top w:w="70" w:type="dxa"/>
+              <w:left w:w="80" w:type="dxa"/>
+              <w:bottom w:w="70" w:type="dxa"/>
+              <w:right w:w="80" w:type="dxa"/>
+            </w:tcMar>
           </w:tcPr>
           <w:p>
             <w:pPr>
@@ -12054,6 +13833,12 @@
         <w:tc>
           <w:tcPr>
             <w:tcW w:w="864" w:type="dxa"/>
+            <w:tcMar>
+              <w:top w:w="70" w:type="dxa"/>
+              <w:left w:w="80" w:type="dxa"/>
+              <w:bottom w:w="70" w:type="dxa"/>
+              <w:right w:w="80" w:type="dxa"/>
+            </w:tcMar>
           </w:tcPr>
           <w:p>
             <w:pPr>
@@ -12077,77 +13862,112 @@
         <w:tc>
           <w:tcPr>
             <w:tcW w:w="1443" w:type="dxa"/>
-          </w:tcPr>
-          <w:p>
-            <w:pPr>
-              <w:jc w:val="center"/>
-              <w:rPr>
-                <w:rFonts w:ascii="Times New Roman" w:hAnsi="Times New Roman" w:cs="Times New Roman"/>
-                <w:sz w:val="18"/>
-                <w:szCs w:val="18"/>
-              </w:rPr>
-            </w:pPr>
-            <w:r>
-              <w:rPr>
-                <w:rFonts w:ascii="Times New Roman" w:hAnsi="Times New Roman" w:cs="Times New Roman"/>
-                <w:sz w:val="18"/>
-                <w:szCs w:val="18"/>
-              </w:rPr>
-              <w:t>PL-</w:t>
-            </w:r>
-            <w:r>
-              <w:rPr>
-                <w:rFonts w:ascii="Times New Roman" w:hAnsi="Times New Roman" w:cs="Times New Roman"/>
-                <w:sz w:val="18"/>
-                <w:szCs w:val="18"/>
-              </w:rPr>
-              <w:t>2</w:t>
+            <w:tcMar>
+              <w:top w:w="70" w:type="dxa"/>
+              <w:left w:w="80" w:type="dxa"/>
+              <w:bottom w:w="70" w:type="dxa"/>
+              <w:right w:w="80" w:type="dxa"/>
+            </w:tcMar>
+            <w:vAlign w:val="center"/>
+          </w:tcPr>
+          <w:p>
+            <w:pPr>
+              <w:jc w:val="center"/>
+            </w:pPr>
+            <w:r>
+              <w:rPr>
+                <w:rFonts w:ascii="Times New Roman" w:eastAsia="Times New Roman" w:hAnsi="Times New Roman"/>
+                <w:color w:val="1F2937"/>
+                <w:sz w:val="18"/>
+              </w:rPr>
+              <w:t>PL-2</w:t>
+            </w:r>
+          </w:p>
+          <w:p>
+            <w:pPr>
+              <w:jc w:val="center"/>
+            </w:pPr>
+            <w:r>
+              <w:rPr>
+                <w:rFonts w:ascii="Times New Roman" w:eastAsia="Times New Roman" w:hAnsi="Times New Roman"/>
+                <w:color w:val="1F2937"/>
+                <w:sz w:val="18"/>
+              </w:rPr>
+              <w:t>LLM-5</w:t>
             </w:r>
           </w:p>
         </w:tc>
         <w:tc>
           <w:tcPr>
             <w:tcW w:w="1228" w:type="dxa"/>
-          </w:tcPr>
-          <w:p>
-            <w:pPr>
-              <w:jc w:val="center"/>
-              <w:rPr>
-                <w:rFonts w:ascii="Times New Roman" w:hAnsi="Times New Roman" w:cs="Times New Roman"/>
-                <w:sz w:val="18"/>
-                <w:szCs w:val="18"/>
-              </w:rPr>
-            </w:pPr>
-            <w:r>
-              <w:rPr>
-                <w:rFonts w:ascii="Times New Roman" w:eastAsia="Times New Roman" w:hAnsi="Times New Roman" w:cs="Times New Roman"/>
-                <w:color w:val="000000"/>
-                <w:sz w:val="18"/>
-                <w:szCs w:val="18"/>
-                <w:lang w:eastAsia="ru-RU"/>
+            <w:tcMar>
+              <w:top w:w="70" w:type="dxa"/>
+              <w:left w:w="80" w:type="dxa"/>
+              <w:bottom w:w="70" w:type="dxa"/>
+              <w:right w:w="80" w:type="dxa"/>
+            </w:tcMar>
+            <w:vAlign w:val="center"/>
+          </w:tcPr>
+          <w:p>
+            <w:pPr>
+              <w:jc w:val="center"/>
+            </w:pPr>
+            <w:r>
+              <w:rPr>
+                <w:rFonts w:ascii="Times New Roman" w:eastAsia="Times New Roman" w:hAnsi="Times New Roman"/>
+                <w:color w:val="1F2937"/>
+                <w:sz w:val="18"/>
               </w:rPr>
               <w:t>PL-2.1.</w:t>
             </w:r>
           </w:p>
+          <w:p>
+            <w:pPr>
+              <w:jc w:val="center"/>
+            </w:pPr>
+            <w:r>
+              <w:rPr>
+                <w:rFonts w:ascii="Times New Roman" w:eastAsia="Times New Roman" w:hAnsi="Times New Roman"/>
+                <w:color w:val="1F2937"/>
+                <w:sz w:val="18"/>
+              </w:rPr>
+              <w:t>LLM-5.1</w:t>
+            </w:r>
+          </w:p>
         </w:tc>
         <w:tc>
           <w:tcPr>
             <w:tcW w:w="992" w:type="dxa"/>
-          </w:tcPr>
-          <w:p>
-            <w:pPr>
-              <w:jc w:val="center"/>
-              <w:rPr>
-                <w:rFonts w:ascii="Times New Roman" w:hAnsi="Times New Roman" w:cs="Times New Roman"/>
-                <w:sz w:val="18"/>
-                <w:szCs w:val="18"/>
-              </w:rPr>
-            </w:pPr>
-            <w:r>
-              <w:rPr>
-                <w:rFonts w:ascii="Times New Roman" w:hAnsi="Times New Roman" w:cs="Times New Roman"/>
-                <w:sz w:val="18"/>
-                <w:szCs w:val="18"/>
+            <w:tcMar>
+              <w:top w:w="70" w:type="dxa"/>
+              <w:left w:w="80" w:type="dxa"/>
+              <w:bottom w:w="70" w:type="dxa"/>
+              <w:right w:w="80" w:type="dxa"/>
+            </w:tcMar>
+            <w:vAlign w:val="center"/>
+          </w:tcPr>
+          <w:p>
+            <w:pPr>
+              <w:jc w:val="center"/>
+            </w:pPr>
+            <w:r>
+              <w:rPr>
+                <w:rFonts w:ascii="Times New Roman" w:eastAsia="Times New Roman" w:hAnsi="Times New Roman"/>
+                <w:color w:val="1F2937"/>
+                <w:sz w:val="18"/>
+              </w:rPr>
+              <w:t>Б</w:t>
+            </w:r>
+          </w:p>
+          <w:p>
+            <w:pPr>
+              <w:jc w:val="center"/>
+            </w:pPr>
+            <w:r>
+              <w:rPr>
+                <w:rFonts w:ascii="Times New Roman" w:eastAsia="Times New Roman" w:hAnsi="Times New Roman"/>
+                <w:color w:val="1F2937"/>
+                <w:sz w:val="18"/>
               </w:rPr>
               <w:t>Б</w:t>
             </w:r>
@@ -12161,7 +13981,311 @@
         <w:tc>
           <w:tcPr>
             <w:tcW w:w="2123" w:type="dxa"/>
-          </w:tcPr>
+            <w:tcMar>
+              <w:top w:w="70" w:type="dxa"/>
+              <w:left w:w="80" w:type="dxa"/>
+              <w:bottom w:w="70" w:type="dxa"/>
+              <w:right w:w="80" w:type="dxa"/>
+            </w:tcMar>
+          </w:tcPr>
+          <w:p>
+            <w:pPr>
+              <w:rPr>
+                <w:rFonts w:ascii="Times New Roman" w:hAnsi="Times New Roman" w:cs="Times New Roman"/>
+                <w:sz w:val="18"/>
+                <w:szCs w:val="18"/>
+              </w:rPr>
+            </w:pPr>
+            <w:r>
+              <w:rPr>
+                <w:rFonts w:ascii="Times New Roman" w:hAnsi="Times New Roman" w:cs="Times New Roman"/>
+                <w:sz w:val="18"/>
+                <w:szCs w:val="18"/>
+              </w:rPr>
+              <w:t>5.3. JDBC: транзакции и пакетная обработка</w:t>
+            </w:r>
+          </w:p>
+        </w:tc>
+        <w:tc>
+          <w:tcPr>
+            <w:tcW w:w="7099" w:type="dxa"/>
+            <w:tcMar>
+              <w:top w:w="70" w:type="dxa"/>
+              <w:left w:w="80" w:type="dxa"/>
+              <w:bottom w:w="70" w:type="dxa"/>
+              <w:right w:w="80" w:type="dxa"/>
+            </w:tcMar>
+          </w:tcPr>
+          <w:p>
+            <w:pPr>
+              <w:rPr>
+                <w:rFonts w:ascii="Times New Roman" w:hAnsi="Times New Roman" w:cs="Times New Roman"/>
+                <w:sz w:val="18"/>
+                <w:szCs w:val="18"/>
+              </w:rPr>
+            </w:pPr>
+            <w:r>
+              <w:rPr>
+                <w:rFonts w:ascii="Times New Roman" w:hAnsi="Times New Roman" w:cs="Times New Roman"/>
+                <w:sz w:val="18"/>
+                <w:szCs w:val="18"/>
+              </w:rPr>
+              <w:t xml:space="preserve">1. Реализовать метод </w:t>
+            </w:r>
+            <w:proofErr w:type="spellStart"/>
+            <w:proofErr w:type="gramStart"/>
+            <w:r>
+              <w:rPr>
+                <w:rFonts w:ascii="Times New Roman" w:hAnsi="Times New Roman" w:cs="Times New Roman"/>
+                <w:sz w:val="18"/>
+                <w:szCs w:val="18"/>
+              </w:rPr>
+              <w:t>transferBooks</w:t>
+            </w:r>
+            <w:proofErr w:type="spellEnd"/>
+            <w:r>
+              <w:rPr>
+                <w:rFonts w:ascii="Times New Roman" w:hAnsi="Times New Roman" w:cs="Times New Roman"/>
+                <w:sz w:val="18"/>
+                <w:szCs w:val="18"/>
+              </w:rPr>
+              <w:t>(</w:t>
+            </w:r>
+            <w:proofErr w:type="spellStart"/>
+            <w:proofErr w:type="gramEnd"/>
+            <w:r>
+              <w:rPr>
+                <w:rFonts w:ascii="Times New Roman" w:hAnsi="Times New Roman" w:cs="Times New Roman"/>
+                <w:sz w:val="18"/>
+                <w:szCs w:val="18"/>
+              </w:rPr>
+              <w:t>long</w:t>
+            </w:r>
+            <w:proofErr w:type="spellEnd"/>
+            <w:r>
+              <w:rPr>
+                <w:rFonts w:ascii="Times New Roman" w:hAnsi="Times New Roman" w:cs="Times New Roman"/>
+                <w:sz w:val="18"/>
+                <w:szCs w:val="18"/>
+              </w:rPr>
+              <w:t xml:space="preserve"> </w:t>
+            </w:r>
+            <w:proofErr w:type="spellStart"/>
+            <w:r>
+              <w:rPr>
+                <w:rFonts w:ascii="Times New Roman" w:hAnsi="Times New Roman" w:cs="Times New Roman"/>
+                <w:sz w:val="18"/>
+                <w:szCs w:val="18"/>
+              </w:rPr>
+              <w:t>fromAuthorId</w:t>
+            </w:r>
+            <w:proofErr w:type="spellEnd"/>
+            <w:r>
+              <w:rPr>
+                <w:rFonts w:ascii="Times New Roman" w:hAnsi="Times New Roman" w:cs="Times New Roman"/>
+                <w:sz w:val="18"/>
+                <w:szCs w:val="18"/>
+              </w:rPr>
+              <w:t xml:space="preserve">, </w:t>
+            </w:r>
+            <w:proofErr w:type="spellStart"/>
+            <w:r>
+              <w:rPr>
+                <w:rFonts w:ascii="Times New Roman" w:hAnsi="Times New Roman" w:cs="Times New Roman"/>
+                <w:sz w:val="18"/>
+                <w:szCs w:val="18"/>
+              </w:rPr>
+              <w:t>long</w:t>
+            </w:r>
+            <w:proofErr w:type="spellEnd"/>
+            <w:r>
+              <w:rPr>
+                <w:rFonts w:ascii="Times New Roman" w:hAnsi="Times New Roman" w:cs="Times New Roman"/>
+                <w:sz w:val="18"/>
+                <w:szCs w:val="18"/>
+              </w:rPr>
+              <w:t xml:space="preserve"> </w:t>
+            </w:r>
+            <w:proofErr w:type="spellStart"/>
+            <w:r>
+              <w:rPr>
+                <w:rFonts w:ascii="Times New Roman" w:hAnsi="Times New Roman" w:cs="Times New Roman"/>
+                <w:sz w:val="18"/>
+                <w:szCs w:val="18"/>
+              </w:rPr>
+              <w:t>toAuthorId</w:t>
+            </w:r>
+            <w:proofErr w:type="spellEnd"/>
+            <w:r>
+              <w:rPr>
+                <w:rFonts w:ascii="Times New Roman" w:hAnsi="Times New Roman" w:cs="Times New Roman"/>
+                <w:sz w:val="18"/>
+                <w:szCs w:val="18"/>
+              </w:rPr>
+              <w:t>) — все книги одного автора переназначить другому. Вся операция — в одной транзакции.</w:t>
+            </w:r>
+          </w:p>
+          <w:p>
+            <w:pPr>
+              <w:rPr>
+                <w:rFonts w:ascii="Times New Roman" w:hAnsi="Times New Roman" w:cs="Times New Roman"/>
+                <w:sz w:val="18"/>
+                <w:szCs w:val="18"/>
+              </w:rPr>
+            </w:pPr>
+            <w:r>
+              <w:rPr>
+                <w:rFonts w:ascii="Times New Roman" w:hAnsi="Times New Roman" w:cs="Times New Roman"/>
+                <w:sz w:val="18"/>
+                <w:szCs w:val="18"/>
+              </w:rPr>
+              <w:t>2. Если у целевого автора уже есть книга с таким же ISBN — откатывать транзакцию целиком.</w:t>
+            </w:r>
+          </w:p>
+          <w:p>
+            <w:pPr>
+              <w:rPr>
+                <w:rFonts w:ascii="Times New Roman" w:hAnsi="Times New Roman" w:cs="Times New Roman"/>
+                <w:sz w:val="18"/>
+                <w:szCs w:val="18"/>
+              </w:rPr>
+            </w:pPr>
+            <w:r>
+              <w:rPr>
+                <w:rFonts w:ascii="Times New Roman" w:hAnsi="Times New Roman" w:cs="Times New Roman"/>
+                <w:sz w:val="18"/>
+                <w:szCs w:val="18"/>
+              </w:rPr>
+              <w:t xml:space="preserve">3. Реализовать метод </w:t>
+            </w:r>
+            <w:proofErr w:type="spellStart"/>
+            <w:proofErr w:type="gramStart"/>
+            <w:r>
+              <w:rPr>
+                <w:rFonts w:ascii="Times New Roman" w:hAnsi="Times New Roman" w:cs="Times New Roman"/>
+                <w:sz w:val="18"/>
+                <w:szCs w:val="18"/>
+              </w:rPr>
+              <w:t>batchInsert</w:t>
+            </w:r>
+            <w:proofErr w:type="spellEnd"/>
+            <w:r>
+              <w:rPr>
+                <w:rFonts w:ascii="Times New Roman" w:hAnsi="Times New Roman" w:cs="Times New Roman"/>
+                <w:sz w:val="18"/>
+                <w:szCs w:val="18"/>
+              </w:rPr>
+              <w:t>(List&lt;</w:t>
+            </w:r>
+            <w:proofErr w:type="gramEnd"/>
+            <w:r>
+              <w:rPr>
+                <w:rFonts w:ascii="Times New Roman" w:hAnsi="Times New Roman" w:cs="Times New Roman"/>
+                <w:sz w:val="18"/>
+                <w:szCs w:val="18"/>
+              </w:rPr>
+              <w:t xml:space="preserve">Book&gt; </w:t>
+            </w:r>
+            <w:proofErr w:type="spellStart"/>
+            <w:r>
+              <w:rPr>
+                <w:rFonts w:ascii="Times New Roman" w:hAnsi="Times New Roman" w:cs="Times New Roman"/>
+                <w:sz w:val="18"/>
+                <w:szCs w:val="18"/>
+              </w:rPr>
+              <w:t>books</w:t>
+            </w:r>
+            <w:proofErr w:type="spellEnd"/>
+            <w:r>
+              <w:rPr>
+                <w:rFonts w:ascii="Times New Roman" w:hAnsi="Times New Roman" w:cs="Times New Roman"/>
+                <w:sz w:val="18"/>
+                <w:szCs w:val="18"/>
+              </w:rPr>
+              <w:t xml:space="preserve">) — вставка 10 000 записей в одной транзакции с использованием </w:t>
+            </w:r>
+            <w:proofErr w:type="spellStart"/>
+            <w:r>
+              <w:rPr>
+                <w:rFonts w:ascii="Times New Roman" w:hAnsi="Times New Roman" w:cs="Times New Roman"/>
+                <w:sz w:val="18"/>
+                <w:szCs w:val="18"/>
+              </w:rPr>
+              <w:t>PreparedStatement.addBatch</w:t>
+            </w:r>
+            <w:proofErr w:type="spellEnd"/>
+            <w:r>
+              <w:rPr>
+                <w:rFonts w:ascii="Times New Roman" w:hAnsi="Times New Roman" w:cs="Times New Roman"/>
+                <w:sz w:val="18"/>
+                <w:szCs w:val="18"/>
+              </w:rPr>
+              <w:t xml:space="preserve">() и </w:t>
+            </w:r>
+            <w:proofErr w:type="spellStart"/>
+            <w:proofErr w:type="gramStart"/>
+            <w:r>
+              <w:rPr>
+                <w:rFonts w:ascii="Times New Roman" w:hAnsi="Times New Roman" w:cs="Times New Roman"/>
+                <w:sz w:val="18"/>
+                <w:szCs w:val="18"/>
+              </w:rPr>
+              <w:t>executeBatch</w:t>
+            </w:r>
+            <w:proofErr w:type="spellEnd"/>
+            <w:r>
+              <w:rPr>
+                <w:rFonts w:ascii="Times New Roman" w:hAnsi="Times New Roman" w:cs="Times New Roman"/>
+                <w:sz w:val="18"/>
+                <w:szCs w:val="18"/>
+              </w:rPr>
+              <w:t>(</w:t>
+            </w:r>
+            <w:proofErr w:type="gramEnd"/>
+            <w:r>
+              <w:rPr>
+                <w:rFonts w:ascii="Times New Roman" w:hAnsi="Times New Roman" w:cs="Times New Roman"/>
+                <w:sz w:val="18"/>
+                <w:szCs w:val="18"/>
+              </w:rPr>
+              <w:t>).</w:t>
+            </w:r>
+          </w:p>
+          <w:p>
+            <w:pPr>
+              <w:rPr>
+                <w:rFonts w:ascii="Times New Roman" w:hAnsi="Times New Roman" w:cs="Times New Roman"/>
+                <w:sz w:val="18"/>
+                <w:szCs w:val="18"/>
+              </w:rPr>
+            </w:pPr>
+            <w:r>
+              <w:rPr>
+                <w:rFonts w:ascii="Times New Roman" w:hAnsi="Times New Roman" w:cs="Times New Roman"/>
+                <w:sz w:val="18"/>
+                <w:szCs w:val="18"/>
+              </w:rPr>
+              <w:t xml:space="preserve">4. Замерить время пакетной вставки </w:t>
+            </w:r>
+            <w:proofErr w:type="spellStart"/>
+            <w:r>
+              <w:rPr>
+                <w:rFonts w:ascii="Times New Roman" w:hAnsi="Times New Roman" w:cs="Times New Roman"/>
+                <w:sz w:val="18"/>
+                <w:szCs w:val="18"/>
+              </w:rPr>
+              <w:t>vs</w:t>
+            </w:r>
+            <w:proofErr w:type="spellEnd"/>
+            <w:r>
+              <w:rPr>
+                <w:rFonts w:ascii="Times New Roman" w:hAnsi="Times New Roman" w:cs="Times New Roman"/>
+                <w:sz w:val="18"/>
+                <w:szCs w:val="18"/>
+              </w:rPr>
+              <w:t xml:space="preserve"> построчной вставки.</w:t>
+            </w:r>
+          </w:p>
           <w:p>
             <w:pPr>
               <w:rPr>
@@ -12177,288 +14301,6 @@
                 <w:szCs w:val="18"/>
               </w:rPr>
               <w:lastRenderedPageBreak/>
-              <w:t>5.3. JDBC: транзакции и пакетная обработка</w:t>
-            </w:r>
-          </w:p>
-        </w:tc>
-        <w:tc>
-          <w:tcPr>
-            <w:tcW w:w="7099" w:type="dxa"/>
-          </w:tcPr>
-          <w:p>
-            <w:pPr>
-              <w:rPr>
-                <w:rFonts w:ascii="Times New Roman" w:hAnsi="Times New Roman" w:cs="Times New Roman"/>
-                <w:sz w:val="18"/>
-                <w:szCs w:val="18"/>
-              </w:rPr>
-            </w:pPr>
-            <w:r>
-              <w:rPr>
-                <w:rFonts w:ascii="Times New Roman" w:hAnsi="Times New Roman" w:cs="Times New Roman"/>
-                <w:sz w:val="18"/>
-                <w:szCs w:val="18"/>
-              </w:rPr>
-              <w:t xml:space="preserve">1. Реализовать метод </w:t>
-            </w:r>
-            <w:proofErr w:type="spellStart"/>
-            <w:proofErr w:type="gramStart"/>
-            <w:r>
-              <w:rPr>
-                <w:rFonts w:ascii="Times New Roman" w:hAnsi="Times New Roman" w:cs="Times New Roman"/>
-                <w:sz w:val="18"/>
-                <w:szCs w:val="18"/>
-              </w:rPr>
-              <w:t>transferBooks</w:t>
-            </w:r>
-            <w:proofErr w:type="spellEnd"/>
-            <w:r>
-              <w:rPr>
-                <w:rFonts w:ascii="Times New Roman" w:hAnsi="Times New Roman" w:cs="Times New Roman"/>
-                <w:sz w:val="18"/>
-                <w:szCs w:val="18"/>
-              </w:rPr>
-              <w:t>(</w:t>
-            </w:r>
-            <w:proofErr w:type="spellStart"/>
-            <w:proofErr w:type="gramEnd"/>
-            <w:r>
-              <w:rPr>
-                <w:rFonts w:ascii="Times New Roman" w:hAnsi="Times New Roman" w:cs="Times New Roman"/>
-                <w:sz w:val="18"/>
-                <w:szCs w:val="18"/>
-              </w:rPr>
-              <w:t>long</w:t>
-            </w:r>
-            <w:proofErr w:type="spellEnd"/>
-            <w:r>
-              <w:rPr>
-                <w:rFonts w:ascii="Times New Roman" w:hAnsi="Times New Roman" w:cs="Times New Roman"/>
-                <w:sz w:val="18"/>
-                <w:szCs w:val="18"/>
-              </w:rPr>
-              <w:t xml:space="preserve"> </w:t>
-            </w:r>
-            <w:proofErr w:type="spellStart"/>
-            <w:r>
-              <w:rPr>
-                <w:rFonts w:ascii="Times New Roman" w:hAnsi="Times New Roman" w:cs="Times New Roman"/>
-                <w:sz w:val="18"/>
-                <w:szCs w:val="18"/>
-              </w:rPr>
-              <w:t>fromAuthorId</w:t>
-            </w:r>
-            <w:proofErr w:type="spellEnd"/>
-            <w:r>
-              <w:rPr>
-                <w:rFonts w:ascii="Times New Roman" w:hAnsi="Times New Roman" w:cs="Times New Roman"/>
-                <w:sz w:val="18"/>
-                <w:szCs w:val="18"/>
-              </w:rPr>
-              <w:t xml:space="preserve">, </w:t>
-            </w:r>
-            <w:proofErr w:type="spellStart"/>
-            <w:r>
-              <w:rPr>
-                <w:rFonts w:ascii="Times New Roman" w:hAnsi="Times New Roman" w:cs="Times New Roman"/>
-                <w:sz w:val="18"/>
-                <w:szCs w:val="18"/>
-              </w:rPr>
-              <w:t>long</w:t>
-            </w:r>
-            <w:proofErr w:type="spellEnd"/>
-            <w:r>
-              <w:rPr>
-                <w:rFonts w:ascii="Times New Roman" w:hAnsi="Times New Roman" w:cs="Times New Roman"/>
-                <w:sz w:val="18"/>
-                <w:szCs w:val="18"/>
-              </w:rPr>
-              <w:t xml:space="preserve"> </w:t>
-            </w:r>
-            <w:proofErr w:type="spellStart"/>
-            <w:r>
-              <w:rPr>
-                <w:rFonts w:ascii="Times New Roman" w:hAnsi="Times New Roman" w:cs="Times New Roman"/>
-                <w:sz w:val="18"/>
-                <w:szCs w:val="18"/>
-              </w:rPr>
-              <w:t>toAuthorId</w:t>
-            </w:r>
-            <w:proofErr w:type="spellEnd"/>
-            <w:r>
-              <w:rPr>
-                <w:rFonts w:ascii="Times New Roman" w:hAnsi="Times New Roman" w:cs="Times New Roman"/>
-                <w:sz w:val="18"/>
-                <w:szCs w:val="18"/>
-              </w:rPr>
-              <w:t>) — все книги одного автора переназначить другому. Вся операция — в одной транзакции.</w:t>
-            </w:r>
-          </w:p>
-          <w:p>
-            <w:pPr>
-              <w:rPr>
-                <w:rFonts w:ascii="Times New Roman" w:hAnsi="Times New Roman" w:cs="Times New Roman"/>
-                <w:sz w:val="18"/>
-                <w:szCs w:val="18"/>
-              </w:rPr>
-            </w:pPr>
-            <w:r>
-              <w:rPr>
-                <w:rFonts w:ascii="Times New Roman" w:hAnsi="Times New Roman" w:cs="Times New Roman"/>
-                <w:sz w:val="18"/>
-                <w:szCs w:val="18"/>
-              </w:rPr>
-              <w:t>2. Если у целевого автора уже есть книга с таким же ISBN — откатывать транзакцию целиком.</w:t>
-            </w:r>
-          </w:p>
-          <w:p>
-            <w:pPr>
-              <w:rPr>
-                <w:rFonts w:ascii="Times New Roman" w:hAnsi="Times New Roman" w:cs="Times New Roman"/>
-                <w:sz w:val="18"/>
-                <w:szCs w:val="18"/>
-              </w:rPr>
-            </w:pPr>
-            <w:r>
-              <w:rPr>
-                <w:rFonts w:ascii="Times New Roman" w:hAnsi="Times New Roman" w:cs="Times New Roman"/>
-                <w:sz w:val="18"/>
-                <w:szCs w:val="18"/>
-              </w:rPr>
-              <w:t xml:space="preserve">3. Реализовать метод </w:t>
-            </w:r>
-            <w:proofErr w:type="spellStart"/>
-            <w:proofErr w:type="gramStart"/>
-            <w:r>
-              <w:rPr>
-                <w:rFonts w:ascii="Times New Roman" w:hAnsi="Times New Roman" w:cs="Times New Roman"/>
-                <w:sz w:val="18"/>
-                <w:szCs w:val="18"/>
-              </w:rPr>
-              <w:t>batchInsert</w:t>
-            </w:r>
-            <w:proofErr w:type="spellEnd"/>
-            <w:r>
-              <w:rPr>
-                <w:rFonts w:ascii="Times New Roman" w:hAnsi="Times New Roman" w:cs="Times New Roman"/>
-                <w:sz w:val="18"/>
-                <w:szCs w:val="18"/>
-              </w:rPr>
-              <w:t>(</w:t>
-            </w:r>
-            <w:proofErr w:type="gramEnd"/>
-            <w:r>
-              <w:rPr>
-                <w:rFonts w:ascii="Times New Roman" w:hAnsi="Times New Roman" w:cs="Times New Roman"/>
-                <w:sz w:val="18"/>
-                <w:szCs w:val="18"/>
-              </w:rPr>
-              <w:t xml:space="preserve">List&lt;Book&gt; </w:t>
-            </w:r>
-            <w:proofErr w:type="spellStart"/>
-            <w:r>
-              <w:rPr>
-                <w:rFonts w:ascii="Times New Roman" w:hAnsi="Times New Roman" w:cs="Times New Roman"/>
-                <w:sz w:val="18"/>
-                <w:szCs w:val="18"/>
-              </w:rPr>
-              <w:t>books</w:t>
-            </w:r>
-            <w:proofErr w:type="spellEnd"/>
-            <w:r>
-              <w:rPr>
-                <w:rFonts w:ascii="Times New Roman" w:hAnsi="Times New Roman" w:cs="Times New Roman"/>
-                <w:sz w:val="18"/>
-                <w:szCs w:val="18"/>
-              </w:rPr>
-              <w:t xml:space="preserve">) — вставка 10 000 записей в одной транзакции с использованием </w:t>
-            </w:r>
-            <w:proofErr w:type="spellStart"/>
-            <w:r>
-              <w:rPr>
-                <w:rFonts w:ascii="Times New Roman" w:hAnsi="Times New Roman" w:cs="Times New Roman"/>
-                <w:sz w:val="18"/>
-                <w:szCs w:val="18"/>
-              </w:rPr>
-              <w:t>PreparedStatement.addBatch</w:t>
-            </w:r>
-            <w:proofErr w:type="spellEnd"/>
-            <w:r>
-              <w:rPr>
-                <w:rFonts w:ascii="Times New Roman" w:hAnsi="Times New Roman" w:cs="Times New Roman"/>
-                <w:sz w:val="18"/>
-                <w:szCs w:val="18"/>
-              </w:rPr>
-              <w:t xml:space="preserve">() и </w:t>
-            </w:r>
-            <w:proofErr w:type="spellStart"/>
-            <w:r>
-              <w:rPr>
-                <w:rFonts w:ascii="Times New Roman" w:hAnsi="Times New Roman" w:cs="Times New Roman"/>
-                <w:sz w:val="18"/>
-                <w:szCs w:val="18"/>
-              </w:rPr>
-              <w:t>executeBatch</w:t>
-            </w:r>
-            <w:proofErr w:type="spellEnd"/>
-            <w:r>
-              <w:rPr>
-                <w:rFonts w:ascii="Times New Roman" w:hAnsi="Times New Roman" w:cs="Times New Roman"/>
-                <w:sz w:val="18"/>
-                <w:szCs w:val="18"/>
-              </w:rPr>
-              <w:t>().</w:t>
-            </w:r>
-          </w:p>
-          <w:p>
-            <w:pPr>
-              <w:rPr>
-                <w:rFonts w:ascii="Times New Roman" w:hAnsi="Times New Roman" w:cs="Times New Roman"/>
-                <w:sz w:val="18"/>
-                <w:szCs w:val="18"/>
-              </w:rPr>
-            </w:pPr>
-            <w:r>
-              <w:rPr>
-                <w:rFonts w:ascii="Times New Roman" w:hAnsi="Times New Roman" w:cs="Times New Roman"/>
-                <w:sz w:val="18"/>
-                <w:szCs w:val="18"/>
-              </w:rPr>
-              <w:t xml:space="preserve">4. Замерить время пакетной вставки </w:t>
-            </w:r>
-            <w:proofErr w:type="spellStart"/>
-            <w:r>
-              <w:rPr>
-                <w:rFonts w:ascii="Times New Roman" w:hAnsi="Times New Roman" w:cs="Times New Roman"/>
-                <w:sz w:val="18"/>
-                <w:szCs w:val="18"/>
-              </w:rPr>
-              <w:t>vs</w:t>
-            </w:r>
-            <w:proofErr w:type="spellEnd"/>
-            <w:r>
-              <w:rPr>
-                <w:rFonts w:ascii="Times New Roman" w:hAnsi="Times New Roman" w:cs="Times New Roman"/>
-                <w:sz w:val="18"/>
-                <w:szCs w:val="18"/>
-              </w:rPr>
-              <w:t xml:space="preserve"> построчной вставки.</w:t>
-            </w:r>
-          </w:p>
-          <w:p>
-            <w:pPr>
-              <w:rPr>
-                <w:rFonts w:ascii="Times New Roman" w:hAnsi="Times New Roman" w:cs="Times New Roman"/>
-                <w:sz w:val="18"/>
-                <w:szCs w:val="18"/>
-              </w:rPr>
-            </w:pPr>
-            <w:r>
-              <w:rPr>
-                <w:rFonts w:ascii="Times New Roman" w:hAnsi="Times New Roman" w:cs="Times New Roman"/>
-                <w:sz w:val="18"/>
-                <w:szCs w:val="18"/>
-              </w:rPr>
               <w:t xml:space="preserve">5. Реализовать </w:t>
             </w:r>
             <w:proofErr w:type="spellStart"/>
@@ -12515,26 +14357,46 @@
               <w:t xml:space="preserve"> как пул соединений: сравнить время 100 последовательных запросов с пулом и без пула.</w:t>
             </w:r>
           </w:p>
+          <w:p>
+            <w:pPr>
+              <w:spacing w:before="40"/>
+            </w:pPr>
+            <w:r>
+              <w:rPr>
+                <w:rFonts w:ascii="Times New Roman" w:eastAsia="Times New Roman" w:hAnsi="Times New Roman"/>
+                <w:color w:val="000000"/>
+                <w:sz w:val="18"/>
+              </w:rPr>
+              <w:t>7. Работа с ИИ: использовать цепочку промптов — сформулировать инварианты транзакции; получить негативные сценарии; после проверки сценариев сгенерировать интеграционные тесты; запустить их и проанализировать корректность rollback. Методы, реализующие транзакционную логику, выполнить самостоятельно.</w:t>
+            </w:r>
+          </w:p>
         </w:tc>
         <w:tc>
           <w:tcPr>
             <w:tcW w:w="1104" w:type="dxa"/>
-          </w:tcPr>
-          <w:p>
-            <w:pPr>
-              <w:jc w:val="center"/>
-              <w:rPr>
-                <w:rFonts w:ascii="Times New Roman" w:hAnsi="Times New Roman" w:cs="Times New Roman"/>
-                <w:sz w:val="18"/>
-                <w:szCs w:val="18"/>
-              </w:rPr>
-            </w:pPr>
-            <w:r>
-              <w:rPr>
-                <w:rFonts w:ascii="Times New Roman" w:hAnsi="Times New Roman" w:cs="Times New Roman"/>
-                <w:sz w:val="18"/>
-                <w:szCs w:val="18"/>
-              </w:rPr>
+            <w:tcMar>
+              <w:top w:w="70" w:type="dxa"/>
+              <w:left w:w="80" w:type="dxa"/>
+              <w:bottom w:w="70" w:type="dxa"/>
+              <w:right w:w="80" w:type="dxa"/>
+            </w:tcMar>
+          </w:tcPr>
+          <w:p>
+            <w:pPr>
+              <w:jc w:val="center"/>
+              <w:rPr>
+                <w:rFonts w:ascii="Times New Roman" w:hAnsi="Times New Roman" w:cs="Times New Roman"/>
+                <w:sz w:val="18"/>
+                <w:szCs w:val="18"/>
+              </w:rPr>
+            </w:pPr>
+            <w:r>
+              <w:rPr>
+                <w:rFonts w:ascii="Times New Roman" w:hAnsi="Times New Roman" w:cs="Times New Roman"/>
+                <w:sz w:val="18"/>
+                <w:szCs w:val="18"/>
+              </w:rPr>
+              <w:lastRenderedPageBreak/>
               <w:t>П</w:t>
             </w:r>
           </w:p>
@@ -12542,6 +14404,12 @@
         <w:tc>
           <w:tcPr>
             <w:tcW w:w="864" w:type="dxa"/>
+            <w:tcMar>
+              <w:top w:w="70" w:type="dxa"/>
+              <w:left w:w="80" w:type="dxa"/>
+              <w:bottom w:w="70" w:type="dxa"/>
+              <w:right w:w="80" w:type="dxa"/>
+            </w:tcMar>
           </w:tcPr>
           <w:p>
             <w:pPr>
@@ -12565,77 +14433,138 @@
         <w:tc>
           <w:tcPr>
             <w:tcW w:w="1443" w:type="dxa"/>
-          </w:tcPr>
-          <w:p>
-            <w:pPr>
-              <w:jc w:val="center"/>
-              <w:rPr>
-                <w:rFonts w:ascii="Times New Roman" w:hAnsi="Times New Roman" w:cs="Times New Roman"/>
-                <w:sz w:val="18"/>
-                <w:szCs w:val="18"/>
-              </w:rPr>
-            </w:pPr>
-            <w:r>
-              <w:rPr>
-                <w:rFonts w:ascii="Times New Roman" w:hAnsi="Times New Roman" w:cs="Times New Roman"/>
-                <w:sz w:val="18"/>
-                <w:szCs w:val="18"/>
-              </w:rPr>
-              <w:t>PL-</w:t>
-            </w:r>
-            <w:r>
-              <w:rPr>
-                <w:rFonts w:ascii="Times New Roman" w:hAnsi="Times New Roman" w:cs="Times New Roman"/>
-                <w:sz w:val="18"/>
-                <w:szCs w:val="18"/>
-              </w:rPr>
-              <w:t>2</w:t>
+            <w:tcMar>
+              <w:top w:w="70" w:type="dxa"/>
+              <w:left w:w="80" w:type="dxa"/>
+              <w:bottom w:w="70" w:type="dxa"/>
+              <w:right w:w="80" w:type="dxa"/>
+            </w:tcMar>
+            <w:vAlign w:val="center"/>
+          </w:tcPr>
+          <w:p>
+            <w:pPr>
+              <w:jc w:val="center"/>
+            </w:pPr>
+            <w:r>
+              <w:rPr>
+                <w:rFonts w:ascii="Times New Roman" w:eastAsia="Times New Roman" w:hAnsi="Times New Roman"/>
+                <w:color w:val="1F2937"/>
+                <w:sz w:val="18"/>
+              </w:rPr>
+              <w:t>PL-2</w:t>
+            </w:r>
+          </w:p>
+          <w:p>
+            <w:pPr>
+              <w:jc w:val="center"/>
+            </w:pPr>
+            <w:r>
+              <w:rPr>
+                <w:rFonts w:ascii="Times New Roman" w:eastAsia="Times New Roman" w:hAnsi="Times New Roman"/>
+                <w:color w:val="1F2937"/>
+                <w:sz w:val="18"/>
+              </w:rPr>
+              <w:t>LLM-5</w:t>
             </w:r>
           </w:p>
         </w:tc>
         <w:tc>
           <w:tcPr>
             <w:tcW w:w="1228" w:type="dxa"/>
-          </w:tcPr>
-          <w:p>
-            <w:pPr>
-              <w:jc w:val="center"/>
-              <w:rPr>
-                <w:rFonts w:ascii="Times New Roman" w:hAnsi="Times New Roman" w:cs="Times New Roman"/>
-                <w:sz w:val="18"/>
-                <w:szCs w:val="18"/>
-              </w:rPr>
-            </w:pPr>
-            <w:r>
-              <w:rPr>
-                <w:rFonts w:ascii="Times New Roman" w:eastAsia="Times New Roman" w:hAnsi="Times New Roman" w:cs="Times New Roman"/>
-                <w:color w:val="000000"/>
-                <w:sz w:val="18"/>
-                <w:szCs w:val="18"/>
-                <w:lang w:eastAsia="ru-RU"/>
+            <w:tcMar>
+              <w:top w:w="70" w:type="dxa"/>
+              <w:left w:w="80" w:type="dxa"/>
+              <w:bottom w:w="70" w:type="dxa"/>
+              <w:right w:w="80" w:type="dxa"/>
+            </w:tcMar>
+            <w:vAlign w:val="center"/>
+          </w:tcPr>
+          <w:p>
+            <w:pPr>
+              <w:jc w:val="center"/>
+            </w:pPr>
+            <w:r>
+              <w:rPr>
+                <w:rFonts w:ascii="Times New Roman" w:eastAsia="Times New Roman" w:hAnsi="Times New Roman"/>
+                <w:color w:val="1F2937"/>
+                <w:sz w:val="18"/>
               </w:rPr>
               <w:t>PL-2.1.</w:t>
             </w:r>
           </w:p>
+          <w:p>
+            <w:pPr>
+              <w:jc w:val="center"/>
+            </w:pPr>
+            <w:r>
+              <w:rPr>
+                <w:rFonts w:ascii="Times New Roman" w:eastAsia="Times New Roman" w:hAnsi="Times New Roman"/>
+                <w:color w:val="1F2937"/>
+                <w:sz w:val="18"/>
+              </w:rPr>
+              <w:t>LLM-5.1</w:t>
+            </w:r>
+          </w:p>
+          <w:p>
+            <w:pPr>
+              <w:jc w:val="center"/>
+            </w:pPr>
+            <w:r>
+              <w:rPr>
+                <w:rFonts w:ascii="Times New Roman" w:eastAsia="Times New Roman" w:hAnsi="Times New Roman"/>
+                <w:color w:val="1F2937"/>
+                <w:sz w:val="18"/>
+              </w:rPr>
+              <w:t>LLM-5.2</w:t>
+            </w:r>
+          </w:p>
         </w:tc>
         <w:tc>
           <w:tcPr>
             <w:tcW w:w="992" w:type="dxa"/>
-          </w:tcPr>
-          <w:p>
-            <w:pPr>
-              <w:jc w:val="center"/>
-              <w:rPr>
-                <w:rFonts w:ascii="Times New Roman" w:hAnsi="Times New Roman" w:cs="Times New Roman"/>
-                <w:sz w:val="18"/>
-                <w:szCs w:val="18"/>
-              </w:rPr>
-            </w:pPr>
-            <w:r>
-              <w:rPr>
-                <w:rFonts w:ascii="Times New Roman" w:hAnsi="Times New Roman" w:cs="Times New Roman"/>
-                <w:sz w:val="18"/>
-                <w:szCs w:val="18"/>
+            <w:tcMar>
+              <w:top w:w="70" w:type="dxa"/>
+              <w:left w:w="80" w:type="dxa"/>
+              <w:bottom w:w="70" w:type="dxa"/>
+              <w:right w:w="80" w:type="dxa"/>
+            </w:tcMar>
+            <w:vAlign w:val="center"/>
+          </w:tcPr>
+          <w:p>
+            <w:pPr>
+              <w:jc w:val="center"/>
+            </w:pPr>
+            <w:r>
+              <w:rPr>
+                <w:rFonts w:ascii="Times New Roman" w:eastAsia="Times New Roman" w:hAnsi="Times New Roman"/>
+                <w:color w:val="1F2937"/>
+                <w:sz w:val="18"/>
+              </w:rPr>
+              <w:t>Б</w:t>
+            </w:r>
+          </w:p>
+          <w:p>
+            <w:pPr>
+              <w:jc w:val="center"/>
+            </w:pPr>
+            <w:r>
+              <w:rPr>
+                <w:rFonts w:ascii="Times New Roman" w:eastAsia="Times New Roman" w:hAnsi="Times New Roman"/>
+                <w:color w:val="1F2937"/>
+                <w:sz w:val="18"/>
+              </w:rPr>
+              <w:t>Б</w:t>
+            </w:r>
+          </w:p>
+          <w:p>
+            <w:pPr>
+              <w:jc w:val="center"/>
+            </w:pPr>
+            <w:r>
+              <w:rPr>
+                <w:rFonts w:ascii="Times New Roman" w:eastAsia="Times New Roman" w:hAnsi="Times New Roman"/>
+                <w:color w:val="1F2937"/>
+                <w:sz w:val="18"/>
               </w:rPr>
               <w:t>Б</w:t>
             </w:r>
@@ -12648,9 +14577,15 @@
         </w:trPr>
         <w:tc>
           <w:tcPr>
-            <w:tcW w:w="9222" w:type="dxa"/>
+            <w:tcW w:w="7099" w:type="dxa"/>
             <w:gridSpan w:val="2"/>
             <w:shd w:val="clear" w:color="auto" w:fill="D9D9D9" w:themeFill="background1" w:themeFillShade="D9"/>
+            <w:tcMar>
+              <w:top w:w="70" w:type="dxa"/>
+              <w:left w:w="80" w:type="dxa"/>
+              <w:bottom w:w="70" w:type="dxa"/>
+              <w:right w:w="80" w:type="dxa"/>
+            </w:tcMar>
             <w:vAlign w:val="center"/>
           </w:tcPr>
           <w:p>
@@ -12685,6 +14620,12 @@
           <w:tcPr>
             <w:tcW w:w="1104" w:type="dxa"/>
             <w:shd w:val="clear" w:color="auto" w:fill="D9D9D9" w:themeFill="background1" w:themeFillShade="D9"/>
+            <w:tcMar>
+              <w:top w:w="70" w:type="dxa"/>
+              <w:left w:w="80" w:type="dxa"/>
+              <w:bottom w:w="70" w:type="dxa"/>
+              <w:right w:w="80" w:type="dxa"/>
+            </w:tcMar>
           </w:tcPr>
           <w:p>
             <w:pPr>
@@ -12701,6 +14642,12 @@
           <w:tcPr>
             <w:tcW w:w="864" w:type="dxa"/>
             <w:shd w:val="clear" w:color="auto" w:fill="D9D9D9" w:themeFill="background1" w:themeFillShade="D9"/>
+            <w:tcMar>
+              <w:top w:w="70" w:type="dxa"/>
+              <w:left w:w="80" w:type="dxa"/>
+              <w:bottom w:w="70" w:type="dxa"/>
+              <w:right w:w="80" w:type="dxa"/>
+            </w:tcMar>
           </w:tcPr>
           <w:p>
             <w:pPr>
@@ -12725,31 +14672,38 @@
           <w:tcPr>
             <w:tcW w:w="1443" w:type="dxa"/>
             <w:shd w:val="clear" w:color="auto" w:fill="D9D9D9" w:themeFill="background1" w:themeFillShade="D9"/>
-          </w:tcPr>
-          <w:p>
-            <w:pPr>
-              <w:jc w:val="center"/>
-              <w:rPr>
-                <w:rFonts w:ascii="Times New Roman" w:hAnsi="Times New Roman" w:cs="Times New Roman"/>
-                <w:sz w:val="18"/>
-                <w:szCs w:val="18"/>
-              </w:rPr>
-            </w:pPr>
-            <w:r>
-              <w:rPr>
-                <w:rFonts w:ascii="Times New Roman" w:hAnsi="Times New Roman" w:cs="Times New Roman"/>
-                <w:sz w:val="18"/>
-                <w:szCs w:val="18"/>
-              </w:rPr>
-              <w:t>PL-</w:t>
-            </w:r>
-            <w:r>
-              <w:rPr>
-                <w:rFonts w:ascii="Times New Roman" w:hAnsi="Times New Roman" w:cs="Times New Roman"/>
-                <w:sz w:val="18"/>
-                <w:szCs w:val="18"/>
-              </w:rPr>
-              <w:t>2</w:t>
+            <w:tcMar>
+              <w:top w:w="70" w:type="dxa"/>
+              <w:left w:w="80" w:type="dxa"/>
+              <w:bottom w:w="70" w:type="dxa"/>
+              <w:right w:w="80" w:type="dxa"/>
+            </w:tcMar>
+            <w:vAlign w:val="center"/>
+          </w:tcPr>
+          <w:p>
+            <w:pPr>
+              <w:jc w:val="center"/>
+            </w:pPr>
+            <w:r>
+              <w:rPr>
+                <w:rFonts w:ascii="Times New Roman" w:eastAsia="Times New Roman" w:hAnsi="Times New Roman"/>
+                <w:color w:val="1F2937"/>
+                <w:sz w:val="18"/>
+              </w:rPr>
+              <w:t>PL-2</w:t>
+            </w:r>
+          </w:p>
+          <w:p>
+            <w:pPr>
+              <w:jc w:val="center"/>
+            </w:pPr>
+            <w:r>
+              <w:rPr>
+                <w:rFonts w:ascii="Times New Roman" w:eastAsia="Times New Roman" w:hAnsi="Times New Roman"/>
+                <w:color w:val="1F2937"/>
+                <w:sz w:val="18"/>
+              </w:rPr>
+              <w:t>LLM-5</w:t>
             </w:r>
           </w:p>
         </w:tc>
@@ -12757,45 +14711,51 @@
           <w:tcPr>
             <w:tcW w:w="1228" w:type="dxa"/>
             <w:shd w:val="clear" w:color="auto" w:fill="D9D9D9" w:themeFill="background1" w:themeFillShade="D9"/>
-          </w:tcPr>
-          <w:p>
-            <w:pPr>
-              <w:jc w:val="center"/>
-              <w:rPr>
-                <w:rFonts w:ascii="Times New Roman" w:hAnsi="Times New Roman" w:cs="Times New Roman"/>
-                <w:sz w:val="18"/>
-                <w:szCs w:val="18"/>
-              </w:rPr>
-            </w:pPr>
-            <w:r>
-              <w:rPr>
-                <w:rFonts w:ascii="Times New Roman" w:eastAsia="Times New Roman" w:hAnsi="Times New Roman" w:cs="Times New Roman"/>
-                <w:color w:val="000000"/>
-                <w:sz w:val="18"/>
-                <w:szCs w:val="18"/>
-                <w:lang w:eastAsia="ru-RU"/>
-              </w:rPr>
-              <w:t>PL-2.</w:t>
-            </w:r>
-            <w:r>
-              <w:rPr>
-                <w:rFonts w:ascii="Times New Roman" w:eastAsia="Times New Roman" w:hAnsi="Times New Roman" w:cs="Times New Roman"/>
-                <w:color w:val="000000"/>
-                <w:sz w:val="18"/>
-                <w:szCs w:val="18"/>
-                <w:lang w:eastAsia="ru-RU"/>
-              </w:rPr>
-              <w:t>2</w:t>
-            </w:r>
-            <w:r>
-              <w:rPr>
-                <w:rFonts w:ascii="Times New Roman" w:eastAsia="Times New Roman" w:hAnsi="Times New Roman" w:cs="Times New Roman"/>
-                <w:color w:val="000000"/>
-                <w:sz w:val="18"/>
-                <w:szCs w:val="18"/>
-                <w:lang w:eastAsia="ru-RU"/>
-              </w:rPr>
-              <w:t>.</w:t>
+            <w:tcMar>
+              <w:top w:w="70" w:type="dxa"/>
+              <w:left w:w="80" w:type="dxa"/>
+              <w:bottom w:w="70" w:type="dxa"/>
+              <w:right w:w="80" w:type="dxa"/>
+            </w:tcMar>
+            <w:vAlign w:val="center"/>
+          </w:tcPr>
+          <w:p>
+            <w:pPr>
+              <w:jc w:val="center"/>
+            </w:pPr>
+            <w:r>
+              <w:rPr>
+                <w:rFonts w:ascii="Times New Roman" w:eastAsia="Times New Roman" w:hAnsi="Times New Roman"/>
+                <w:color w:val="1F2937"/>
+                <w:sz w:val="18"/>
+              </w:rPr>
+              <w:t>PL-2.2.</w:t>
+            </w:r>
+          </w:p>
+          <w:p>
+            <w:pPr>
+              <w:jc w:val="center"/>
+            </w:pPr>
+            <w:r>
+              <w:rPr>
+                <w:rFonts w:ascii="Times New Roman" w:eastAsia="Times New Roman" w:hAnsi="Times New Roman"/>
+                <w:color w:val="1F2937"/>
+                <w:sz w:val="18"/>
+              </w:rPr>
+              <w:t>LLM-5.1</w:t>
+            </w:r>
+          </w:p>
+          <w:p>
+            <w:pPr>
+              <w:jc w:val="center"/>
+            </w:pPr>
+            <w:r>
+              <w:rPr>
+                <w:rFonts w:ascii="Times New Roman" w:eastAsia="Times New Roman" w:hAnsi="Times New Roman"/>
+                <w:color w:val="1F2937"/>
+                <w:sz w:val="18"/>
+              </w:rPr>
+              <w:t>LLM-5.2</w:t>
             </w:r>
           </w:p>
         </w:tc>
@@ -12803,21 +14763,49 @@
           <w:tcPr>
             <w:tcW w:w="992" w:type="dxa"/>
             <w:shd w:val="clear" w:color="auto" w:fill="D9D9D9" w:themeFill="background1" w:themeFillShade="D9"/>
-          </w:tcPr>
-          <w:p>
-            <w:pPr>
-              <w:jc w:val="center"/>
-              <w:rPr>
-                <w:rFonts w:ascii="Times New Roman" w:hAnsi="Times New Roman" w:cs="Times New Roman"/>
-                <w:sz w:val="18"/>
-                <w:szCs w:val="18"/>
-              </w:rPr>
-            </w:pPr>
-            <w:r>
-              <w:rPr>
-                <w:rFonts w:ascii="Times New Roman" w:hAnsi="Times New Roman" w:cs="Times New Roman"/>
-                <w:sz w:val="18"/>
-                <w:szCs w:val="18"/>
+            <w:tcMar>
+              <w:top w:w="70" w:type="dxa"/>
+              <w:left w:w="80" w:type="dxa"/>
+              <w:bottom w:w="70" w:type="dxa"/>
+              <w:right w:w="80" w:type="dxa"/>
+            </w:tcMar>
+            <w:vAlign w:val="center"/>
+          </w:tcPr>
+          <w:p>
+            <w:pPr>
+              <w:jc w:val="center"/>
+            </w:pPr>
+            <w:r>
+              <w:rPr>
+                <w:rFonts w:ascii="Times New Roman" w:eastAsia="Times New Roman" w:hAnsi="Times New Roman"/>
+                <w:color w:val="1F2937"/>
+                <w:sz w:val="18"/>
+              </w:rPr>
+              <w:t>Б</w:t>
+            </w:r>
+          </w:p>
+          <w:p>
+            <w:pPr>
+              <w:jc w:val="center"/>
+            </w:pPr>
+            <w:r>
+              <w:rPr>
+                <w:rFonts w:ascii="Times New Roman" w:eastAsia="Times New Roman" w:hAnsi="Times New Roman"/>
+                <w:color w:val="1F2937"/>
+                <w:sz w:val="18"/>
+              </w:rPr>
+              <w:t>Б</w:t>
+            </w:r>
+          </w:p>
+          <w:p>
+            <w:pPr>
+              <w:jc w:val="center"/>
+            </w:pPr>
+            <w:r>
+              <w:rPr>
+                <w:rFonts w:ascii="Times New Roman" w:eastAsia="Times New Roman" w:hAnsi="Times New Roman"/>
+                <w:color w:val="1F2937"/>
+                <w:sz w:val="18"/>
               </w:rPr>
               <w:t>Б</w:t>
             </w:r>
@@ -12831,6 +14819,12 @@
         <w:tc>
           <w:tcPr>
             <w:tcW w:w="2123" w:type="dxa"/>
+            <w:tcMar>
+              <w:top w:w="70" w:type="dxa"/>
+              <w:left w:w="80" w:type="dxa"/>
+              <w:bottom w:w="70" w:type="dxa"/>
+              <w:right w:w="80" w:type="dxa"/>
+            </w:tcMar>
           </w:tcPr>
           <w:p>
             <w:pPr>
@@ -12871,6 +14865,12 @@
         <w:tc>
           <w:tcPr>
             <w:tcW w:w="7099" w:type="dxa"/>
+            <w:tcMar>
+              <w:top w:w="70" w:type="dxa"/>
+              <w:left w:w="80" w:type="dxa"/>
+              <w:bottom w:w="70" w:type="dxa"/>
+              <w:right w:w="80" w:type="dxa"/>
+            </w:tcMar>
           </w:tcPr>
           <w:p>
             <w:pPr>
@@ -13235,6 +15235,12 @@
         <w:tc>
           <w:tcPr>
             <w:tcW w:w="1104" w:type="dxa"/>
+            <w:tcMar>
+              <w:top w:w="70" w:type="dxa"/>
+              <w:left w:w="80" w:type="dxa"/>
+              <w:bottom w:w="70" w:type="dxa"/>
+              <w:right w:w="80" w:type="dxa"/>
+            </w:tcMar>
           </w:tcPr>
           <w:p>
             <w:pPr>
@@ -13258,6 +15264,12 @@
         <w:tc>
           <w:tcPr>
             <w:tcW w:w="864" w:type="dxa"/>
+            <w:tcMar>
+              <w:top w:w="70" w:type="dxa"/>
+              <w:left w:w="80" w:type="dxa"/>
+              <w:bottom w:w="70" w:type="dxa"/>
+              <w:right w:w="80" w:type="dxa"/>
+            </w:tcMar>
           </w:tcPr>
           <w:p>
             <w:pPr>
@@ -13281,6 +15293,12 @@
         <w:tc>
           <w:tcPr>
             <w:tcW w:w="1443" w:type="dxa"/>
+            <w:tcMar>
+              <w:top w:w="70" w:type="dxa"/>
+              <w:left w:w="80" w:type="dxa"/>
+              <w:bottom w:w="70" w:type="dxa"/>
+              <w:right w:w="80" w:type="dxa"/>
+            </w:tcMar>
           </w:tcPr>
           <w:p>
             <w:pPr>
@@ -13312,6 +15330,12 @@
         <w:tc>
           <w:tcPr>
             <w:tcW w:w="1228" w:type="dxa"/>
+            <w:tcMar>
+              <w:top w:w="70" w:type="dxa"/>
+              <w:left w:w="80" w:type="dxa"/>
+              <w:bottom w:w="70" w:type="dxa"/>
+              <w:right w:w="80" w:type="dxa"/>
+            </w:tcMar>
           </w:tcPr>
           <w:p>
             <w:pPr>
@@ -13357,6 +15381,12 @@
         <w:tc>
           <w:tcPr>
             <w:tcW w:w="992" w:type="dxa"/>
+            <w:tcMar>
+              <w:top w:w="70" w:type="dxa"/>
+              <w:left w:w="80" w:type="dxa"/>
+              <w:bottom w:w="70" w:type="dxa"/>
+              <w:right w:w="80" w:type="dxa"/>
+            </w:tcMar>
           </w:tcPr>
           <w:p>
             <w:pPr>
@@ -13385,6 +15415,12 @@
         <w:tc>
           <w:tcPr>
             <w:tcW w:w="2123" w:type="dxa"/>
+            <w:tcMar>
+              <w:top w:w="70" w:type="dxa"/>
+              <w:left w:w="80" w:type="dxa"/>
+              <w:bottom w:w="70" w:type="dxa"/>
+              <w:right w:w="80" w:type="dxa"/>
+            </w:tcMar>
           </w:tcPr>
           <w:p>
             <w:pPr>
@@ -13461,6 +15497,12 @@
         <w:tc>
           <w:tcPr>
             <w:tcW w:w="7099" w:type="dxa"/>
+            <w:tcMar>
+              <w:top w:w="70" w:type="dxa"/>
+              <w:left w:w="80" w:type="dxa"/>
+              <w:bottom w:w="70" w:type="dxa"/>
+              <w:right w:w="80" w:type="dxa"/>
+            </w:tcMar>
           </w:tcPr>
           <w:p>
             <w:pPr>
@@ -13718,10 +15760,29 @@
               <w:tab/>
             </w:r>
           </w:p>
+          <w:p>
+            <w:pPr>
+              <w:spacing w:before="40"/>
+            </w:pPr>
+            <w:r>
+              <w:rPr>
+                <w:rFonts w:ascii="Times New Roman" w:eastAsia="Times New Roman" w:hAnsi="Times New Roman"/>
+                <w:color w:val="000000"/>
+                <w:sz w:val="18"/>
+              </w:rPr>
+              <w:t>4. Работа с ИИ: интерфейс DataSourceReader и класс CsvDataSourceReader реализовать самостоятельно. На основании подготовленного интерфейса, формата данных и тестов поручить ИИ-агенту реализацию класса JsonDataSourceReader. Запустить тесты, передать результаты ошибок следующим промптом и после анализа исправить полученный код.</w:t>
+            </w:r>
+          </w:p>
         </w:tc>
         <w:tc>
           <w:tcPr>
             <w:tcW w:w="1104" w:type="dxa"/>
+            <w:tcMar>
+              <w:top w:w="70" w:type="dxa"/>
+              <w:left w:w="80" w:type="dxa"/>
+              <w:bottom w:w="70" w:type="dxa"/>
+              <w:right w:w="80" w:type="dxa"/>
+            </w:tcMar>
           </w:tcPr>
           <w:p>
             <w:pPr>
@@ -13745,6 +15806,12 @@
         <w:tc>
           <w:tcPr>
             <w:tcW w:w="864" w:type="dxa"/>
+            <w:tcMar>
+              <w:top w:w="70" w:type="dxa"/>
+              <w:left w:w="80" w:type="dxa"/>
+              <w:bottom w:w="70" w:type="dxa"/>
+              <w:right w:w="80" w:type="dxa"/>
+            </w:tcMar>
           </w:tcPr>
           <w:p>
             <w:pPr>
@@ -13768,97 +15835,138 @@
         <w:tc>
           <w:tcPr>
             <w:tcW w:w="1443" w:type="dxa"/>
-          </w:tcPr>
-          <w:p>
-            <w:pPr>
-              <w:jc w:val="center"/>
-              <w:rPr>
-                <w:rFonts w:ascii="Times New Roman" w:hAnsi="Times New Roman" w:cs="Times New Roman"/>
-                <w:sz w:val="18"/>
-                <w:szCs w:val="18"/>
-              </w:rPr>
-            </w:pPr>
-            <w:r>
-              <w:rPr>
-                <w:rFonts w:ascii="Times New Roman" w:hAnsi="Times New Roman" w:cs="Times New Roman"/>
-                <w:sz w:val="18"/>
-                <w:szCs w:val="18"/>
-              </w:rPr>
-              <w:t>PL-</w:t>
-            </w:r>
-            <w:r>
-              <w:rPr>
-                <w:rFonts w:ascii="Times New Roman" w:hAnsi="Times New Roman" w:cs="Times New Roman"/>
-                <w:sz w:val="18"/>
-                <w:szCs w:val="18"/>
-              </w:rPr>
-              <w:t>2</w:t>
+            <w:tcMar>
+              <w:top w:w="70" w:type="dxa"/>
+              <w:left w:w="80" w:type="dxa"/>
+              <w:bottom w:w="70" w:type="dxa"/>
+              <w:right w:w="80" w:type="dxa"/>
+            </w:tcMar>
+            <w:vAlign w:val="center"/>
+          </w:tcPr>
+          <w:p>
+            <w:pPr>
+              <w:jc w:val="center"/>
+            </w:pPr>
+            <w:r>
+              <w:rPr>
+                <w:rFonts w:ascii="Times New Roman" w:eastAsia="Times New Roman" w:hAnsi="Times New Roman"/>
+                <w:color w:val="1F2937"/>
+                <w:sz w:val="18"/>
+              </w:rPr>
+              <w:t>PL-2</w:t>
+            </w:r>
+          </w:p>
+          <w:p>
+            <w:pPr>
+              <w:jc w:val="center"/>
+            </w:pPr>
+            <w:r>
+              <w:rPr>
+                <w:rFonts w:ascii="Times New Roman" w:eastAsia="Times New Roman" w:hAnsi="Times New Roman"/>
+                <w:color w:val="1F2937"/>
+                <w:sz w:val="18"/>
+              </w:rPr>
+              <w:t>LLM-5</w:t>
             </w:r>
           </w:p>
         </w:tc>
         <w:tc>
           <w:tcPr>
             <w:tcW w:w="1228" w:type="dxa"/>
-          </w:tcPr>
-          <w:p>
-            <w:pPr>
-              <w:jc w:val="center"/>
-              <w:rPr>
-                <w:rFonts w:ascii="Times New Roman" w:hAnsi="Times New Roman" w:cs="Times New Roman"/>
-                <w:sz w:val="18"/>
-                <w:szCs w:val="18"/>
-              </w:rPr>
-            </w:pPr>
-            <w:r>
-              <w:rPr>
-                <w:rFonts w:ascii="Times New Roman" w:eastAsia="Times New Roman" w:hAnsi="Times New Roman" w:cs="Times New Roman"/>
-                <w:color w:val="000000"/>
-                <w:sz w:val="18"/>
-                <w:szCs w:val="18"/>
-                <w:lang w:eastAsia="ru-RU"/>
-              </w:rPr>
-              <w:t>PL-2.</w:t>
-            </w:r>
-            <w:r>
-              <w:rPr>
-                <w:rFonts w:ascii="Times New Roman" w:eastAsia="Times New Roman" w:hAnsi="Times New Roman" w:cs="Times New Roman"/>
-                <w:color w:val="000000"/>
-                <w:sz w:val="18"/>
-                <w:szCs w:val="18"/>
-                <w:lang w:eastAsia="ru-RU"/>
-              </w:rPr>
-              <w:t>2</w:t>
-            </w:r>
-            <w:r>
-              <w:rPr>
-                <w:rFonts w:ascii="Times New Roman" w:eastAsia="Times New Roman" w:hAnsi="Times New Roman" w:cs="Times New Roman"/>
-                <w:color w:val="000000"/>
-                <w:sz w:val="18"/>
-                <w:szCs w:val="18"/>
-                <w:lang w:eastAsia="ru-RU"/>
-              </w:rPr>
-              <w:t>.</w:t>
+            <w:tcMar>
+              <w:top w:w="70" w:type="dxa"/>
+              <w:left w:w="80" w:type="dxa"/>
+              <w:bottom w:w="70" w:type="dxa"/>
+              <w:right w:w="80" w:type="dxa"/>
+            </w:tcMar>
+            <w:vAlign w:val="center"/>
+          </w:tcPr>
+          <w:p>
+            <w:pPr>
+              <w:jc w:val="center"/>
+            </w:pPr>
+            <w:r>
+              <w:rPr>
+                <w:rFonts w:ascii="Times New Roman" w:eastAsia="Times New Roman" w:hAnsi="Times New Roman"/>
+                <w:color w:val="1F2937"/>
+                <w:sz w:val="18"/>
+              </w:rPr>
+              <w:t>PL-2.2.</w:t>
+            </w:r>
+          </w:p>
+          <w:p>
+            <w:pPr>
+              <w:jc w:val="center"/>
+            </w:pPr>
+            <w:r>
+              <w:rPr>
+                <w:rFonts w:ascii="Times New Roman" w:eastAsia="Times New Roman" w:hAnsi="Times New Roman"/>
+                <w:color w:val="1F2937"/>
+                <w:sz w:val="18"/>
+              </w:rPr>
+              <w:t>LLM-5.1</w:t>
+            </w:r>
+          </w:p>
+          <w:p>
+            <w:pPr>
+              <w:jc w:val="center"/>
+            </w:pPr>
+            <w:r>
+              <w:rPr>
+                <w:rFonts w:ascii="Times New Roman" w:eastAsia="Times New Roman" w:hAnsi="Times New Roman"/>
+                <w:color w:val="1F2937"/>
+                <w:sz w:val="18"/>
+              </w:rPr>
+              <w:t>LLM-5.2</w:t>
             </w:r>
           </w:p>
         </w:tc>
         <w:tc>
           <w:tcPr>
             <w:tcW w:w="992" w:type="dxa"/>
-          </w:tcPr>
-          <w:p>
-            <w:pPr>
-              <w:jc w:val="center"/>
-              <w:rPr>
-                <w:rFonts w:ascii="Times New Roman" w:hAnsi="Times New Roman" w:cs="Times New Roman"/>
-                <w:sz w:val="18"/>
-                <w:szCs w:val="18"/>
-              </w:rPr>
-            </w:pPr>
-            <w:r>
-              <w:rPr>
-                <w:rFonts w:ascii="Times New Roman" w:hAnsi="Times New Roman" w:cs="Times New Roman"/>
-                <w:sz w:val="18"/>
-                <w:szCs w:val="18"/>
+            <w:tcMar>
+              <w:top w:w="70" w:type="dxa"/>
+              <w:left w:w="80" w:type="dxa"/>
+              <w:bottom w:w="70" w:type="dxa"/>
+              <w:right w:w="80" w:type="dxa"/>
+            </w:tcMar>
+            <w:vAlign w:val="center"/>
+          </w:tcPr>
+          <w:p>
+            <w:pPr>
+              <w:jc w:val="center"/>
+            </w:pPr>
+            <w:r>
+              <w:rPr>
+                <w:rFonts w:ascii="Times New Roman" w:eastAsia="Times New Roman" w:hAnsi="Times New Roman"/>
+                <w:color w:val="1F2937"/>
+                <w:sz w:val="18"/>
+              </w:rPr>
+              <w:t>Б</w:t>
+            </w:r>
+          </w:p>
+          <w:p>
+            <w:pPr>
+              <w:jc w:val="center"/>
+            </w:pPr>
+            <w:r>
+              <w:rPr>
+                <w:rFonts w:ascii="Times New Roman" w:eastAsia="Times New Roman" w:hAnsi="Times New Roman"/>
+                <w:color w:val="1F2937"/>
+                <w:sz w:val="18"/>
+              </w:rPr>
+              <w:t>Б</w:t>
+            </w:r>
+          </w:p>
+          <w:p>
+            <w:pPr>
+              <w:jc w:val="center"/>
+            </w:pPr>
+            <w:r>
+              <w:rPr>
+                <w:rFonts w:ascii="Times New Roman" w:eastAsia="Times New Roman" w:hAnsi="Times New Roman"/>
+                <w:color w:val="1F2937"/>
+                <w:sz w:val="18"/>
               </w:rPr>
               <w:t>Б</w:t>
             </w:r>
@@ -13872,21 +15980,28 @@
         <w:tc>
           <w:tcPr>
             <w:tcW w:w="2123" w:type="dxa"/>
-          </w:tcPr>
-          <w:p>
-            <w:pPr>
-              <w:rPr>
-                <w:rFonts w:ascii="Times New Roman" w:hAnsi="Times New Roman" w:cs="Times New Roman"/>
-                <w:sz w:val="18"/>
-                <w:szCs w:val="18"/>
-              </w:rPr>
-            </w:pPr>
-            <w:r>
-              <w:rPr>
-                <w:rFonts w:ascii="Times New Roman" w:hAnsi="Times New Roman" w:cs="Times New Roman"/>
-                <w:sz w:val="18"/>
-                <w:szCs w:val="18"/>
-              </w:rPr>
+            <w:tcMar>
+              <w:top w:w="70" w:type="dxa"/>
+              <w:left w:w="80" w:type="dxa"/>
+              <w:bottom w:w="70" w:type="dxa"/>
+              <w:right w:w="80" w:type="dxa"/>
+            </w:tcMar>
+          </w:tcPr>
+          <w:p>
+            <w:pPr>
+              <w:rPr>
+                <w:rFonts w:ascii="Times New Roman" w:hAnsi="Times New Roman" w:cs="Times New Roman"/>
+                <w:sz w:val="18"/>
+                <w:szCs w:val="18"/>
+              </w:rPr>
+            </w:pPr>
+            <w:r>
+              <w:rPr>
+                <w:rFonts w:ascii="Times New Roman" w:hAnsi="Times New Roman" w:cs="Times New Roman"/>
+                <w:sz w:val="18"/>
+                <w:szCs w:val="18"/>
+              </w:rPr>
+              <w:lastRenderedPageBreak/>
               <w:t>6.3. ETL-</w:t>
             </w:r>
             <w:proofErr w:type="spellStart"/>
@@ -13930,6 +16045,12 @@
         <w:tc>
           <w:tcPr>
             <w:tcW w:w="7099" w:type="dxa"/>
+            <w:tcMar>
+              <w:top w:w="70" w:type="dxa"/>
+              <w:left w:w="80" w:type="dxa"/>
+              <w:bottom w:w="70" w:type="dxa"/>
+              <w:right w:w="80" w:type="dxa"/>
+            </w:tcMar>
           </w:tcPr>
           <w:p>
             <w:pPr>
@@ -14178,7 +16299,27 @@
                 <w:szCs w:val="18"/>
                 <w:lang w:val="en-US"/>
               </w:rPr>
-              <w:t>) { ... }</w:t>
+              <w:t xml:space="preserve">) </w:t>
+            </w:r>
+            <w:proofErr w:type="gramStart"/>
+            <w:r>
+              <w:rPr>
+                <w:rFonts w:ascii="Times New Roman" w:hAnsi="Times New Roman" w:cs="Times New Roman"/>
+                <w:sz w:val="18"/>
+                <w:szCs w:val="18"/>
+                <w:lang w:val="en-US"/>
+              </w:rPr>
+              <w:t>{ ...</w:t>
+            </w:r>
+            <w:proofErr w:type="gramEnd"/>
+            <w:r>
+              <w:rPr>
+                <w:rFonts w:ascii="Times New Roman" w:hAnsi="Times New Roman" w:cs="Times New Roman"/>
+                <w:sz w:val="18"/>
+                <w:szCs w:val="18"/>
+                <w:lang w:val="en-US"/>
+              </w:rPr>
+              <w:t xml:space="preserve"> }</w:t>
             </w:r>
           </w:p>
           <w:p>
@@ -14216,7 +16357,6 @@
                 <w:szCs w:val="18"/>
                 <w:lang w:val="en-US"/>
               </w:rPr>
-              <w:lastRenderedPageBreak/>
               <w:t xml:space="preserve">   </w:t>
             </w:r>
             <w:r>
@@ -14512,27 +16652,45 @@
               </w:rPr>
             </w:pPr>
           </w:p>
+          <w:p>
+            <w:pPr>
+              <w:spacing w:before="40"/>
+            </w:pPr>
+            <w:r>
+              <w:rPr>
+                <w:rFonts w:ascii="Times New Roman" w:eastAsia="Times New Roman" w:hAnsi="Times New Roman"/>
+                <w:color w:val="000000"/>
+                <w:sz w:val="18"/>
+              </w:rPr>
+              <w:t>7. Работа с ИИ: после самостоятельной сборки пайплайна с помощью ИИ составить тест-план и сгенерировать интеграционные тесты для идемпотентности, обработки ошибочных записей, метрик EtlResult и логирования. Запустить тесты, использовать результаты как вход следующего промпта для анализа и самостоятельно внести окончательные исправления.</w:t>
+            </w:r>
+          </w:p>
         </w:tc>
         <w:tc>
           <w:tcPr>
             <w:tcW w:w="1104" w:type="dxa"/>
-          </w:tcPr>
-          <w:p>
-            <w:pPr>
-              <w:jc w:val="center"/>
-              <w:rPr>
-                <w:rFonts w:ascii="Times New Roman" w:hAnsi="Times New Roman" w:cs="Times New Roman"/>
-                <w:sz w:val="18"/>
-                <w:szCs w:val="18"/>
-              </w:rPr>
-            </w:pPr>
-            <w:r>
-              <w:rPr>
-                <w:rFonts w:ascii="Times New Roman" w:hAnsi="Times New Roman" w:cs="Times New Roman"/>
-                <w:sz w:val="18"/>
-                <w:szCs w:val="18"/>
-              </w:rPr>
-              <w:lastRenderedPageBreak/>
+            <w:tcMar>
+              <w:top w:w="70" w:type="dxa"/>
+              <w:left w:w="80" w:type="dxa"/>
+              <w:bottom w:w="70" w:type="dxa"/>
+              <w:right w:w="80" w:type="dxa"/>
+            </w:tcMar>
+          </w:tcPr>
+          <w:p>
+            <w:pPr>
+              <w:jc w:val="center"/>
+              <w:rPr>
+                <w:rFonts w:ascii="Times New Roman" w:hAnsi="Times New Roman" w:cs="Times New Roman"/>
+                <w:sz w:val="18"/>
+                <w:szCs w:val="18"/>
+              </w:rPr>
+            </w:pPr>
+            <w:r>
+              <w:rPr>
+                <w:rFonts w:ascii="Times New Roman" w:hAnsi="Times New Roman" w:cs="Times New Roman"/>
+                <w:sz w:val="18"/>
+                <w:szCs w:val="18"/>
+              </w:rPr>
               <w:t>П</w:t>
             </w:r>
           </w:p>
@@ -14540,6 +16698,12 @@
         <w:tc>
           <w:tcPr>
             <w:tcW w:w="864" w:type="dxa"/>
+            <w:tcMar>
+              <w:top w:w="70" w:type="dxa"/>
+              <w:left w:w="80" w:type="dxa"/>
+              <w:bottom w:w="70" w:type="dxa"/>
+              <w:right w:w="80" w:type="dxa"/>
+            </w:tcMar>
           </w:tcPr>
           <w:p>
             <w:pPr>
@@ -14563,97 +16727,138 @@
         <w:tc>
           <w:tcPr>
             <w:tcW w:w="1443" w:type="dxa"/>
-          </w:tcPr>
-          <w:p>
-            <w:pPr>
-              <w:jc w:val="center"/>
-              <w:rPr>
-                <w:rFonts w:ascii="Times New Roman" w:hAnsi="Times New Roman" w:cs="Times New Roman"/>
-                <w:sz w:val="18"/>
-                <w:szCs w:val="18"/>
-              </w:rPr>
-            </w:pPr>
-            <w:r>
-              <w:rPr>
-                <w:rFonts w:ascii="Times New Roman" w:hAnsi="Times New Roman" w:cs="Times New Roman"/>
-                <w:sz w:val="18"/>
-                <w:szCs w:val="18"/>
-              </w:rPr>
-              <w:t>PL-</w:t>
-            </w:r>
-            <w:r>
-              <w:rPr>
-                <w:rFonts w:ascii="Times New Roman" w:hAnsi="Times New Roman" w:cs="Times New Roman"/>
-                <w:sz w:val="18"/>
-                <w:szCs w:val="18"/>
-              </w:rPr>
-              <w:t>2</w:t>
+            <w:tcMar>
+              <w:top w:w="70" w:type="dxa"/>
+              <w:left w:w="80" w:type="dxa"/>
+              <w:bottom w:w="70" w:type="dxa"/>
+              <w:right w:w="80" w:type="dxa"/>
+            </w:tcMar>
+            <w:vAlign w:val="center"/>
+          </w:tcPr>
+          <w:p>
+            <w:pPr>
+              <w:jc w:val="center"/>
+            </w:pPr>
+            <w:r>
+              <w:rPr>
+                <w:rFonts w:ascii="Times New Roman" w:eastAsia="Times New Roman" w:hAnsi="Times New Roman"/>
+                <w:color w:val="1F2937"/>
+                <w:sz w:val="18"/>
+              </w:rPr>
+              <w:t>PL-2</w:t>
+            </w:r>
+          </w:p>
+          <w:p>
+            <w:pPr>
+              <w:jc w:val="center"/>
+            </w:pPr>
+            <w:r>
+              <w:rPr>
+                <w:rFonts w:ascii="Times New Roman" w:eastAsia="Times New Roman" w:hAnsi="Times New Roman"/>
+                <w:color w:val="1F2937"/>
+                <w:sz w:val="18"/>
+              </w:rPr>
+              <w:t>LLM-5</w:t>
             </w:r>
           </w:p>
         </w:tc>
         <w:tc>
           <w:tcPr>
             <w:tcW w:w="1228" w:type="dxa"/>
-          </w:tcPr>
-          <w:p>
-            <w:pPr>
-              <w:jc w:val="center"/>
-              <w:rPr>
-                <w:rFonts w:ascii="Times New Roman" w:hAnsi="Times New Roman" w:cs="Times New Roman"/>
-                <w:sz w:val="18"/>
-                <w:szCs w:val="18"/>
-              </w:rPr>
-            </w:pPr>
-            <w:r>
-              <w:rPr>
-                <w:rFonts w:ascii="Times New Roman" w:eastAsia="Times New Roman" w:hAnsi="Times New Roman" w:cs="Times New Roman"/>
-                <w:color w:val="000000"/>
-                <w:sz w:val="18"/>
-                <w:szCs w:val="18"/>
-                <w:lang w:eastAsia="ru-RU"/>
-              </w:rPr>
-              <w:t>PL-2.</w:t>
-            </w:r>
-            <w:r>
-              <w:rPr>
-                <w:rFonts w:ascii="Times New Roman" w:eastAsia="Times New Roman" w:hAnsi="Times New Roman" w:cs="Times New Roman"/>
-                <w:color w:val="000000"/>
-                <w:sz w:val="18"/>
-                <w:szCs w:val="18"/>
-                <w:lang w:eastAsia="ru-RU"/>
-              </w:rPr>
-              <w:t>2</w:t>
-            </w:r>
-            <w:r>
-              <w:rPr>
-                <w:rFonts w:ascii="Times New Roman" w:eastAsia="Times New Roman" w:hAnsi="Times New Roman" w:cs="Times New Roman"/>
-                <w:color w:val="000000"/>
-                <w:sz w:val="18"/>
-                <w:szCs w:val="18"/>
-                <w:lang w:eastAsia="ru-RU"/>
-              </w:rPr>
-              <w:t>.</w:t>
+            <w:tcMar>
+              <w:top w:w="70" w:type="dxa"/>
+              <w:left w:w="80" w:type="dxa"/>
+              <w:bottom w:w="70" w:type="dxa"/>
+              <w:right w:w="80" w:type="dxa"/>
+            </w:tcMar>
+            <w:vAlign w:val="center"/>
+          </w:tcPr>
+          <w:p>
+            <w:pPr>
+              <w:jc w:val="center"/>
+            </w:pPr>
+            <w:r>
+              <w:rPr>
+                <w:rFonts w:ascii="Times New Roman" w:eastAsia="Times New Roman" w:hAnsi="Times New Roman"/>
+                <w:color w:val="1F2937"/>
+                <w:sz w:val="18"/>
+              </w:rPr>
+              <w:t>PL-2.2.</w:t>
+            </w:r>
+          </w:p>
+          <w:p>
+            <w:pPr>
+              <w:jc w:val="center"/>
+            </w:pPr>
+            <w:r>
+              <w:rPr>
+                <w:rFonts w:ascii="Times New Roman" w:eastAsia="Times New Roman" w:hAnsi="Times New Roman"/>
+                <w:color w:val="1F2937"/>
+                <w:sz w:val="18"/>
+              </w:rPr>
+              <w:t>LLM-5.1</w:t>
+            </w:r>
+          </w:p>
+          <w:p>
+            <w:pPr>
+              <w:jc w:val="center"/>
+            </w:pPr>
+            <w:r>
+              <w:rPr>
+                <w:rFonts w:ascii="Times New Roman" w:eastAsia="Times New Roman" w:hAnsi="Times New Roman"/>
+                <w:color w:val="1F2937"/>
+                <w:sz w:val="18"/>
+              </w:rPr>
+              <w:t>LLM-5.2</w:t>
             </w:r>
           </w:p>
         </w:tc>
         <w:tc>
           <w:tcPr>
             <w:tcW w:w="992" w:type="dxa"/>
-          </w:tcPr>
-          <w:p>
-            <w:pPr>
-              <w:jc w:val="center"/>
-              <w:rPr>
-                <w:rFonts w:ascii="Times New Roman" w:hAnsi="Times New Roman" w:cs="Times New Roman"/>
-                <w:sz w:val="18"/>
-                <w:szCs w:val="18"/>
-              </w:rPr>
-            </w:pPr>
-            <w:r>
-              <w:rPr>
-                <w:rFonts w:ascii="Times New Roman" w:hAnsi="Times New Roman" w:cs="Times New Roman"/>
-                <w:sz w:val="18"/>
-                <w:szCs w:val="18"/>
+            <w:tcMar>
+              <w:top w:w="70" w:type="dxa"/>
+              <w:left w:w="80" w:type="dxa"/>
+              <w:bottom w:w="70" w:type="dxa"/>
+              <w:right w:w="80" w:type="dxa"/>
+            </w:tcMar>
+            <w:vAlign w:val="center"/>
+          </w:tcPr>
+          <w:p>
+            <w:pPr>
+              <w:jc w:val="center"/>
+            </w:pPr>
+            <w:r>
+              <w:rPr>
+                <w:rFonts w:ascii="Times New Roman" w:eastAsia="Times New Roman" w:hAnsi="Times New Roman"/>
+                <w:color w:val="1F2937"/>
+                <w:sz w:val="18"/>
+              </w:rPr>
+              <w:t>Б</w:t>
+            </w:r>
+          </w:p>
+          <w:p>
+            <w:pPr>
+              <w:jc w:val="center"/>
+            </w:pPr>
+            <w:r>
+              <w:rPr>
+                <w:rFonts w:ascii="Times New Roman" w:eastAsia="Times New Roman" w:hAnsi="Times New Roman"/>
+                <w:color w:val="1F2937"/>
+                <w:sz w:val="18"/>
+              </w:rPr>
+              <w:t>Б</w:t>
+            </w:r>
+          </w:p>
+          <w:p>
+            <w:pPr>
+              <w:jc w:val="center"/>
+            </w:pPr>
+            <w:r>
+              <w:rPr>
+                <w:rFonts w:ascii="Times New Roman" w:eastAsia="Times New Roman" w:hAnsi="Times New Roman"/>
+                <w:color w:val="1F2937"/>
+                <w:sz w:val="18"/>
               </w:rPr>
               <w:t>Б</w:t>
             </w:r>
@@ -14666,9 +16871,15 @@
         </w:trPr>
         <w:tc>
           <w:tcPr>
-            <w:tcW w:w="9222" w:type="dxa"/>
+            <w:tcW w:w="7099" w:type="dxa"/>
             <w:gridSpan w:val="2"/>
             <w:shd w:val="clear" w:color="auto" w:fill="D9D9D9" w:themeFill="background1" w:themeFillShade="D9"/>
+            <w:tcMar>
+              <w:top w:w="70" w:type="dxa"/>
+              <w:left w:w="80" w:type="dxa"/>
+              <w:bottom w:w="70" w:type="dxa"/>
+              <w:right w:w="80" w:type="dxa"/>
+            </w:tcMar>
             <w:vAlign w:val="center"/>
           </w:tcPr>
           <w:p>
@@ -14711,6 +16922,12 @@
           <w:tcPr>
             <w:tcW w:w="1104" w:type="dxa"/>
             <w:shd w:val="clear" w:color="auto" w:fill="D9D9D9" w:themeFill="background1" w:themeFillShade="D9"/>
+            <w:tcMar>
+              <w:top w:w="70" w:type="dxa"/>
+              <w:left w:w="80" w:type="dxa"/>
+              <w:bottom w:w="70" w:type="dxa"/>
+              <w:right w:w="80" w:type="dxa"/>
+            </w:tcMar>
             <w:vAlign w:val="center"/>
           </w:tcPr>
           <w:p>
@@ -14728,6 +16945,12 @@
           <w:tcPr>
             <w:tcW w:w="864" w:type="dxa"/>
             <w:shd w:val="clear" w:color="auto" w:fill="D9D9D9" w:themeFill="background1" w:themeFillShade="D9"/>
+            <w:tcMar>
+              <w:top w:w="70" w:type="dxa"/>
+              <w:left w:w="80" w:type="dxa"/>
+              <w:bottom w:w="70" w:type="dxa"/>
+              <w:right w:w="80" w:type="dxa"/>
+            </w:tcMar>
             <w:vAlign w:val="center"/>
           </w:tcPr>
           <w:p>
@@ -14753,6 +16976,12 @@
           <w:tcPr>
             <w:tcW w:w="1443" w:type="dxa"/>
             <w:shd w:val="clear" w:color="auto" w:fill="D9D9D9" w:themeFill="background1" w:themeFillShade="D9"/>
+            <w:tcMar>
+              <w:top w:w="70" w:type="dxa"/>
+              <w:left w:w="80" w:type="dxa"/>
+              <w:bottom w:w="70" w:type="dxa"/>
+              <w:right w:w="80" w:type="dxa"/>
+            </w:tcMar>
             <w:vAlign w:val="center"/>
           </w:tcPr>
           <w:p>
@@ -14782,6 +17011,12 @@
           <w:tcPr>
             <w:tcW w:w="1228" w:type="dxa"/>
             <w:shd w:val="clear" w:color="auto" w:fill="D9D9D9" w:themeFill="background1" w:themeFillShade="D9"/>
+            <w:tcMar>
+              <w:top w:w="70" w:type="dxa"/>
+              <w:left w:w="80" w:type="dxa"/>
+              <w:bottom w:w="70" w:type="dxa"/>
+              <w:right w:w="80" w:type="dxa"/>
+            </w:tcMar>
             <w:vAlign w:val="center"/>
           </w:tcPr>
           <w:p>
@@ -14831,6 +17066,12 @@
           <w:tcPr>
             <w:tcW w:w="992" w:type="dxa"/>
             <w:shd w:val="clear" w:color="auto" w:fill="D9D9D9" w:themeFill="background1" w:themeFillShade="D9"/>
+            <w:tcMar>
+              <w:top w:w="70" w:type="dxa"/>
+              <w:left w:w="80" w:type="dxa"/>
+              <w:bottom w:w="70" w:type="dxa"/>
+              <w:right w:w="80" w:type="dxa"/>
+            </w:tcMar>
             <w:vAlign w:val="center"/>
           </w:tcPr>
           <w:p>
@@ -14878,6 +17119,12 @@
         <w:tc>
           <w:tcPr>
             <w:tcW w:w="2123" w:type="dxa"/>
+            <w:tcMar>
+              <w:top w:w="70" w:type="dxa"/>
+              <w:left w:w="80" w:type="dxa"/>
+              <w:bottom w:w="70" w:type="dxa"/>
+              <w:right w:w="80" w:type="dxa"/>
+            </w:tcMar>
           </w:tcPr>
           <w:p>
             <w:pPr>
@@ -14918,6 +17165,12 @@
         <w:tc>
           <w:tcPr>
             <w:tcW w:w="7099" w:type="dxa"/>
+            <w:tcMar>
+              <w:top w:w="70" w:type="dxa"/>
+              <w:left w:w="80" w:type="dxa"/>
+              <w:bottom w:w="70" w:type="dxa"/>
+              <w:right w:w="80" w:type="dxa"/>
+            </w:tcMar>
           </w:tcPr>
           <w:p>
             <w:pPr>
@@ -15244,6 +17497,12 @@
         <w:tc>
           <w:tcPr>
             <w:tcW w:w="1104" w:type="dxa"/>
+            <w:tcMar>
+              <w:top w:w="70" w:type="dxa"/>
+              <w:left w:w="80" w:type="dxa"/>
+              <w:bottom w:w="70" w:type="dxa"/>
+              <w:right w:w="80" w:type="dxa"/>
+            </w:tcMar>
           </w:tcPr>
           <w:p>
             <w:pPr>
@@ -15267,6 +17526,12 @@
         <w:tc>
           <w:tcPr>
             <w:tcW w:w="864" w:type="dxa"/>
+            <w:tcMar>
+              <w:top w:w="70" w:type="dxa"/>
+              <w:left w:w="80" w:type="dxa"/>
+              <w:bottom w:w="70" w:type="dxa"/>
+              <w:right w:w="80" w:type="dxa"/>
+            </w:tcMar>
           </w:tcPr>
           <w:p>
             <w:pPr>
@@ -15290,6 +17555,12 @@
         <w:tc>
           <w:tcPr>
             <w:tcW w:w="1443" w:type="dxa"/>
+            <w:tcMar>
+              <w:top w:w="70" w:type="dxa"/>
+              <w:left w:w="80" w:type="dxa"/>
+              <w:bottom w:w="70" w:type="dxa"/>
+              <w:right w:w="80" w:type="dxa"/>
+            </w:tcMar>
           </w:tcPr>
           <w:p>
             <w:pPr>
@@ -15315,6 +17586,12 @@
         <w:tc>
           <w:tcPr>
             <w:tcW w:w="1228" w:type="dxa"/>
+            <w:tcMar>
+              <w:top w:w="70" w:type="dxa"/>
+              <w:left w:w="80" w:type="dxa"/>
+              <w:bottom w:w="70" w:type="dxa"/>
+              <w:right w:w="80" w:type="dxa"/>
+            </w:tcMar>
           </w:tcPr>
           <w:p>
             <w:pPr>
@@ -15352,6 +17629,12 @@
         <w:tc>
           <w:tcPr>
             <w:tcW w:w="992" w:type="dxa"/>
+            <w:tcMar>
+              <w:top w:w="70" w:type="dxa"/>
+              <w:left w:w="80" w:type="dxa"/>
+              <w:bottom w:w="70" w:type="dxa"/>
+              <w:right w:w="80" w:type="dxa"/>
+            </w:tcMar>
           </w:tcPr>
           <w:p>
             <w:pPr>
@@ -15380,6 +17663,12 @@
         <w:tc>
           <w:tcPr>
             <w:tcW w:w="2123" w:type="dxa"/>
+            <w:tcMar>
+              <w:top w:w="70" w:type="dxa"/>
+              <w:left w:w="80" w:type="dxa"/>
+              <w:bottom w:w="70" w:type="dxa"/>
+              <w:right w:w="80" w:type="dxa"/>
+            </w:tcMar>
           </w:tcPr>
           <w:p>
             <w:pPr>
@@ -15402,6 +17691,12 @@
         <w:tc>
           <w:tcPr>
             <w:tcW w:w="7099" w:type="dxa"/>
+            <w:tcMar>
+              <w:top w:w="70" w:type="dxa"/>
+              <w:left w:w="80" w:type="dxa"/>
+              <w:bottom w:w="70" w:type="dxa"/>
+              <w:right w:w="80" w:type="dxa"/>
+            </w:tcMar>
           </w:tcPr>
           <w:p>
             <w:pPr>
@@ -15626,7 +17921,16 @@
                 <w:sz w:val="18"/>
                 <w:szCs w:val="18"/>
               </w:rPr>
-              <w:t xml:space="preserve"> Java-разработчик), формат вывода (полный код класса с аннотациями для </w:t>
+              <w:t xml:space="preserve"> Java-</w:t>
+            </w:r>
+            <w:r>
+              <w:rPr>
+                <w:rFonts w:ascii="Times New Roman" w:hAnsi="Times New Roman" w:cs="Times New Roman"/>
+                <w:sz w:val="18"/>
+                <w:szCs w:val="18"/>
+              </w:rPr>
+              <w:lastRenderedPageBreak/>
+              <w:t xml:space="preserve">разработчик), формат вывода (полный код класса с аннотациями для </w:t>
             </w:r>
             <w:proofErr w:type="spellStart"/>
             <w:r>
@@ -15897,22 +18201,29 @@
         <w:tc>
           <w:tcPr>
             <w:tcW w:w="1104" w:type="dxa"/>
-          </w:tcPr>
-          <w:p>
-            <w:pPr>
-              <w:jc w:val="center"/>
-              <w:rPr>
-                <w:rFonts w:ascii="Times New Roman" w:hAnsi="Times New Roman" w:cs="Times New Roman"/>
-                <w:sz w:val="18"/>
-                <w:szCs w:val="18"/>
-              </w:rPr>
-            </w:pPr>
-            <w:r>
-              <w:rPr>
-                <w:rFonts w:ascii="Times New Roman" w:hAnsi="Times New Roman" w:cs="Times New Roman"/>
-                <w:sz w:val="18"/>
-                <w:szCs w:val="18"/>
-              </w:rPr>
+            <w:tcMar>
+              <w:top w:w="70" w:type="dxa"/>
+              <w:left w:w="80" w:type="dxa"/>
+              <w:bottom w:w="70" w:type="dxa"/>
+              <w:right w:w="80" w:type="dxa"/>
+            </w:tcMar>
+          </w:tcPr>
+          <w:p>
+            <w:pPr>
+              <w:jc w:val="center"/>
+              <w:rPr>
+                <w:rFonts w:ascii="Times New Roman" w:hAnsi="Times New Roman" w:cs="Times New Roman"/>
+                <w:sz w:val="18"/>
+                <w:szCs w:val="18"/>
+              </w:rPr>
+            </w:pPr>
+            <w:r>
+              <w:rPr>
+                <w:rFonts w:ascii="Times New Roman" w:hAnsi="Times New Roman" w:cs="Times New Roman"/>
+                <w:sz w:val="18"/>
+                <w:szCs w:val="18"/>
+              </w:rPr>
+              <w:lastRenderedPageBreak/>
               <w:t>П</w:t>
             </w:r>
           </w:p>
@@ -15920,6 +18231,12 @@
         <w:tc>
           <w:tcPr>
             <w:tcW w:w="864" w:type="dxa"/>
+            <w:tcMar>
+              <w:top w:w="70" w:type="dxa"/>
+              <w:left w:w="80" w:type="dxa"/>
+              <w:bottom w:w="70" w:type="dxa"/>
+              <w:right w:w="80" w:type="dxa"/>
+            </w:tcMar>
           </w:tcPr>
           <w:p>
             <w:pPr>
@@ -15943,6 +18260,12 @@
         <w:tc>
           <w:tcPr>
             <w:tcW w:w="1443" w:type="dxa"/>
+            <w:tcMar>
+              <w:top w:w="70" w:type="dxa"/>
+              <w:left w:w="80" w:type="dxa"/>
+              <w:bottom w:w="70" w:type="dxa"/>
+              <w:right w:w="80" w:type="dxa"/>
+            </w:tcMar>
           </w:tcPr>
           <w:p>
             <w:pPr>
@@ -15968,6 +18291,12 @@
         <w:tc>
           <w:tcPr>
             <w:tcW w:w="1228" w:type="dxa"/>
+            <w:tcMar>
+              <w:top w:w="70" w:type="dxa"/>
+              <w:left w:w="80" w:type="dxa"/>
+              <w:bottom w:w="70" w:type="dxa"/>
+              <w:right w:w="80" w:type="dxa"/>
+            </w:tcMar>
           </w:tcPr>
           <w:p>
             <w:pPr>
@@ -16005,6 +18334,12 @@
         <w:tc>
           <w:tcPr>
             <w:tcW w:w="992" w:type="dxa"/>
+            <w:tcMar>
+              <w:top w:w="70" w:type="dxa"/>
+              <w:left w:w="80" w:type="dxa"/>
+              <w:bottom w:w="70" w:type="dxa"/>
+              <w:right w:w="80" w:type="dxa"/>
+            </w:tcMar>
           </w:tcPr>
           <w:p>
             <w:pPr>
@@ -16033,6 +18368,12 @@
         <w:tc>
           <w:tcPr>
             <w:tcW w:w="2123" w:type="dxa"/>
+            <w:tcMar>
+              <w:top w:w="70" w:type="dxa"/>
+              <w:left w:w="80" w:type="dxa"/>
+              <w:bottom w:w="70" w:type="dxa"/>
+              <w:right w:w="80" w:type="dxa"/>
+            </w:tcMar>
           </w:tcPr>
           <w:p>
             <w:pPr>
@@ -16055,6 +18396,12 @@
         <w:tc>
           <w:tcPr>
             <w:tcW w:w="7099" w:type="dxa"/>
+            <w:tcMar>
+              <w:top w:w="70" w:type="dxa"/>
+              <w:left w:w="80" w:type="dxa"/>
+              <w:bottom w:w="70" w:type="dxa"/>
+              <w:right w:w="80" w:type="dxa"/>
+            </w:tcMar>
           </w:tcPr>
           <w:p>
             <w:pPr>
@@ -16104,7 +18451,6 @@
                 <w:sz w:val="18"/>
                 <w:szCs w:val="18"/>
               </w:rPr>
-              <w:lastRenderedPageBreak/>
               <w:t xml:space="preserve">   - Выполняет ETL: очистку (удаление дубликатов), нормализацию (валюта к единому стандарту — RUB по курсу ЦБ на дату), обогащение (добавление категории из справочника).</w:t>
             </w:r>
           </w:p>
@@ -16235,23 +18581,28 @@
         <w:tc>
           <w:tcPr>
             <w:tcW w:w="1104" w:type="dxa"/>
-          </w:tcPr>
-          <w:p>
-            <w:pPr>
-              <w:jc w:val="center"/>
-              <w:rPr>
-                <w:rFonts w:ascii="Times New Roman" w:hAnsi="Times New Roman" w:cs="Times New Roman"/>
-                <w:sz w:val="18"/>
-                <w:szCs w:val="18"/>
-              </w:rPr>
-            </w:pPr>
-            <w:r>
-              <w:rPr>
-                <w:rFonts w:ascii="Times New Roman" w:hAnsi="Times New Roman" w:cs="Times New Roman"/>
-                <w:sz w:val="18"/>
-                <w:szCs w:val="18"/>
-              </w:rPr>
-              <w:lastRenderedPageBreak/>
+            <w:tcMar>
+              <w:top w:w="70" w:type="dxa"/>
+              <w:left w:w="80" w:type="dxa"/>
+              <w:bottom w:w="70" w:type="dxa"/>
+              <w:right w:w="80" w:type="dxa"/>
+            </w:tcMar>
+          </w:tcPr>
+          <w:p>
+            <w:pPr>
+              <w:jc w:val="center"/>
+              <w:rPr>
+                <w:rFonts w:ascii="Times New Roman" w:hAnsi="Times New Roman" w:cs="Times New Roman"/>
+                <w:sz w:val="18"/>
+                <w:szCs w:val="18"/>
+              </w:rPr>
+            </w:pPr>
+            <w:r>
+              <w:rPr>
+                <w:rFonts w:ascii="Times New Roman" w:hAnsi="Times New Roman" w:cs="Times New Roman"/>
+                <w:sz w:val="18"/>
+                <w:szCs w:val="18"/>
+              </w:rPr>
               <w:t>П</w:t>
             </w:r>
           </w:p>
@@ -16259,6 +18610,12 @@
         <w:tc>
           <w:tcPr>
             <w:tcW w:w="864" w:type="dxa"/>
+            <w:tcMar>
+              <w:top w:w="70" w:type="dxa"/>
+              <w:left w:w="80" w:type="dxa"/>
+              <w:bottom w:w="70" w:type="dxa"/>
+              <w:right w:w="80" w:type="dxa"/>
+            </w:tcMar>
           </w:tcPr>
           <w:p>
             <w:pPr>
@@ -16282,6 +18639,12 @@
         <w:tc>
           <w:tcPr>
             <w:tcW w:w="1443" w:type="dxa"/>
+            <w:tcMar>
+              <w:top w:w="70" w:type="dxa"/>
+              <w:left w:w="80" w:type="dxa"/>
+              <w:bottom w:w="70" w:type="dxa"/>
+              <w:right w:w="80" w:type="dxa"/>
+            </w:tcMar>
           </w:tcPr>
           <w:p>
             <w:pPr>
@@ -16307,6 +18670,12 @@
         <w:tc>
           <w:tcPr>
             <w:tcW w:w="1228" w:type="dxa"/>
+            <w:tcMar>
+              <w:top w:w="70" w:type="dxa"/>
+              <w:left w:w="80" w:type="dxa"/>
+              <w:bottom w:w="70" w:type="dxa"/>
+              <w:right w:w="80" w:type="dxa"/>
+            </w:tcMar>
           </w:tcPr>
           <w:p>
             <w:pPr>
@@ -16354,6 +18723,12 @@
         <w:tc>
           <w:tcPr>
             <w:tcW w:w="992" w:type="dxa"/>
+            <w:tcMar>
+              <w:top w:w="70" w:type="dxa"/>
+              <w:left w:w="80" w:type="dxa"/>
+              <w:bottom w:w="70" w:type="dxa"/>
+              <w:right w:w="80" w:type="dxa"/>
+            </w:tcMar>
           </w:tcPr>
           <w:p>
             <w:pPr>
@@ -16382,6 +18757,12 @@
         <w:tc>
           <w:tcPr>
             <w:tcW w:w="2123" w:type="dxa"/>
+            <w:tcMar>
+              <w:top w:w="70" w:type="dxa"/>
+              <w:left w:w="80" w:type="dxa"/>
+              <w:bottom w:w="70" w:type="dxa"/>
+              <w:right w:w="80" w:type="dxa"/>
+            </w:tcMar>
           </w:tcPr>
           <w:p>
             <w:pPr>
@@ -16404,6 +18785,12 @@
         <w:tc>
           <w:tcPr>
             <w:tcW w:w="7099" w:type="dxa"/>
+            <w:tcMar>
+              <w:top w:w="70" w:type="dxa"/>
+              <w:left w:w="80" w:type="dxa"/>
+              <w:bottom w:w="70" w:type="dxa"/>
+              <w:right w:w="80" w:type="dxa"/>
+            </w:tcMar>
           </w:tcPr>
           <w:p>
             <w:pPr>
@@ -16531,6 +18918,12 @@
         <w:tc>
           <w:tcPr>
             <w:tcW w:w="1104" w:type="dxa"/>
+            <w:tcMar>
+              <w:top w:w="70" w:type="dxa"/>
+              <w:left w:w="80" w:type="dxa"/>
+              <w:bottom w:w="70" w:type="dxa"/>
+              <w:right w:w="80" w:type="dxa"/>
+            </w:tcMar>
           </w:tcPr>
           <w:p>
             <w:pPr>
@@ -16554,6 +18947,12 @@
         <w:tc>
           <w:tcPr>
             <w:tcW w:w="864" w:type="dxa"/>
+            <w:tcMar>
+              <w:top w:w="70" w:type="dxa"/>
+              <w:left w:w="80" w:type="dxa"/>
+              <w:bottom w:w="70" w:type="dxa"/>
+              <w:right w:w="80" w:type="dxa"/>
+            </w:tcMar>
           </w:tcPr>
           <w:p>
             <w:pPr>
@@ -16577,6 +18976,12 @@
         <w:tc>
           <w:tcPr>
             <w:tcW w:w="1443" w:type="dxa"/>
+            <w:tcMar>
+              <w:top w:w="70" w:type="dxa"/>
+              <w:left w:w="80" w:type="dxa"/>
+              <w:bottom w:w="70" w:type="dxa"/>
+              <w:right w:w="80" w:type="dxa"/>
+            </w:tcMar>
           </w:tcPr>
           <w:p>
             <w:pPr>
@@ -16602,6 +19007,12 @@
         <w:tc>
           <w:tcPr>
             <w:tcW w:w="1228" w:type="dxa"/>
+            <w:tcMar>
+              <w:top w:w="70" w:type="dxa"/>
+              <w:left w:w="80" w:type="dxa"/>
+              <w:bottom w:w="70" w:type="dxa"/>
+              <w:right w:w="80" w:type="dxa"/>
+            </w:tcMar>
           </w:tcPr>
           <w:p>
             <w:pPr>
@@ -16649,6 +19060,12 @@
         <w:tc>
           <w:tcPr>
             <w:tcW w:w="992" w:type="dxa"/>
+            <w:tcMar>
+              <w:top w:w="70" w:type="dxa"/>
+              <w:left w:w="80" w:type="dxa"/>
+              <w:bottom w:w="70" w:type="dxa"/>
+              <w:right w:w="80" w:type="dxa"/>
+            </w:tcMar>
           </w:tcPr>
           <w:p>
             <w:pPr>
@@ -16709,7 +19126,7 @@
 </file>
 
 <file path=word/numbering.xml><?xml version="1.0" encoding="utf-8"?>
-<w:numbering xmlns:wpc="http://schemas.microsoft.com/office/word/2010/wordprocessingCanvas" xmlns:cx="http://schemas.microsoft.com/office/drawing/2014/chartex" xmlns:cx1="http://schemas.microsoft.com/office/drawing/2015/9/8/chartex" xmlns:cx2="http://schemas.microsoft.com/office/drawing/2015/10/21/chartex" xmlns:cx3="http://schemas.microsoft.com/office/drawing/2016/5/9/chartex" xmlns:cx4="http://schemas.microsoft.com/office/drawing/2016/5/10/chartex" xmlns:cx5="http://schemas.microsoft.com/office/drawing/2016/5/11/chartex" xmlns:cx6="http://schemas.microsoft.com/office/drawing/2016/5/12/chartex" xmlns:cx7="http://schemas.microsoft.com/office/drawing/2016/5/13/chartex" xmlns:cx8="http://schemas.microsoft.com/office/drawing/2016/5/14/chartex" xmlns:mc="http://schemas.openxmlformats.org/markup-compatibility/2006" xmlns:aink="http://schemas.microsoft.com/office/drawing/2016/ink" xmlns:am3d="http://schemas.microsoft.com/office/drawing/2017/model3d" xmlns:o="urn:schemas-microsoft-com:office:office" xmlns:r="http://schemas.openxmlformats.org/officeDocument/2006/relationships" xmlns:m="http://schemas.openxmlformats.org/officeDocument/2006/math" xmlns:v="urn:schemas-microsoft-com:vml" xmlns:wp14="http://schemas.microsoft.com/office/word/2010/wordprocessingDrawing" xmlns:wp="http://schemas.openxmlformats.org/drawingml/2006/wordprocessingDrawing" xmlns:w10="urn:schemas-microsoft-com:office:word" xmlns:w="http://schemas.openxmlformats.org/wordprocessingml/2006/main" xmlns:w14="http://schemas.microsoft.com/office/word/2010/wordml" xmlns:w15="http://schemas.microsoft.com/office/word/2012/wordml" xmlns:w16cex="http://schemas.microsoft.com/office/word/2018/wordml/cex" xmlns:w16cid="http://schemas.microsoft.com/office/word/2016/wordml/cid" xmlns:w16="http://schemas.microsoft.com/office/word/2018/wordml" xmlns:w16sdtdh="http://schemas.microsoft.com/office/word/2020/wordml/sdtdatahash" xmlns:w16se="http://schemas.microsoft.com/office/word/2015/wordml/symex" xmlns:wpg="http://schemas.microsoft.com/office/word/2010/wordprocessingGroup" xmlns:wpi="http://schemas.microsoft.com/office/word/2010/wordprocessingInk" xmlns:wne="http://schemas.microsoft.com/office/word/2006/wordml" xmlns:wps="http://schemas.microsoft.com/office/word/2010/wordprocessingShape" mc:Ignorable="w14 w15 w16se w16cid w16 w16cex w16sdtdh wp14">
+<w:numbering xmlns:wpc="http://schemas.microsoft.com/office/word/2010/wordprocessingCanvas" xmlns:cx="http://schemas.microsoft.com/office/drawing/2014/chartex" xmlns:cx1="http://schemas.microsoft.com/office/drawing/2015/9/8/chartex" xmlns:cx2="http://schemas.microsoft.com/office/drawing/2015/10/21/chartex" xmlns:cx3="http://schemas.microsoft.com/office/drawing/2016/5/9/chartex" xmlns:cx4="http://schemas.microsoft.com/office/drawing/2016/5/10/chartex" xmlns:cx5="http://schemas.microsoft.com/office/drawing/2016/5/11/chartex" xmlns:cx6="http://schemas.microsoft.com/office/drawing/2016/5/12/chartex" xmlns:cx7="http://schemas.microsoft.com/office/drawing/2016/5/13/chartex" xmlns:cx8="http://schemas.microsoft.com/office/drawing/2016/5/14/chartex" xmlns:mc="http://schemas.openxmlformats.org/markup-compatibility/2006" xmlns:aink="http://schemas.microsoft.com/office/drawing/2016/ink" xmlns:am3d="http://schemas.microsoft.com/office/drawing/2017/model3d" xmlns:o="urn:schemas-microsoft-com:office:office" xmlns:oel="http://schemas.microsoft.com/office/2019/extlst" xmlns:r="http://schemas.openxmlformats.org/officeDocument/2006/relationships" xmlns:m="http://schemas.openxmlformats.org/officeDocument/2006/math" xmlns:v="urn:schemas-microsoft-com:vml" xmlns:wp14="http://schemas.microsoft.com/office/word/2010/wordprocessingDrawing" xmlns:wp="http://schemas.openxmlformats.org/drawingml/2006/wordprocessingDrawing" xmlns:w10="urn:schemas-microsoft-com:office:word" xmlns:w="http://schemas.openxmlformats.org/wordprocessingml/2006/main" xmlns:w14="http://schemas.microsoft.com/office/word/2010/wordml" xmlns:w15="http://schemas.microsoft.com/office/word/2012/wordml" xmlns:w16cex="http://schemas.microsoft.com/office/word/2018/wordml/cex" xmlns:w16cid="http://schemas.microsoft.com/office/word/2016/wordml/cid" xmlns:w16="http://schemas.microsoft.com/office/word/2018/wordml" xmlns:w16du="http://schemas.microsoft.com/office/word/2023/wordml/word16du" xmlns:w16sdtdh="http://schemas.microsoft.com/office/word/2020/wordml/sdtdatahash" xmlns:w16sdtfl="http://schemas.microsoft.com/office/word/2024/wordml/sdtformatlock" xmlns:w16se="http://schemas.microsoft.com/office/word/2015/wordml/symex" xmlns:wpg="http://schemas.microsoft.com/office/word/2010/wordprocessingGroup" xmlns:wpi="http://schemas.microsoft.com/office/word/2010/wordprocessingInk" xmlns:wne="http://schemas.microsoft.com/office/word/2006/wordml" xmlns:wps="http://schemas.microsoft.com/office/word/2010/wordprocessingShape" mc:Ignorable="w14 w15 w16se w16cid w16 w16cex w16sdtdh w16sdtfl w16du wp14">
   <w:abstractNum w:abstractNumId="0" w15:restartNumberingAfterBreak="0">
     <w:nsid w:val="056E6CF0"/>
     <w:multiLevelType w:val="multilevel"/>
@@ -16913,17 +19330,17 @@
       </w:pPr>
     </w:lvl>
   </w:abstractNum>
-  <w:num w:numId="1">
+  <w:num w:numId="1" w16cid:durableId="237710523">
     <w:abstractNumId w:val="1"/>
   </w:num>
-  <w:num w:numId="2">
+  <w:num w:numId="2" w16cid:durableId="576717127">
     <w:abstractNumId w:val="0"/>
   </w:num>
 </w:numbering>
 </file>
 
 <file path=word/styles.xml><?xml version="1.0" encoding="utf-8"?>
-<w:styles xmlns:mc="http://schemas.openxmlformats.org/markup-compatibility/2006" xmlns:r="http://schemas.openxmlformats.org/officeDocument/2006/relationships" xmlns:w="http://schemas.openxmlformats.org/wordprocessingml/2006/main" xmlns:w14="http://schemas.microsoft.com/office/word/2010/wordml" xmlns:w15="http://schemas.microsoft.com/office/word/2012/wordml" xmlns:w16cex="http://schemas.microsoft.com/office/word/2018/wordml/cex" xmlns:w16cid="http://schemas.microsoft.com/office/word/2016/wordml/cid" xmlns:w16="http://schemas.microsoft.com/office/word/2018/wordml" xmlns:w16sdtdh="http://schemas.microsoft.com/office/word/2020/wordml/sdtdatahash" xmlns:w16se="http://schemas.microsoft.com/office/word/2015/wordml/symex" mc:Ignorable="w14 w15 w16se w16cid w16 w16cex w16sdtdh">
+<w:styles xmlns:mc="http://schemas.openxmlformats.org/markup-compatibility/2006" xmlns:r="http://schemas.openxmlformats.org/officeDocument/2006/relationships" xmlns:w="http://schemas.openxmlformats.org/wordprocessingml/2006/main" xmlns:w14="http://schemas.microsoft.com/office/word/2010/wordml" xmlns:w15="http://schemas.microsoft.com/office/word/2012/wordml" xmlns:w16cex="http://schemas.microsoft.com/office/word/2018/wordml/cex" xmlns:w16cid="http://schemas.microsoft.com/office/word/2016/wordml/cid" xmlns:w16="http://schemas.microsoft.com/office/word/2018/wordml" xmlns:w16du="http://schemas.microsoft.com/office/word/2023/wordml/word16du" xmlns:w16sdtdh="http://schemas.microsoft.com/office/word/2020/wordml/sdtdatahash" xmlns:w16sdtfl="http://schemas.microsoft.com/office/word/2024/wordml/sdtformatlock" xmlns:w16se="http://schemas.microsoft.com/office/word/2015/wordml/symex" mc:Ignorable="w14 w15 w16se w16cid w16 w16cex w16sdtdh w16sdtfl w16du">
   <w:docDefaults>
     <w:rPrDefault>
       <w:rPr>
